--- a/examples/劝学/劝学_学案.docx
+++ b/examples/劝学/劝学_学案.docx
@@ -653,7 +653,7 @@
               <w:jc w:val="left"/>
               <w:spacing w:line="240" w:lineRule="auto" w:before="55" w:after="55"/>
             </w:pPr>
-            <w:bookmarkStart w:id="1" w:name="__DOCXFIELD_84d68323b6d14943b889e2f7fcda542d___01"/>
+            <w:bookmarkStart w:id="1" w:name="__DOCXFIELD_81cbebb43a7b4d7d92989cf9aeed5c6a___01"/>
             <w:r>
               <w:rPr>
                 <w:sz w:val="22"/>
@@ -749,7 +749,7 @@
               <w:jc w:val="left"/>
               <w:spacing w:line="240" w:lineRule="auto" w:before="55" w:after="55"/>
             </w:pPr>
-            <w:bookmarkStart w:id="3" w:name="__DOCXFIELD_df8b4b6ebf814cd1a1e9a098ce9d3bc9___01"/>
+            <w:bookmarkStart w:id="3" w:name="__DOCXFIELD_b0f4e542813c43538d23baba173ea80d___01"/>
             <w:r>
               <w:rPr>
                 <w:sz w:val="22"/>
@@ -845,7 +845,7 @@
               <w:jc w:val="left"/>
               <w:spacing w:line="240" w:lineRule="auto" w:before="55" w:after="55"/>
             </w:pPr>
-            <w:bookmarkStart w:id="5" w:name="__DOCXFIELD_ad17f2adc6724744a6feeb56c11aa680___01"/>
+            <w:bookmarkStart w:id="5" w:name="__DOCXFIELD_0efe9bddad324ac1a34011445e044b1c___01"/>
             <w:r>
               <w:rPr>
                 <w:sz w:val="22"/>

--- a/examples/劝学/劝学_学案.docx
+++ b/examples/劝学/劝学_学案.docx
@@ -5,104 +5,648 @@
     <w:p>
       <w:pPr>
         <w:pStyle w:val="Heading1"/>
-        <w:spacing w:line="336" w:lineRule="auto"/>
         <w:jc w:val="center"/>
       </w:pPr>
       <w:r>
         <w:rPr>
-          <w:rFonts w:ascii="微软雅黑" w:hAnsi="微软雅黑" w:eastAsia="微软雅黑" w:cs="微软雅黑" w:hint="eastAsia"/>
-          <w:b w:val="0"/>
-          <w:color w:val="111827"/>
-          <w:sz w:val="48"/>
+          <w:rFonts w:ascii="宋体" w:hAnsi="宋体" w:eastAsia="宋体" w:cs="宋体" w:hint="eastAsia"/>
+          <w:sz w:val="44"/>
           <w:lang w:eastAsia="zh-CN"/>
         </w:rPr>
         <w:t>《劝学》学案</w:t>
       </w:r>
+      <w:r/>
     </w:p>
     <w:p>
       <w:pPr>
-        <w:jc w:val="both"/>
+        <w:jc w:val="center"/>
       </w:pPr>
       <w:r>
-        <w:t xml:space="preserve">  </w:t>
-      </w:r>
-      <w:r>
         <w:rPr>
-          <w:rFonts w:ascii="微软雅黑" w:eastAsia="微软雅黑" w:hAnsi="微软雅黑" w:cs="微软雅黑" w:hint="eastAsia"/>
+          <w:rFonts w:ascii="宋体" w:eastAsia="宋体" w:hAnsi="宋体" w:cs="宋体" w:hint="eastAsia"/>
+          <w:color w:val="4B463F"/>
+          <w:sz w:val="21"/>
           <w:lang w:eastAsia="zh-CN"/>
         </w:rPr>
-        <w:t>统编版必修上册第六单元「学习之道」</w:t>
+        <w:t>学生用 ｜ 边读边填 ｜ 三张表填完＝讲稿的材料就齐了</w:t>
       </w:r>
-      <w:r>
-        <w:t xml:space="preserve"> </w:t>
-      </w:r>
-      <w:r>
-        <w:rPr>
-          <w:rFonts w:ascii="微软雅黑" w:eastAsia="微软雅黑" w:hAnsi="微软雅黑" w:cs="微软雅黑" w:hint="eastAsia"/>
-          <w:lang w:eastAsia="zh-CN"/>
-        </w:rPr>
-        <w:t>｜</w:t>
-      </w:r>
-      <w:r>
-        <w:t xml:space="preserve"> 3 </w:t>
-      </w:r>
-      <w:r>
-        <w:rPr>
-          <w:rFonts w:ascii="微软雅黑" w:eastAsia="微软雅黑" w:hAnsi="微软雅黑" w:cs="微软雅黑" w:hint="eastAsia"/>
-          <w:lang w:eastAsia="zh-CN"/>
-        </w:rPr>
-        <w:t>课时</w:t>
-      </w:r>
-      <w:r>
-        <w:t xml:space="preserve"> </w:t>
-      </w:r>
-      <w:r>
-        <w:rPr>
-          <w:rFonts w:ascii="微软雅黑" w:eastAsia="微软雅黑" w:hAnsi="微软雅黑" w:cs="微软雅黑" w:hint="eastAsia"/>
-          <w:lang w:eastAsia="zh-CN"/>
-        </w:rPr>
-        <w:t>｜</w:t>
-      </w:r>
-      <w:r>
-        <w:t xml:space="preserve"> </w:t>
-      </w:r>
-      <w:bookmarkStart w:id="13" w:name="班级_01"/>
-      <w:r>
-        <w:rPr>
-          <w:rFonts w:ascii="微软雅黑" w:eastAsia="微软雅黑" w:hAnsi="微软雅黑" w:cs="微软雅黑" w:hint="eastAsia"/>
-          <w:lang w:eastAsia="zh-CN"/>
-        </w:rPr>
-        <w:t>班级：</w:t>
-      </w:r>
-      <w:r>
-        <w:t xml:space="preserve"> </w:t>
-      </w:r>
-      <w:bookmarkEnd w:id="13"/>
-      <w:bookmarkStart w:id="14" w:name="姓名_01"/>
-      <w:r>
-        <w:rPr>
-          <w:rFonts w:ascii="微软雅黑" w:eastAsia="微软雅黑" w:hAnsi="微软雅黑" w:cs="微软雅黑" w:hint="eastAsia"/>
-          <w:lang w:eastAsia="zh-CN"/>
-        </w:rPr>
-        <w:t>姓名：</w:t>
-      </w:r>
-      <w:bookmarkEnd w:id="14"/>
+      <w:r/>
     </w:p>
     <w:p>
       <w:pPr>
         <w:pStyle w:val="Heading2"/>
-        <w:spacing w:line="312" w:lineRule="auto"/>
-        <w:jc w:val="left"/>
       </w:pPr>
       <w:r>
         <w:rPr>
-          <w:rFonts w:ascii="微软雅黑" w:hAnsi="微软雅黑" w:eastAsia="微软雅黑" w:cs="微软雅黑" w:hint="eastAsia"/>
-          <w:b w:val="0"/>
-          <w:color w:val="111827"/>
-          <w:sz w:val="36"/>
+          <w:rFonts w:ascii="宋体" w:hAnsi="宋体" w:eastAsia="宋体" w:cs="宋体" w:hint="eastAsia"/>
+          <w:sz w:val="28"/>
           <w:lang w:eastAsia="zh-CN"/>
         </w:rPr>
-        <w:t>一、学习目标（我要达到的）</w:t>
+        <w:t>版头信息</w:t>
+      </w:r>
+      <w:r/>
+    </w:p>
+    <w:tbl>
+      <w:tblPr>
+        <w:tblW w:type="pct" w:w="5000"/>
+        <w:tblLook w:firstColumn="1" w:firstRow="1" w:lastColumn="0" w:lastRow="0" w:noHBand="0" w:noVBand="1" w:val="04A0"/>
+        <w:tblLayout w:type="autofit"/>
+      </w:tblPr>
+      <w:tblGrid>
+        <w:gridCol w:w="2160"/>
+        <w:gridCol w:w="2160"/>
+        <w:gridCol w:w="2160"/>
+        <w:gridCol w:w="2160"/>
+      </w:tblGrid>
+      <w:tr>
+        <w:tc>
+          <w:tcPr>
+            <w:tcW w:type="dxa" w:w="2160"/>
+            <w:vAlign w:val="center"/>
+            <w:tcBorders>
+              <w:top w:val="single" w:sz="6" w:space="0" w:color="A8A196"/>
+              <w:bottom w:val="single" w:sz="6" w:space="0" w:color="A8A196"/>
+              <w:left w:val="single" w:sz="6" w:space="0" w:color="A8A196"/>
+              <w:right w:val="single" w:sz="6" w:space="0" w:color="A8A196"/>
+            </w:tcBorders>
+            <w:shd w:val="clear" w:color="auto" w:fill="F2EFE6"/>
+            <w:tcMar>
+              <w:top w:w="60" w:type="dxa"/>
+              <w:bottom w:w="60" w:type="dxa"/>
+              <w:left w:w="100" w:type="dxa"/>
+              <w:right w:w="100" w:type="dxa"/>
+            </w:tcMar>
+          </w:tcPr>
+          <w:p>
+            <w:pPr>
+              <w:spacing w:line="240" w:lineRule="auto" w:before="60" w:after="60"/>
+            </w:pPr>
+            <w:r>
+              <w:rPr>
+                <w:rFonts w:ascii="黑体" w:hAnsi="黑体" w:eastAsia="黑体" w:hint="eastAsia"/>
+                <w:b/>
+              </w:rPr>
+              <w:t>课题</w:t>
+            </w:r>
+          </w:p>
+        </w:tc>
+        <w:tc>
+          <w:tcPr>
+            <w:tcW w:type="dxa" w:w="2160"/>
+            <w:vAlign w:val="center"/>
+            <w:tcBorders>
+              <w:top w:val="single" w:sz="6" w:space="0" w:color="A8A196"/>
+              <w:bottom w:val="single" w:sz="6" w:space="0" w:color="A8A196"/>
+              <w:left w:val="single" w:sz="6" w:space="0" w:color="A8A196"/>
+              <w:right w:val="single" w:sz="6" w:space="0" w:color="A8A196"/>
+            </w:tcBorders>
+            <w:tcMar>
+              <w:top w:w="60" w:type="dxa"/>
+              <w:bottom w:w="60" w:type="dxa"/>
+              <w:left w:w="100" w:type="dxa"/>
+              <w:right w:w="100" w:type="dxa"/>
+            </w:tcMar>
+          </w:tcPr>
+          <w:p>
+            <w:pPr>
+              <w:spacing w:line="240" w:lineRule="auto" w:before="60" w:after="60"/>
+            </w:pPr>
+            <w:r>
+              <w:t>《劝学》（节选）</w:t>
+            </w:r>
+          </w:p>
+        </w:tc>
+        <w:tc>
+          <w:tcPr>
+            <w:tcW w:type="dxa" w:w="2160"/>
+            <w:vAlign w:val="center"/>
+            <w:tcBorders>
+              <w:top w:val="single" w:sz="6" w:space="0" w:color="A8A196"/>
+              <w:bottom w:val="single" w:sz="6" w:space="0" w:color="A8A196"/>
+              <w:left w:val="single" w:sz="6" w:space="0" w:color="A8A196"/>
+              <w:right w:val="single" w:sz="6" w:space="0" w:color="A8A196"/>
+            </w:tcBorders>
+            <w:shd w:val="clear" w:color="auto" w:fill="F2EFE6"/>
+            <w:tcMar>
+              <w:top w:w="60" w:type="dxa"/>
+              <w:bottom w:w="60" w:type="dxa"/>
+              <w:left w:w="100" w:type="dxa"/>
+              <w:right w:w="100" w:type="dxa"/>
+            </w:tcMar>
+          </w:tcPr>
+          <w:p>
+            <w:pPr>
+              <w:spacing w:line="240" w:lineRule="auto" w:before="60" w:after="60"/>
+            </w:pPr>
+            <w:r>
+              <w:rPr>
+                <w:rFonts w:ascii="黑体" w:hAnsi="黑体" w:eastAsia="黑体" w:hint="eastAsia"/>
+                <w:b/>
+              </w:rPr>
+              <w:t>课号</w:t>
+            </w:r>
+          </w:p>
+        </w:tc>
+        <w:tc>
+          <w:tcPr>
+            <w:tcW w:type="dxa" w:w="2160"/>
+            <w:vAlign w:val="center"/>
+            <w:tcBorders>
+              <w:top w:val="single" w:sz="6" w:space="0" w:color="A8A196"/>
+              <w:bottom w:val="single" w:sz="6" w:space="0" w:color="A8A196"/>
+              <w:left w:val="single" w:sz="6" w:space="0" w:color="A8A196"/>
+              <w:right w:val="single" w:sz="6" w:space="0" w:color="A8A196"/>
+            </w:tcBorders>
+            <w:tcMar>
+              <w:top w:w="60" w:type="dxa"/>
+              <w:bottom w:w="60" w:type="dxa"/>
+              <w:left w:w="100" w:type="dxa"/>
+              <w:right w:w="100" w:type="dxa"/>
+            </w:tcMar>
+          </w:tcPr>
+          <w:p>
+            <w:pPr>
+              <w:spacing w:line="240" w:lineRule="auto" w:before="60" w:after="60"/>
+            </w:pPr>
+            <w:r>
+              <w:t>必修上</w:t>
+            </w:r>
+            <w:r>
+              <w:t xml:space="preserve"> </w:t>
+            </w:r>
+            <w:r>
+              <w:t>·</w:t>
+            </w:r>
+            <w:r>
+              <w:t xml:space="preserve"> </w:t>
+            </w:r>
+            <w:r>
+              <w:t>第六单元</w:t>
+            </w:r>
+            <w:r>
+              <w:t xml:space="preserve"> </w:t>
+            </w:r>
+            <w:r>
+              <w:t>·</w:t>
+            </w:r>
+            <w:r>
+              <w:t xml:space="preserve"> </w:t>
+            </w:r>
+            <w:r>
+              <w:t>第</w:t>
+            </w:r>
+            <w:r>
+              <w:t xml:space="preserve"> </w:t>
+            </w:r>
+            <w:r>
+              <w:t xml:space="preserve"> 1 </w:t>
+            </w:r>
+            <w:r>
+              <w:t xml:space="preserve"> </w:t>
+            </w:r>
+            <w:r>
+              <w:t>课</w:t>
+            </w:r>
+          </w:p>
+        </w:tc>
+      </w:tr>
+      <w:tr>
+        <w:tc>
+          <w:tcPr>
+            <w:tcW w:type="dxa" w:w="2160"/>
+            <w:vAlign w:val="center"/>
+            <w:tcBorders>
+              <w:top w:val="single" w:sz="6" w:space="0" w:color="A8A196"/>
+              <w:bottom w:val="single" w:sz="6" w:space="0" w:color="A8A196"/>
+              <w:left w:val="single" w:sz="6" w:space="0" w:color="A8A196"/>
+              <w:right w:val="single" w:sz="6" w:space="0" w:color="A8A196"/>
+            </w:tcBorders>
+            <w:shd w:val="clear" w:color="auto" w:fill="F2EFE6"/>
+            <w:tcMar>
+              <w:top w:w="60" w:type="dxa"/>
+              <w:bottom w:w="60" w:type="dxa"/>
+              <w:left w:w="100" w:type="dxa"/>
+              <w:right w:w="100" w:type="dxa"/>
+            </w:tcMar>
+          </w:tcPr>
+          <w:p>
+            <w:pPr>
+              <w:spacing w:line="240" w:lineRule="auto" w:before="60" w:after="60"/>
+            </w:pPr>
+            <w:r>
+              <w:rPr>
+                <w:rFonts w:ascii="黑体" w:hAnsi="黑体" w:eastAsia="黑体" w:hint="eastAsia"/>
+                <w:b/>
+              </w:rPr>
+              <w:t>年级学科</w:t>
+            </w:r>
+          </w:p>
+        </w:tc>
+        <w:tc>
+          <w:tcPr>
+            <w:tcW w:type="dxa" w:w="2160"/>
+            <w:vAlign w:val="center"/>
+            <w:tcBorders>
+              <w:top w:val="single" w:sz="6" w:space="0" w:color="A8A196"/>
+              <w:bottom w:val="single" w:sz="6" w:space="0" w:color="A8A196"/>
+              <w:left w:val="single" w:sz="6" w:space="0" w:color="A8A196"/>
+              <w:right w:val="single" w:sz="6" w:space="0" w:color="A8A196"/>
+            </w:tcBorders>
+            <w:tcMar>
+              <w:top w:w="60" w:type="dxa"/>
+              <w:bottom w:w="60" w:type="dxa"/>
+              <w:left w:w="100" w:type="dxa"/>
+              <w:right w:w="100" w:type="dxa"/>
+            </w:tcMar>
+          </w:tcPr>
+          <w:p>
+            <w:pPr>
+              <w:spacing w:line="240" w:lineRule="auto" w:before="60" w:after="60"/>
+            </w:pPr>
+            <w:r>
+              <w:t>高一语文</w:t>
+            </w:r>
+          </w:p>
+        </w:tc>
+        <w:tc>
+          <w:tcPr>
+            <w:tcW w:type="dxa" w:w="2160"/>
+            <w:vAlign w:val="center"/>
+            <w:tcBorders>
+              <w:top w:val="single" w:sz="6" w:space="0" w:color="A8A196"/>
+              <w:bottom w:val="single" w:sz="6" w:space="0" w:color="A8A196"/>
+              <w:left w:val="single" w:sz="6" w:space="0" w:color="A8A196"/>
+              <w:right w:val="single" w:sz="6" w:space="0" w:color="A8A196"/>
+            </w:tcBorders>
+            <w:shd w:val="clear" w:color="auto" w:fill="F2EFE6"/>
+            <w:tcMar>
+              <w:top w:w="60" w:type="dxa"/>
+              <w:bottom w:w="60" w:type="dxa"/>
+              <w:left w:w="100" w:type="dxa"/>
+              <w:right w:w="100" w:type="dxa"/>
+            </w:tcMar>
+          </w:tcPr>
+          <w:p>
+            <w:pPr>
+              <w:spacing w:line="240" w:lineRule="auto" w:before="60" w:after="60"/>
+            </w:pPr>
+            <w:r>
+              <w:rPr>
+                <w:rFonts w:ascii="黑体" w:hAnsi="黑体" w:eastAsia="黑体" w:hint="eastAsia"/>
+                <w:b/>
+              </w:rPr>
+              <w:t>课时</w:t>
+            </w:r>
+          </w:p>
+        </w:tc>
+        <w:tc>
+          <w:tcPr>
+            <w:tcW w:type="dxa" w:w="2160"/>
+            <w:vAlign w:val="center"/>
+            <w:tcBorders>
+              <w:top w:val="single" w:sz="6" w:space="0" w:color="A8A196"/>
+              <w:bottom w:val="single" w:sz="6" w:space="0" w:color="A8A196"/>
+              <w:left w:val="single" w:sz="6" w:space="0" w:color="A8A196"/>
+              <w:right w:val="single" w:sz="6" w:space="0" w:color="A8A196"/>
+            </w:tcBorders>
+            <w:tcMar>
+              <w:top w:w="60" w:type="dxa"/>
+              <w:bottom w:w="60" w:type="dxa"/>
+              <w:left w:w="100" w:type="dxa"/>
+              <w:right w:w="100" w:type="dxa"/>
+            </w:tcMar>
+          </w:tcPr>
+          <w:p>
+            <w:pPr>
+              <w:spacing w:line="240" w:lineRule="auto" w:before="60" w:after="60"/>
+            </w:pPr>
+            <w:r>
+              <w:t xml:space="preserve">3 </w:t>
+            </w:r>
+            <w:r>
+              <w:t xml:space="preserve"> </w:t>
+            </w:r>
+            <w:r>
+              <w:t>课时（</w:t>
+            </w:r>
+            <w:r>
+              <w:t xml:space="preserve"> </w:t>
+            </w:r>
+            <w:r>
+              <w:t xml:space="preserve">135 </w:t>
+            </w:r>
+            <w:r>
+              <w:t xml:space="preserve"> </w:t>
+            </w:r>
+            <w:r>
+              <w:t>分钟）</w:t>
+            </w:r>
+          </w:p>
+        </w:tc>
+      </w:tr>
+      <w:tr>
+        <w:tc>
+          <w:tcPr>
+            <w:tcW w:type="dxa" w:w="2160"/>
+            <w:vAlign w:val="center"/>
+            <w:tcBorders>
+              <w:top w:val="single" w:sz="6" w:space="0" w:color="A8A196"/>
+              <w:bottom w:val="single" w:sz="6" w:space="0" w:color="A8A196"/>
+              <w:left w:val="single" w:sz="6" w:space="0" w:color="A8A196"/>
+              <w:right w:val="single" w:sz="6" w:space="0" w:color="A8A196"/>
+            </w:tcBorders>
+            <w:shd w:val="clear" w:color="auto" w:fill="F2EFE6"/>
+            <w:tcMar>
+              <w:top w:w="60" w:type="dxa"/>
+              <w:bottom w:w="60" w:type="dxa"/>
+              <w:left w:w="100" w:type="dxa"/>
+              <w:right w:w="100" w:type="dxa"/>
+            </w:tcMar>
+          </w:tcPr>
+          <w:p>
+            <w:pPr>
+              <w:spacing w:line="240" w:lineRule="auto" w:before="60" w:after="60"/>
+            </w:pPr>
+            <w:r>
+              <w:rPr>
+                <w:rFonts w:ascii="黑体" w:hAnsi="黑体" w:eastAsia="黑体" w:hint="eastAsia"/>
+                <w:b/>
+              </w:rPr>
+              <w:t>主备人</w:t>
+            </w:r>
+          </w:p>
+        </w:tc>
+        <w:tc>
+          <w:tcPr>
+            <w:tcW w:type="dxa" w:w="2160"/>
+            <w:vAlign w:val="center"/>
+            <w:tcBorders>
+              <w:top w:val="single" w:sz="6" w:space="0" w:color="A8A196"/>
+              <w:bottom w:val="single" w:sz="6" w:space="0" w:color="A8A196"/>
+              <w:left w:val="single" w:sz="6" w:space="0" w:color="A8A196"/>
+              <w:right w:val="single" w:sz="6" w:space="0" w:color="A8A196"/>
+            </w:tcBorders>
+            <w:tcMar>
+              <w:top w:w="60" w:type="dxa"/>
+              <w:bottom w:w="60" w:type="dxa"/>
+              <w:left w:w="100" w:type="dxa"/>
+              <w:right w:w="100" w:type="dxa"/>
+            </w:tcMar>
+          </w:tcPr>
+          <w:p>
+            <w:pPr>
+              <w:spacing w:line="240" w:lineRule="auto" w:before="60" w:after="60"/>
+            </w:pPr>
+            <w:bookmarkStart w:id="0" w:name="主备人_01"/>
+            <w:r>
+              <w:t xml:space="preserve"> </w:t>
+            </w:r>
+            <w:bookmarkEnd w:id="0"/>
+          </w:p>
+        </w:tc>
+        <w:tc>
+          <w:tcPr>
+            <w:tcW w:type="dxa" w:w="2160"/>
+            <w:vAlign w:val="center"/>
+            <w:tcBorders>
+              <w:top w:val="single" w:sz="6" w:space="0" w:color="A8A196"/>
+              <w:bottom w:val="single" w:sz="6" w:space="0" w:color="A8A196"/>
+              <w:left w:val="single" w:sz="6" w:space="0" w:color="A8A196"/>
+              <w:right w:val="single" w:sz="6" w:space="0" w:color="A8A196"/>
+            </w:tcBorders>
+            <w:shd w:val="clear" w:color="auto" w:fill="F2EFE6"/>
+            <w:tcMar>
+              <w:top w:w="60" w:type="dxa"/>
+              <w:bottom w:w="60" w:type="dxa"/>
+              <w:left w:w="100" w:type="dxa"/>
+              <w:right w:w="100" w:type="dxa"/>
+            </w:tcMar>
+          </w:tcPr>
+          <w:p>
+            <w:pPr>
+              <w:spacing w:line="240" w:lineRule="auto" w:before="60" w:after="60"/>
+            </w:pPr>
+            <w:r>
+              <w:rPr>
+                <w:rFonts w:ascii="黑体" w:hAnsi="黑体" w:eastAsia="黑体" w:hint="eastAsia"/>
+                <w:b/>
+              </w:rPr>
+              <w:t>审核人</w:t>
+            </w:r>
+          </w:p>
+        </w:tc>
+        <w:tc>
+          <w:tcPr>
+            <w:tcW w:type="dxa" w:w="2160"/>
+            <w:vAlign w:val="center"/>
+            <w:tcBorders>
+              <w:top w:val="single" w:sz="6" w:space="0" w:color="A8A196"/>
+              <w:bottom w:val="single" w:sz="6" w:space="0" w:color="A8A196"/>
+              <w:left w:val="single" w:sz="6" w:space="0" w:color="A8A196"/>
+              <w:right w:val="single" w:sz="6" w:space="0" w:color="A8A196"/>
+            </w:tcBorders>
+            <w:tcMar>
+              <w:top w:w="60" w:type="dxa"/>
+              <w:bottom w:w="60" w:type="dxa"/>
+              <w:left w:w="100" w:type="dxa"/>
+              <w:right w:w="100" w:type="dxa"/>
+            </w:tcMar>
+          </w:tcPr>
+          <w:p>
+            <w:pPr>
+              <w:spacing w:line="240" w:lineRule="auto" w:before="60" w:after="60"/>
+            </w:pPr>
+            <w:bookmarkStart w:id="1" w:name="审核人_01"/>
+            <w:r>
+              <w:t xml:space="preserve"> </w:t>
+            </w:r>
+            <w:bookmarkEnd w:id="1"/>
+          </w:p>
+        </w:tc>
+      </w:tr>
+      <w:tr>
+        <w:tc>
+          <w:tcPr>
+            <w:tcW w:type="dxa" w:w="2160"/>
+            <w:vAlign w:val="center"/>
+            <w:tcBorders>
+              <w:top w:val="single" w:sz="6" w:space="0" w:color="A8A196"/>
+              <w:bottom w:val="single" w:sz="6" w:space="0" w:color="A8A196"/>
+              <w:left w:val="single" w:sz="6" w:space="0" w:color="A8A196"/>
+              <w:right w:val="single" w:sz="6" w:space="0" w:color="A8A196"/>
+            </w:tcBorders>
+            <w:shd w:val="clear" w:color="auto" w:fill="F2EFE6"/>
+            <w:tcMar>
+              <w:top w:w="60" w:type="dxa"/>
+              <w:bottom w:w="60" w:type="dxa"/>
+              <w:left w:w="100" w:type="dxa"/>
+              <w:right w:w="100" w:type="dxa"/>
+            </w:tcMar>
+          </w:tcPr>
+          <w:p>
+            <w:pPr>
+              <w:spacing w:line="240" w:lineRule="auto" w:before="60" w:after="60"/>
+            </w:pPr>
+            <w:r>
+              <w:rPr>
+                <w:rFonts w:ascii="黑体" w:hAnsi="黑体" w:eastAsia="黑体" w:hint="eastAsia"/>
+                <w:b/>
+              </w:rPr>
+              <w:t>编号</w:t>
+            </w:r>
+          </w:p>
+        </w:tc>
+        <w:tc>
+          <w:tcPr>
+            <w:tcW w:type="dxa" w:w="2160"/>
+            <w:vAlign w:val="center"/>
+            <w:tcBorders>
+              <w:top w:val="single" w:sz="6" w:space="0" w:color="A8A196"/>
+              <w:bottom w:val="single" w:sz="6" w:space="0" w:color="A8A196"/>
+              <w:left w:val="single" w:sz="6" w:space="0" w:color="A8A196"/>
+              <w:right w:val="single" w:sz="6" w:space="0" w:color="A8A196"/>
+            </w:tcBorders>
+            <w:tcMar>
+              <w:top w:w="60" w:type="dxa"/>
+              <w:bottom w:w="60" w:type="dxa"/>
+              <w:left w:w="100" w:type="dxa"/>
+              <w:right w:w="100" w:type="dxa"/>
+            </w:tcMar>
+          </w:tcPr>
+          <w:p>
+            <w:pPr>
+              <w:spacing w:line="240" w:lineRule="auto" w:before="60" w:after="60"/>
+            </w:pPr>
+            <w:bookmarkStart w:id="2" w:name="编号_01"/>
+            <w:r>
+              <w:t xml:space="preserve"> </w:t>
+            </w:r>
+            <w:bookmarkEnd w:id="2"/>
+          </w:p>
+        </w:tc>
+        <w:tc>
+          <w:tcPr>
+            <w:tcW w:type="dxa" w:w="2160"/>
+            <w:vAlign w:val="center"/>
+            <w:tcBorders>
+              <w:top w:val="single" w:sz="6" w:space="0" w:color="A8A196"/>
+              <w:bottom w:val="single" w:sz="6" w:space="0" w:color="A8A196"/>
+              <w:left w:val="single" w:sz="6" w:space="0" w:color="A8A196"/>
+              <w:right w:val="single" w:sz="6" w:space="0" w:color="A8A196"/>
+            </w:tcBorders>
+            <w:shd w:val="clear" w:color="auto" w:fill="F2EFE6"/>
+            <w:tcMar>
+              <w:top w:w="60" w:type="dxa"/>
+              <w:bottom w:w="60" w:type="dxa"/>
+              <w:left w:w="100" w:type="dxa"/>
+              <w:right w:w="100" w:type="dxa"/>
+            </w:tcMar>
+          </w:tcPr>
+          <w:p>
+            <w:pPr>
+              <w:spacing w:line="240" w:lineRule="auto" w:before="60" w:after="60"/>
+            </w:pPr>
+            <w:r>
+              <w:rPr>
+                <w:rFonts w:ascii="黑体" w:hAnsi="黑体" w:eastAsia="黑体" w:hint="eastAsia"/>
+                <w:b/>
+              </w:rPr>
+              <w:t>日期</w:t>
+            </w:r>
+          </w:p>
+        </w:tc>
+        <w:tc>
+          <w:tcPr>
+            <w:tcW w:type="dxa" w:w="2160"/>
+            <w:vAlign w:val="center"/>
+            <w:tcBorders>
+              <w:top w:val="single" w:sz="6" w:space="0" w:color="A8A196"/>
+              <w:bottom w:val="single" w:sz="6" w:space="0" w:color="A8A196"/>
+              <w:left w:val="single" w:sz="6" w:space="0" w:color="A8A196"/>
+              <w:right w:val="single" w:sz="6" w:space="0" w:color="A8A196"/>
+            </w:tcBorders>
+            <w:tcMar>
+              <w:top w:w="60" w:type="dxa"/>
+              <w:bottom w:w="60" w:type="dxa"/>
+              <w:left w:w="100" w:type="dxa"/>
+              <w:right w:w="100" w:type="dxa"/>
+            </w:tcMar>
+          </w:tcPr>
+          <w:p>
+            <w:pPr>
+              <w:spacing w:line="240" w:lineRule="auto" w:before="60" w:after="60"/>
+            </w:pPr>
+            <w:bookmarkStart w:id="3" w:name="日期_01"/>
+            <w:r>
+              <w:t xml:space="preserve"> </w:t>
+            </w:r>
+            <w:bookmarkEnd w:id="3"/>
+          </w:p>
+        </w:tc>
+      </w:tr>
+    </w:tbl>
+    <w:p>
+      <w:r/>
+    </w:p>
+    <w:p>
+      <w:pPr>
+        <w:pStyle w:val="Heading2"/>
+      </w:pPr>
+      <w:r>
+        <w:rPr>
+          <w:rFonts w:ascii="宋体" w:hAnsi="宋体" w:eastAsia="宋体" w:cs="宋体" w:hint="eastAsia"/>
+          <w:sz w:val="28"/>
+          <w:lang w:eastAsia="zh-CN"/>
+        </w:rPr>
+        <w:t>一、学习目标</w:t>
+      </w:r>
+      <w:r/>
+    </w:p>
+    <w:p>
+      <w:pPr>
+        <w:pStyle w:val="ListNumber"/>
+        <w:numPr>
+          <w:ilvl w:val="0"/>
+          <w:numId w:val="10"/>
+        </w:numPr>
+        <w:spacing w:before="40" w:after="40"/>
+      </w:pPr>
+      <w:r>
+        <w:rPr>
+          <w:rFonts w:ascii="宋体" w:eastAsia="宋体" w:hAnsi="宋体" w:cs="宋体" w:hint="eastAsia"/>
+          <w:lang w:eastAsia="zh-CN"/>
+        </w:rPr>
+        <w:t>能指出「于」「而」两个字在文中的</w:t>
+      </w:r>
+      <w:r>
+        <w:rPr>
+          <w:rFonts w:ascii="宋体" w:eastAsia="宋体" w:hAnsi="宋体" w:cs="宋体" w:hint="eastAsia"/>
+          <w:b/>
+          <w:lang w:eastAsia="zh-CN"/>
+        </w:rPr>
+        <w:t>不同用法</w:t>
+      </w:r>
+      <w:r>
+        <w:rPr>
+          <w:rFonts w:ascii="宋体" w:eastAsia="宋体" w:hAnsi="宋体" w:cs="宋体" w:hint="eastAsia"/>
+          <w:lang w:eastAsia="zh-CN"/>
+        </w:rPr>
+        <w:t>，并说出「青，取之于蓝，而青于蓝」比「学习能使人进步」</w:t>
+      </w:r>
+      <w:r>
+        <w:rPr>
+          <w:rFonts w:ascii="宋体" w:eastAsia="宋体" w:hAnsi="宋体" w:cs="宋体" w:hint="eastAsia"/>
+          <w:b/>
+          <w:lang w:eastAsia="zh-CN"/>
+        </w:rPr>
+        <w:t>多说了什么</w:t>
+      </w:r>
+      <w:r>
+        <w:rPr>
+          <w:rFonts w:ascii="宋体" w:eastAsia="宋体" w:hAnsi="宋体" w:cs="宋体" w:hint="eastAsia"/>
+          <w:lang w:eastAsia="zh-CN"/>
+        </w:rPr>
+        <w:t>。</w:t>
       </w:r>
     </w:p>
     <w:p>
@@ -112,15 +656,44 @@
           <w:ilvl w:val="0"/>
           <w:numId w:val="10"/>
         </w:numPr>
-        <w:spacing w:after="96"/>
-        <w:jc w:val="left"/>
+        <w:spacing w:before="40" w:after="40"/>
       </w:pPr>
       <w:r>
         <w:rPr>
-          <w:rFonts w:ascii="微软雅黑" w:eastAsia="微软雅黑" w:hAnsi="微软雅黑" w:cs="微软雅黑" w:hint="eastAsia"/>
+          <w:rFonts w:ascii="宋体" w:eastAsia="宋体" w:hAnsi="宋体" w:cs="宋体" w:hint="eastAsia"/>
           <w:lang w:eastAsia="zh-CN"/>
         </w:rPr>
-        <w:t>我能说清「于」「而」在「青，取之于蓝，而青于蓝」里各起什么作用，并能讲出这句话的重心落在哪里。</w:t>
+        <w:t>能归纳第一段五处比喻的</w:t>
+      </w:r>
+      <w:r>
+        <w:rPr>
+          <w:rFonts w:ascii="宋体" w:eastAsia="宋体" w:hAnsi="宋体" w:cs="宋体" w:hint="eastAsia"/>
+          <w:b/>
+          <w:lang w:eastAsia="zh-CN"/>
+        </w:rPr>
+        <w:t>共同点</w:t>
+      </w:r>
+      <w:r>
+        <w:rPr>
+          <w:rFonts w:ascii="宋体" w:eastAsia="宋体" w:hAnsi="宋体" w:cs="宋体" w:hint="eastAsia"/>
+          <w:lang w:eastAsia="zh-CN"/>
+        </w:rPr>
+        <w:t>，并说出它们为什么比直接讲道理</w:t>
+      </w:r>
+      <w:r>
+        <w:rPr>
+          <w:rFonts w:ascii="宋体" w:eastAsia="宋体" w:hAnsi="宋体" w:cs="宋体" w:hint="eastAsia"/>
+          <w:b/>
+          <w:lang w:eastAsia="zh-CN"/>
+        </w:rPr>
+        <w:t>更容易让人信服</w:t>
+      </w:r>
+      <w:r>
+        <w:rPr>
+          <w:rFonts w:ascii="宋体" w:eastAsia="宋体" w:hAnsi="宋体" w:cs="宋体" w:hint="eastAsia"/>
+          <w:lang w:eastAsia="zh-CN"/>
+        </w:rPr>
+        <w:t>。</w:t>
       </w:r>
     </w:p>
     <w:p>
@@ -130,15 +703,137 @@
           <w:ilvl w:val="0"/>
           <w:numId w:val="10"/>
         </w:numPr>
-        <w:spacing w:after="96"/>
-        <w:jc w:val="left"/>
+        <w:spacing w:before="40" w:after="40"/>
       </w:pPr>
       <w:r>
         <w:rPr>
-          <w:rFonts w:ascii="微软雅黑" w:eastAsia="微软雅黑" w:hAnsi="微软雅黑" w:cs="微软雅黑" w:hint="eastAsia"/>
+          <w:rFonts w:ascii="宋体" w:eastAsia="宋体" w:hAnsi="宋体" w:cs="宋体" w:hint="eastAsia"/>
           <w:lang w:eastAsia="zh-CN"/>
         </w:rPr>
-        <w:t>我能找出第一段用的自然物象，说出它们的共同点，并讲清它们和「学」像在哪一点。</w:t>
+        <w:t>能找出第二段「假于物」的例子与第三段的正反对照，说清作者是</w:t>
+      </w:r>
+      <w:r>
+        <w:rPr>
+          <w:rFonts w:ascii="宋体" w:eastAsia="宋体" w:hAnsi="宋体" w:cs="宋体" w:hint="eastAsia"/>
+          <w:b/>
+          <w:lang w:eastAsia="zh-CN"/>
+        </w:rPr>
+        <w:t>怎样</w:t>
+      </w:r>
+      <w:r>
+        <w:rPr>
+          <w:rFonts w:ascii="宋体" w:eastAsia="宋体" w:hAnsi="宋体" w:cs="宋体" w:hint="eastAsia"/>
+          <w:lang w:eastAsia="zh-CN"/>
+        </w:rPr>
+        <w:t>把「学不可以已」讲成立的。</w:t>
+      </w:r>
+      <w:r/>
+    </w:p>
+    <w:p>
+      <w:pPr>
+        <w:pStyle w:val="Heading2"/>
+      </w:pPr>
+      <w:r>
+        <w:rPr>
+          <w:rFonts w:ascii="宋体" w:hAnsi="宋体" w:eastAsia="宋体" w:cs="宋体" w:hint="eastAsia"/>
+          <w:sz w:val="28"/>
+          <w:lang w:eastAsia="zh-CN"/>
+        </w:rPr>
+        <w:t>二、学习重点与难点</w:t>
+      </w:r>
+      <w:r/>
+    </w:p>
+    <w:p>
+      <w:pPr/>
+      <w:r>
+        <w:rPr>
+          <w:rFonts w:ascii="宋体" w:hAnsi="宋体" w:eastAsia="宋体" w:cs="宋体" w:hint="eastAsia"/>
+          <w:lang w:eastAsia="zh-CN"/>
+        </w:rPr>
+        <w:t>重点</w:t>
+      </w:r>
+      <w:r>
+        <w:rPr>
+          <w:rFonts w:ascii="宋体" w:eastAsia="宋体" w:hAnsi="宋体" w:cs="宋体" w:hint="eastAsia"/>
+          <w:lang w:eastAsia="zh-CN"/>
+        </w:rPr>
+        <w:t xml:space="preserve">　读出比喻的共同点，理清文章的论证结构。</w:t>
+      </w:r>
+      <w:r/>
+    </w:p>
+    <w:p>
+      <w:pPr/>
+      <w:r>
+        <w:rPr>
+          <w:rFonts w:ascii="宋体" w:hAnsi="宋体" w:eastAsia="宋体" w:cs="宋体" w:hint="eastAsia"/>
+          <w:lang w:eastAsia="zh-CN"/>
+        </w:rPr>
+        <w:t>难点</w:t>
+      </w:r>
+      <w:r>
+        <w:rPr>
+          <w:rFonts w:ascii="宋体" w:eastAsia="宋体" w:hAnsi="宋体" w:cs="宋体" w:hint="eastAsia"/>
+          <w:lang w:eastAsia="zh-CN"/>
+        </w:rPr>
+        <w:t xml:space="preserve">　说清「比喻」在这篇文章里不只是让人读着生动，而是作者</w:t>
+      </w:r>
+      <w:r>
+        <w:rPr>
+          <w:rFonts w:ascii="宋体" w:eastAsia="宋体" w:hAnsi="宋体" w:cs="宋体" w:hint="eastAsia"/>
+          <w:b/>
+          <w:lang w:eastAsia="zh-CN"/>
+        </w:rPr>
+        <w:t>用来讲道理的方式</w:t>
+      </w:r>
+      <w:r>
+        <w:rPr>
+          <w:rFonts w:ascii="宋体" w:eastAsia="宋体" w:hAnsi="宋体" w:cs="宋体" w:hint="eastAsia"/>
+          <w:lang w:eastAsia="zh-CN"/>
+        </w:rPr>
+        <w:t>。</w:t>
+      </w:r>
+      <w:r/>
+    </w:p>
+    <w:p>
+      <w:pPr>
+        <w:pStyle w:val="Heading2"/>
+      </w:pPr>
+      <w:r>
+        <w:rPr>
+          <w:rFonts w:ascii="宋体" w:hAnsi="宋体" w:eastAsia="宋体" w:cs="宋体" w:hint="eastAsia"/>
+          <w:sz w:val="28"/>
+          <w:lang w:eastAsia="zh-CN"/>
+        </w:rPr>
+        <w:t>三、学法指导</w:t>
+      </w:r>
+      <w:r/>
+    </w:p>
+    <w:p>
+      <w:pPr>
+        <w:pStyle w:val="ListNumber"/>
+        <w:numPr>
+          <w:ilvl w:val="0"/>
+          <w:numId w:val="11"/>
+        </w:numPr>
+        <w:spacing w:before="40" w:after="40"/>
+      </w:pPr>
+      <w:r>
+        <w:rPr>
+          <w:rFonts w:ascii="宋体" w:eastAsia="宋体" w:hAnsi="宋体" w:cs="宋体" w:hint="eastAsia"/>
+          <w:b/>
+          <w:lang w:eastAsia="zh-CN"/>
+        </w:rPr>
+        <w:t>读不通先画下来</w:t>
+      </w:r>
+      <w:r>
+        <w:t>——</w:t>
+      </w:r>
+      <w:r>
+        <w:rPr>
+          <w:rFonts w:ascii="宋体" w:eastAsia="宋体" w:hAnsi="宋体" w:cs="宋体" w:hint="eastAsia"/>
+          <w:lang w:eastAsia="zh-CN"/>
+        </w:rPr>
+        <w:t>不要停在那里死抠一个字，读完全文再回头，多数句子会出现新的理解。</w:t>
       </w:r>
     </w:p>
     <w:p>
@@ -146,183 +841,640 @@
         <w:pStyle w:val="ListNumber"/>
         <w:numPr>
           <w:ilvl w:val="0"/>
-          <w:numId w:val="10"/>
+          <w:numId w:val="11"/>
         </w:numPr>
-        <w:spacing w:after="96"/>
-        <w:jc w:val="left"/>
+        <w:spacing w:before="40" w:after="40"/>
       </w:pPr>
       <w:r>
         <w:rPr>
-          <w:rFonts w:ascii="微软雅黑" w:eastAsia="微软雅黑" w:hAnsi="微软雅黑" w:cs="微软雅黑" w:hint="eastAsia"/>
+          <w:rFonts w:ascii="宋体" w:eastAsia="宋体" w:hAnsi="宋体" w:cs="宋体" w:hint="eastAsia"/>
+          <w:b/>
           <w:lang w:eastAsia="zh-CN"/>
         </w:rPr>
-        <w:t>我能从第二段找出「假于物」的例子、从第三段找出正反两组例子，讲清荀子是怎么把「学不可以已」说成立的。</w:t>
+        <w:t>想清楚再开口</w:t>
+      </w:r>
+      <w:r>
+        <w:t>——</w:t>
+      </w:r>
+      <w:r>
+        <w:rPr>
+          <w:rFonts w:ascii="宋体" w:eastAsia="宋体" w:hAnsi="宋体" w:cs="宋体" w:hint="eastAsia"/>
+          <w:lang w:eastAsia="zh-CN"/>
+        </w:rPr>
+        <w:t>每一处讨论，先在本学案上写下一句话，再和同桌交流。</w:t>
       </w:r>
     </w:p>
     <w:p>
       <w:pPr>
-        <w:pStyle w:val="Heading2"/>
-        <w:spacing w:line="312" w:lineRule="auto"/>
-        <w:jc w:val="left"/>
+        <w:pStyle w:val="ListNumber"/>
+        <w:numPr>
+          <w:ilvl w:val="0"/>
+          <w:numId w:val="11"/>
+        </w:numPr>
+        <w:spacing w:before="40" w:after="40"/>
       </w:pPr>
       <w:r>
         <w:rPr>
-          <w:rFonts w:ascii="微软雅黑" w:hAnsi="微软雅黑" w:eastAsia="微软雅黑" w:cs="微软雅黑" w:hint="eastAsia"/>
-          <w:b w:val="0"/>
-          <w:color w:val="111827"/>
-          <w:sz w:val="36"/>
+          <w:rFonts w:ascii="宋体" w:eastAsia="宋体" w:hAnsi="宋体" w:cs="宋体" w:hint="eastAsia"/>
+          <w:b/>
           <w:lang w:eastAsia="zh-CN"/>
         </w:rPr>
-        <w:t>二、学习重难点</w:t>
+        <w:t>填表只用关键词</w:t>
+      </w:r>
+      <w:r>
+        <w:t>——</w:t>
+      </w:r>
+      <w:r>
+        <w:rPr>
+          <w:rFonts w:ascii="宋体" w:eastAsia="宋体" w:hAnsi="宋体" w:cs="宋体" w:hint="eastAsia"/>
+          <w:lang w:eastAsia="zh-CN"/>
+        </w:rPr>
+        <w:t>不写整句；表格填好后，要能照着它把话完整说出来。</w:t>
+      </w:r>
+      <w:r/>
+    </w:p>
+    <w:p>
+      <w:pPr>
+        <w:pStyle w:val="Heading2"/>
+      </w:pPr>
+      <w:r>
+        <w:rPr>
+          <w:rFonts w:ascii="宋体" w:hAnsi="宋体" w:eastAsia="宋体" w:cs="宋体" w:hint="eastAsia"/>
+          <w:sz w:val="28"/>
+          <w:lang w:eastAsia="zh-CN"/>
+        </w:rPr>
+        <w:t>四、课前案</w:t>
+      </w:r>
+      <w:r/>
+    </w:p>
+    <w:p>
+      <w:pPr>
+        <w:pStyle w:val="Heading3"/>
+      </w:pPr>
+      <w:r>
+        <w:rPr>
+          <w:rFonts w:ascii="宋体" w:hAnsi="宋体" w:eastAsia="宋体" w:cs="宋体" w:hint="eastAsia"/>
+          <w:sz w:val="24"/>
+          <w:lang w:eastAsia="zh-CN"/>
+        </w:rPr>
+        <w:t>4.1 知识链接</w:t>
+      </w:r>
+      <w:r/>
+    </w:p>
+    <w:p>
+      <w:pPr/>
+      <w:r>
+        <w:rPr>
+          <w:rFonts w:ascii="宋体" w:eastAsia="宋体" w:hAnsi="宋体" w:cs="宋体" w:hint="eastAsia"/>
+          <w:b/>
+          <w:lang w:eastAsia="zh-CN"/>
+        </w:rPr>
+        <w:t>作者</w:t>
+      </w:r>
+      <w:r>
+        <w:rPr>
+          <w:rFonts w:ascii="宋体" w:eastAsia="宋体" w:hAnsi="宋体" w:cs="宋体" w:hint="eastAsia"/>
+          <w:lang w:eastAsia="zh-CN"/>
+        </w:rPr>
+        <w:t xml:space="preserve">　荀子（约公元前</w:t>
+      </w:r>
+      <w:r>
+        <w:t xml:space="preserve"> 313—</w:t>
+      </w:r>
+      <w:r>
+        <w:rPr>
+          <w:rFonts w:ascii="宋体" w:eastAsia="宋体" w:hAnsi="宋体" w:cs="宋体" w:hint="eastAsia"/>
+          <w:lang w:eastAsia="zh-CN"/>
+        </w:rPr>
+        <w:t>前</w:t>
+      </w:r>
+      <w:r>
+        <w:t xml:space="preserve"> 238 </w:t>
+      </w:r>
+      <w:r>
+        <w:rPr>
+          <w:rFonts w:ascii="宋体" w:eastAsia="宋体" w:hAnsi="宋体" w:cs="宋体" w:hint="eastAsia"/>
+          <w:lang w:eastAsia="zh-CN"/>
+        </w:rPr>
+        <w:t>年），名况，战国末期赵国人，儒家代表人物。与孟子主张「人性本善」不同，荀子主张「性恶」，认为人的善是</w:t>
+      </w:r>
+      <w:r>
+        <w:rPr>
+          <w:rFonts w:ascii="宋体" w:eastAsia="宋体" w:hAnsi="宋体" w:cs="宋体" w:hint="eastAsia"/>
+          <w:b/>
+          <w:lang w:eastAsia="zh-CN"/>
+        </w:rPr>
+        <w:t>后天学习和礼法约束</w:t>
+      </w:r>
+      <w:r>
+        <w:rPr>
+          <w:rFonts w:ascii="宋体" w:eastAsia="宋体" w:hAnsi="宋体" w:cs="宋体" w:hint="eastAsia"/>
+          <w:lang w:eastAsia="zh-CN"/>
+        </w:rPr>
+        <w:t>的结果</w:t>
+      </w:r>
+      <w:r>
+        <w:t>——</w:t>
+      </w:r>
+      <w:r>
+        <w:rPr>
+          <w:rFonts w:ascii="宋体" w:eastAsia="宋体" w:hAnsi="宋体" w:cs="宋体" w:hint="eastAsia"/>
+          <w:lang w:eastAsia="zh-CN"/>
+        </w:rPr>
+        <w:t>这正是他为什么要「劝学」。</w:t>
+      </w:r>
+      <w:r/>
+    </w:p>
+    <w:p>
+      <w:pPr/>
+      <w:r>
+        <w:rPr>
+          <w:rFonts w:ascii="宋体" w:eastAsia="宋体" w:hAnsi="宋体" w:cs="宋体" w:hint="eastAsia"/>
+          <w:b/>
+          <w:lang w:eastAsia="zh-CN"/>
+        </w:rPr>
+        <w:t>背景</w:t>
+      </w:r>
+      <w:r>
+        <w:rPr>
+          <w:rFonts w:ascii="宋体" w:eastAsia="宋体" w:hAnsi="宋体" w:cs="宋体" w:hint="eastAsia"/>
+          <w:lang w:eastAsia="zh-CN"/>
+        </w:rPr>
+        <w:t xml:space="preserve">　《劝学》是《荀子》的第一篇，原文较长，课文是节选。战国末期诸子争鸣，各家都在回答「人该怎样活、社会该怎样治」，荀子用「劝学」回答其中一条：</w:t>
+      </w:r>
+      <w:r>
+        <w:rPr>
+          <w:rFonts w:ascii="宋体" w:eastAsia="宋体" w:hAnsi="宋体" w:cs="宋体" w:hint="eastAsia"/>
+          <w:b/>
+          <w:lang w:eastAsia="zh-CN"/>
+        </w:rPr>
+        <w:t>人怎样才能变好</w:t>
+      </w:r>
+      <w:r>
+        <w:rPr>
+          <w:rFonts w:ascii="宋体" w:eastAsia="宋体" w:hAnsi="宋体" w:cs="宋体" w:hint="eastAsia"/>
+          <w:lang w:eastAsia="zh-CN"/>
+        </w:rPr>
+        <w:t>。</w:t>
+      </w:r>
+      <w:r/>
+    </w:p>
+    <w:p>
+      <w:pPr/>
+      <w:r>
+        <w:rPr>
+          <w:rFonts w:ascii="宋体" w:eastAsia="宋体" w:hAnsi="宋体" w:cs="宋体" w:hint="eastAsia"/>
+          <w:b/>
+          <w:lang w:eastAsia="zh-CN"/>
+        </w:rPr>
+        <w:t>文体常识</w:t>
+      </w:r>
+      <w:r>
+        <w:rPr>
+          <w:rFonts w:ascii="宋体" w:eastAsia="宋体" w:hAnsi="宋体" w:cs="宋体" w:hint="eastAsia"/>
+          <w:lang w:eastAsia="zh-CN"/>
+        </w:rPr>
+        <w:t xml:space="preserve">　本文是先秦</w:t>
+      </w:r>
+      <w:r>
+        <w:rPr>
+          <w:rFonts w:ascii="宋体" w:eastAsia="宋体" w:hAnsi="宋体" w:cs="宋体" w:hint="eastAsia"/>
+          <w:b/>
+          <w:lang w:eastAsia="zh-CN"/>
+        </w:rPr>
+        <w:t>说理散文</w:t>
+      </w:r>
+      <w:r>
+        <w:rPr>
+          <w:rFonts w:ascii="宋体" w:eastAsia="宋体" w:hAnsi="宋体" w:cs="宋体" w:hint="eastAsia"/>
+          <w:lang w:eastAsia="zh-CN"/>
+        </w:rPr>
+        <w:t>：有中心论点、有分层论证、有正反对照，是专题论文的雏形。与初中学过的《〈论语〉十二章》那种</w:t>
+      </w:r>
+      <w:r>
+        <w:rPr>
+          <w:rFonts w:ascii="宋体" w:eastAsia="宋体" w:hAnsi="宋体" w:cs="宋体" w:hint="eastAsia"/>
+          <w:b/>
+          <w:lang w:eastAsia="zh-CN"/>
+        </w:rPr>
+        <w:t>语录体</w:t>
+      </w:r>
+      <w:r>
+        <w:rPr>
+          <w:rFonts w:ascii="宋体" w:eastAsia="宋体" w:hAnsi="宋体" w:cs="宋体" w:hint="eastAsia"/>
+          <w:lang w:eastAsia="zh-CN"/>
+        </w:rPr>
+        <w:t>（一句话一个道理、彼此独立）不同</w:t>
+      </w:r>
+      <w:r>
+        <w:t>——</w:t>
+      </w:r>
+      <w:r>
+        <w:rPr>
+          <w:rFonts w:ascii="宋体" w:eastAsia="宋体" w:hAnsi="宋体" w:cs="宋体" w:hint="eastAsia"/>
+          <w:lang w:eastAsia="zh-CN"/>
+        </w:rPr>
+        <w:t>从语录体到专题论文，就是这次阅读要跨过的那一步。</w:t>
+      </w:r>
+      <w:r/>
+    </w:p>
+    <w:p>
+      <w:pPr>
+        <w:pStyle w:val="Heading3"/>
+      </w:pPr>
+      <w:r>
+        <w:rPr>
+          <w:rFonts w:ascii="宋体" w:hAnsi="宋体" w:eastAsia="宋体" w:cs="宋体" w:hint="eastAsia"/>
+          <w:sz w:val="24"/>
+          <w:lang w:eastAsia="zh-CN"/>
+        </w:rPr>
+        <w:t>4.2 正音正句</w:t>
+      </w:r>
+      <w:r/>
+    </w:p>
+    <w:p>
+      <w:pPr/>
+      <w:r>
+        <w:rPr>
+          <w:rFonts w:ascii="宋体" w:eastAsia="宋体" w:hAnsi="宋体" w:cs="宋体" w:hint="eastAsia"/>
+          <w:b/>
+          <w:lang w:eastAsia="zh-CN"/>
+        </w:rPr>
+        <w:t>读准这些字</w:t>
+      </w:r>
+      <w:r>
+        <w:rPr>
+          <w:rFonts w:ascii="宋体" w:eastAsia="宋体" w:hAnsi="宋体" w:cs="宋体" w:hint="eastAsia"/>
+          <w:lang w:eastAsia="zh-CN"/>
+        </w:rPr>
+        <w:t>：輮（</w:t>
+      </w:r>
+      <w:r>
+        <w:t>róu</w:t>
+      </w:r>
+      <w:r>
+        <w:rPr>
+          <w:rFonts w:ascii="宋体" w:eastAsia="宋体" w:hAnsi="宋体" w:cs="宋体" w:hint="eastAsia"/>
+          <w:lang w:eastAsia="zh-CN"/>
+        </w:rPr>
+        <w:t>）　虽有槁暴（</w:t>
+      </w:r>
+      <w:r>
+        <w:t>gǎo pù</w:t>
+      </w:r>
+      <w:r>
+        <w:rPr>
+          <w:rFonts w:ascii="宋体" w:eastAsia="宋体" w:hAnsi="宋体" w:cs="宋体" w:hint="eastAsia"/>
+          <w:lang w:eastAsia="zh-CN"/>
+        </w:rPr>
+        <w:t>）　参省（</w:t>
+      </w:r>
+      <w:r>
+        <w:t>cān xǐng</w:t>
+      </w:r>
+      <w:r>
+        <w:rPr>
+          <w:rFonts w:ascii="宋体" w:eastAsia="宋体" w:hAnsi="宋体" w:cs="宋体" w:hint="eastAsia"/>
+          <w:lang w:eastAsia="zh-CN"/>
+        </w:rPr>
+        <w:t>）　须臾（</w:t>
+      </w:r>
+      <w:r>
+        <w:t>xū yú</w:t>
+      </w:r>
+      <w:r>
+        <w:rPr>
+          <w:rFonts w:ascii="宋体" w:eastAsia="宋体" w:hAnsi="宋体" w:cs="宋体" w:hint="eastAsia"/>
+          <w:lang w:eastAsia="zh-CN"/>
+        </w:rPr>
+        <w:t>）　跂（</w:t>
+      </w:r>
+      <w:r>
+        <w:t>qì</w:t>
+      </w:r>
+      <w:r>
+        <w:rPr>
+          <w:rFonts w:ascii="宋体" w:eastAsia="宋体" w:hAnsi="宋体" w:cs="宋体" w:hint="eastAsia"/>
+          <w:lang w:eastAsia="zh-CN"/>
+        </w:rPr>
+        <w:t>）　跬（</w:t>
+      </w:r>
+      <w:r>
+        <w:t>kuǐ</w:t>
+      </w:r>
+      <w:r>
+        <w:rPr>
+          <w:rFonts w:ascii="宋体" w:eastAsia="宋体" w:hAnsi="宋体" w:cs="宋体" w:hint="eastAsia"/>
+          <w:lang w:eastAsia="zh-CN"/>
+        </w:rPr>
+        <w:t>）　骐骥（</w:t>
+      </w:r>
+      <w:r>
+        <w:t>qí jì</w:t>
+      </w:r>
+      <w:r>
+        <w:rPr>
+          <w:rFonts w:ascii="宋体" w:eastAsia="宋体" w:hAnsi="宋体" w:cs="宋体" w:hint="eastAsia"/>
+          <w:lang w:eastAsia="zh-CN"/>
+        </w:rPr>
+        <w:t>）　驽马（</w:t>
+      </w:r>
+      <w:r>
+        <w:t>nú</w:t>
+      </w:r>
+      <w:r>
+        <w:rPr>
+          <w:rFonts w:ascii="宋体" w:eastAsia="宋体" w:hAnsi="宋体" w:cs="宋体" w:hint="eastAsia"/>
+          <w:lang w:eastAsia="zh-CN"/>
+        </w:rPr>
+        <w:t>）　锲（</w:t>
+      </w:r>
+      <w:r>
+        <w:t>qiè</w:t>
+      </w:r>
+      <w:r>
+        <w:rPr>
+          <w:rFonts w:ascii="宋体" w:eastAsia="宋体" w:hAnsi="宋体" w:cs="宋体" w:hint="eastAsia"/>
+          <w:lang w:eastAsia="zh-CN"/>
+        </w:rPr>
+        <w:t>）　镂（</w:t>
+      </w:r>
+      <w:r>
+        <w:t>lòu</w:t>
+      </w:r>
+      <w:r>
+        <w:rPr>
+          <w:rFonts w:ascii="宋体" w:eastAsia="宋体" w:hAnsi="宋体" w:cs="宋体" w:hint="eastAsia"/>
+          <w:lang w:eastAsia="zh-CN"/>
+        </w:rPr>
+        <w:t>）　蟹（</w:t>
+      </w:r>
+      <w:r>
+        <w:t>xiè</w:t>
+      </w:r>
+      <w:r>
+        <w:rPr>
+          <w:rFonts w:ascii="宋体" w:eastAsia="宋体" w:hAnsi="宋体" w:cs="宋体" w:hint="eastAsia"/>
+          <w:lang w:eastAsia="zh-CN"/>
+        </w:rPr>
+        <w:t>）　螯（</w:t>
+      </w:r>
+      <w:r>
+        <w:t>áo</w:t>
+      </w:r>
+      <w:r>
+        <w:rPr>
+          <w:rFonts w:ascii="宋体" w:eastAsia="宋体" w:hAnsi="宋体" w:cs="宋体" w:hint="eastAsia"/>
+          <w:lang w:eastAsia="zh-CN"/>
+        </w:rPr>
+        <w:t>）</w:t>
+      </w:r>
+      <w:r/>
+    </w:p>
+    <w:p>
+      <w:pPr/>
+      <w:r>
+        <w:rPr>
+          <w:rFonts w:ascii="宋体" w:eastAsia="宋体" w:hAnsi="宋体" w:cs="宋体" w:hint="eastAsia"/>
+          <w:b/>
+          <w:lang w:eastAsia="zh-CN"/>
+        </w:rPr>
+        <w:t>试着这样停顿</w:t>
+      </w:r>
+      <w:r>
+        <w:rPr>
+          <w:rFonts w:ascii="宋体" w:eastAsia="宋体" w:hAnsi="宋体" w:cs="宋体" w:hint="eastAsia"/>
+          <w:lang w:eastAsia="zh-CN"/>
+        </w:rPr>
+        <w:t>（划「／」处略停，加点的词读重）：青，／取之于蓝，／而</w:t>
+      </w:r>
+      <w:r>
+        <w:rPr>
+          <w:rFonts w:ascii="宋体" w:eastAsia="宋体" w:hAnsi="宋体" w:cs="宋体" w:hint="eastAsia"/>
+          <w:b/>
+          <w:lang w:eastAsia="zh-CN"/>
+        </w:rPr>
+        <w:t>青于</w:t>
+      </w:r>
+      <w:r>
+        <w:rPr>
+          <w:rFonts w:ascii="宋体" w:eastAsia="宋体" w:hAnsi="宋体" w:cs="宋体" w:hint="eastAsia"/>
+          <w:lang w:eastAsia="zh-CN"/>
+        </w:rPr>
+        <w:t>蓝；冰，／水为之，／而</w:t>
+      </w:r>
+      <w:r>
+        <w:rPr>
+          <w:rFonts w:ascii="宋体" w:eastAsia="宋体" w:hAnsi="宋体" w:cs="宋体" w:hint="eastAsia"/>
+          <w:b/>
+          <w:lang w:eastAsia="zh-CN"/>
+        </w:rPr>
+        <w:t>寒于</w:t>
+      </w:r>
+      <w:r>
+        <w:rPr>
+          <w:rFonts w:ascii="宋体" w:eastAsia="宋体" w:hAnsi="宋体" w:cs="宋体" w:hint="eastAsia"/>
+          <w:lang w:eastAsia="zh-CN"/>
+        </w:rPr>
+        <w:t>水。</w:t>
+      </w:r>
+      <w:r/>
+    </w:p>
+    <w:p>
+      <w:pPr/>
+      <w:r>
+        <w:rPr>
+          <w:rFonts w:ascii="宋体" w:eastAsia="宋体" w:hAnsi="宋体" w:cs="宋体" w:hint="eastAsia"/>
+          <w:b/>
+          <w:lang w:eastAsia="zh-CN"/>
+        </w:rPr>
+        <w:t>朗读要求</w:t>
+      </w:r>
+      <w:r>
+        <w:rPr>
+          <w:rFonts w:ascii="宋体" w:eastAsia="宋体" w:hAnsi="宋体" w:cs="宋体" w:hint="eastAsia"/>
+          <w:lang w:eastAsia="zh-CN"/>
+        </w:rPr>
+        <w:t xml:space="preserve">　全文通读</w:t>
+      </w:r>
+      <w:r>
+        <w:t xml:space="preserve"> 3 </w:t>
+      </w:r>
+      <w:r>
+        <w:rPr>
+          <w:rFonts w:ascii="宋体" w:eastAsia="宋体" w:hAnsi="宋体" w:cs="宋体" w:hint="eastAsia"/>
+          <w:lang w:eastAsia="zh-CN"/>
+        </w:rPr>
+        <w:t>遍；第一段读到能背。（第</w:t>
+      </w:r>
+      <w:r>
+        <w:t xml:space="preserve"> 1 </w:t>
+      </w:r>
+      <w:r>
+        <w:rPr>
+          <w:rFonts w:ascii="宋体" w:eastAsia="宋体" w:hAnsi="宋体" w:cs="宋体" w:hint="eastAsia"/>
+          <w:lang w:eastAsia="zh-CN"/>
+        </w:rPr>
+        <w:t>课时的「导入」环节要从第一段取例，请先读熟。）</w:t>
+      </w:r>
+      <w:r/>
+    </w:p>
+    <w:p>
+      <w:pPr>
+        <w:pStyle w:val="Heading3"/>
+      </w:pPr>
+      <w:r>
+        <w:rPr>
+          <w:rFonts w:ascii="宋体" w:hAnsi="宋体" w:eastAsia="宋体" w:cs="宋体" w:hint="eastAsia"/>
+          <w:sz w:val="24"/>
+          <w:lang w:eastAsia="zh-CN"/>
+        </w:rPr>
+        <w:t>4.3 预习任务</w:t>
+      </w:r>
+      <w:r/>
+    </w:p>
+    <w:p>
+      <w:pPr>
+        <w:pStyle w:val="ListNumber"/>
+        <w:numPr>
+          <w:ilvl w:val="0"/>
+          <w:numId w:val="12"/>
+        </w:numPr>
+        <w:spacing w:before="40" w:after="40"/>
+      </w:pPr>
+      <w:r>
+        <w:rPr>
+          <w:rFonts w:ascii="宋体" w:eastAsia="宋体" w:hAnsi="宋体" w:cs="宋体" w:hint="eastAsia"/>
+          <w:lang w:eastAsia="zh-CN"/>
+        </w:rPr>
+        <w:t>通读全文两遍，把</w:t>
+      </w:r>
+      <w:r>
+        <w:rPr>
+          <w:rFonts w:ascii="宋体" w:eastAsia="宋体" w:hAnsi="宋体" w:cs="宋体" w:hint="eastAsia"/>
+          <w:b/>
+          <w:lang w:eastAsia="zh-CN"/>
+        </w:rPr>
+        <w:t>读不通</w:t>
+      </w:r>
+      <w:r>
+        <w:rPr>
+          <w:rFonts w:ascii="宋体" w:eastAsia="宋体" w:hAnsi="宋体" w:cs="宋体" w:hint="eastAsia"/>
+          <w:lang w:eastAsia="zh-CN"/>
+        </w:rPr>
+        <w:t>的字、词、句画出来，写在下面的「我的疑惑」栏里。</w:t>
       </w:r>
     </w:p>
     <w:p>
       <w:pPr>
-        <w:pStyle w:val="ListBullet"/>
-        <w:spacing w:after="96"/>
-        <w:jc w:val="left"/>
+        <w:pStyle w:val="ListNumber"/>
+        <w:numPr>
+          <w:ilvl w:val="0"/>
+          <w:numId w:val="12"/>
+        </w:numPr>
+        <w:spacing w:before="40" w:after="40"/>
       </w:pPr>
       <w:r>
         <w:rPr>
-          <w:rFonts w:ascii="微软雅黑" w:eastAsia="微软雅黑" w:hAnsi="微软雅黑" w:cs="微软雅黑" w:hint="eastAsia"/>
+          <w:rFonts w:ascii="宋体" w:eastAsia="宋体" w:hAnsi="宋体" w:cs="宋体" w:hint="eastAsia"/>
+          <w:lang w:eastAsia="zh-CN"/>
+        </w:rPr>
+        <w:t>找出文中</w:t>
+      </w:r>
+      <w:r>
+        <w:rPr>
+          <w:rFonts w:ascii="宋体" w:eastAsia="宋体" w:hAnsi="宋体" w:cs="宋体" w:hint="eastAsia"/>
           <w:b/>
           <w:lang w:eastAsia="zh-CN"/>
         </w:rPr>
-        <w:t>重点</w:t>
+        <w:t>三处通假字</w:t>
       </w:r>
       <w:r>
         <w:rPr>
-          <w:rFonts w:ascii="微软雅黑" w:eastAsia="微软雅黑" w:hAnsi="微软雅黑" w:cs="微软雅黑" w:hint="eastAsia"/>
+          <w:rFonts w:ascii="宋体" w:eastAsia="宋体" w:hAnsi="宋体" w:cs="宋体" w:hint="eastAsia"/>
           <w:lang w:eastAsia="zh-CN"/>
         </w:rPr>
-        <w:t>：读出比喻的取象规律（都指向「变」）与论证结构（「假于物」和正反对照）。</w:t>
+        <w:t>（提示：三个字分别在三个不同段落），把所在</w:t>
+      </w:r>
+      <w:r>
+        <w:rPr>
+          <w:rFonts w:ascii="宋体" w:eastAsia="宋体" w:hAnsi="宋体" w:cs="宋体" w:hint="eastAsia"/>
+          <w:b/>
+          <w:lang w:eastAsia="zh-CN"/>
+        </w:rPr>
+        <w:t>整句</w:t>
+      </w:r>
+      <w:r>
+        <w:rPr>
+          <w:rFonts w:ascii="宋体" w:eastAsia="宋体" w:hAnsi="宋体" w:cs="宋体" w:hint="eastAsia"/>
+          <w:lang w:eastAsia="zh-CN"/>
+        </w:rPr>
+        <w:t>抄下来，在旁注出它通哪个字、在本句中是什么意思。（此即本课基础作业，请课前完成，课上不再抄写。）</w:t>
       </w:r>
     </w:p>
     <w:p>
       <w:pPr>
-        <w:pStyle w:val="ListBullet"/>
-        <w:spacing w:after="96"/>
-        <w:jc w:val="left"/>
+        <w:pStyle w:val="ListNumber"/>
+        <w:numPr>
+          <w:ilvl w:val="0"/>
+          <w:numId w:val="12"/>
+        </w:numPr>
+        <w:spacing w:before="40" w:after="40"/>
       </w:pPr>
       <w:r>
         <w:rPr>
-          <w:rFonts w:ascii="微软雅黑" w:eastAsia="微软雅黑" w:hAnsi="微软雅黑" w:cs="微软雅黑" w:hint="eastAsia"/>
+          <w:rFonts w:ascii="宋体" w:eastAsia="宋体" w:hAnsi="宋体" w:cs="宋体" w:hint="eastAsia"/>
+          <w:lang w:eastAsia="zh-CN"/>
+        </w:rPr>
+        <w:t>圈出第一段里所有的</w:t>
+      </w:r>
+      <w:r>
+        <w:rPr>
+          <w:rFonts w:ascii="宋体" w:eastAsia="宋体" w:hAnsi="宋体" w:cs="宋体" w:hint="eastAsia"/>
           <w:b/>
           <w:lang w:eastAsia="zh-CN"/>
         </w:rPr>
-        <w:t>难点</w:t>
+        <w:t>自然物象</w:t>
       </w:r>
       <w:r>
         <w:rPr>
-          <w:rFonts w:ascii="微软雅黑" w:eastAsia="微软雅黑" w:hAnsi="微软雅黑" w:cs="微软雅黑" w:hint="eastAsia"/>
+          <w:rFonts w:ascii="宋体" w:eastAsia="宋体" w:hAnsi="宋体" w:cs="宋体" w:hint="eastAsia"/>
           <w:lang w:eastAsia="zh-CN"/>
         </w:rPr>
-        <w:t>：文章里的比喻不只是「修辞」，它本身就是论证。喻体怎么选、怎么排，是有讲究的。</w:t>
+        <w:t>，数一数一共几样，写在下面。</w:t>
       </w:r>
+      <w:r/>
     </w:p>
     <w:p>
       <w:pPr>
-        <w:pStyle w:val="Heading2"/>
-        <w:spacing w:line="312" w:lineRule="auto"/>
-        <w:jc w:val="left"/>
+        <w:spacing w:before="120" w:after="40"/>
       </w:pPr>
       <w:r>
         <w:rPr>
-          <w:rFonts w:ascii="微软雅黑" w:hAnsi="微软雅黑" w:eastAsia="微软雅黑" w:cs="微软雅黑" w:hint="eastAsia"/>
-          <w:b w:val="0"/>
-          <w:color w:val="111827"/>
-          <w:sz w:val="36"/>
+          <w:rFonts w:ascii="宋体" w:eastAsia="宋体" w:hAnsi="宋体" w:cs="宋体" w:hint="eastAsia"/>
+          <w:color w:val="9C2E22"/>
           <w:lang w:eastAsia="zh-CN"/>
         </w:rPr>
-        <w:t>三、学法指导</w:t>
-      </w:r>
-    </w:p>
-    <w:p>
-      <w:pPr>
-        <w:pStyle w:val="ListBullet"/>
-        <w:spacing w:after="96"/>
-        <w:jc w:val="left"/>
-      </w:pPr>
-      <w:r>
-        <w:rPr>
-          <w:rFonts w:ascii="微软雅黑" w:eastAsia="微软雅黑" w:hAnsi="微软雅黑" w:cs="微软雅黑" w:hint="eastAsia"/>
-          <w:lang w:eastAsia="zh-CN"/>
-        </w:rPr>
-        <w:t>读文言说理文，先读通字句，再追问「他为什么要这样说」。</w:t>
-      </w:r>
-    </w:p>
-    <w:p>
-      <w:pPr>
-        <w:pStyle w:val="ListBullet"/>
-        <w:spacing w:after="96"/>
-        <w:jc w:val="left"/>
-      </w:pPr>
-      <w:r>
-        <w:rPr>
-          <w:rFonts w:ascii="微软雅黑" w:eastAsia="微软雅黑" w:hAnsi="微软雅黑" w:cs="微软雅黑" w:hint="eastAsia"/>
-          <w:lang w:eastAsia="zh-CN"/>
-        </w:rPr>
-        <w:t>遇到比喻，先别急着说「生动」，先问：</w:t>
+        <w:t xml:space="preserve">我圈出的自然物象共 </w:t>
       </w:r>
       <w:r>
         <w:rPr>
-          <w:rFonts w:ascii="微软雅黑" w:eastAsia="微软雅黑" w:hAnsi="微软雅黑" w:cs="微软雅黑" w:hint="eastAsia"/>
+          <w:rFonts w:ascii="宋体" w:eastAsia="宋体" w:hAnsi="宋体" w:cs="宋体" w:hint="eastAsia"/>
           <w:b/>
+          <w:color w:val="9C2E22"/>
           <w:lang w:eastAsia="zh-CN"/>
         </w:rPr>
-        <w:t>这个喻体和「学」像在哪一点？</w:t>
+        <w:t xml:space="preserve">　　　</w:t>
       </w:r>
       <w:r>
         <w:rPr>
-          <w:rFonts w:ascii="微软雅黑" w:eastAsia="微软雅黑" w:hAnsi="微软雅黑" w:cs="微软雅黑" w:hint="eastAsia"/>
+          <w:rFonts w:ascii="宋体" w:eastAsia="宋体" w:hAnsi="宋体" w:cs="宋体" w:hint="eastAsia"/>
+          <w:color w:val="9C2E22"/>
           <w:lang w:eastAsia="zh-CN"/>
         </w:rPr>
-        <w:t>说不出这一点，就没读懂。</w:t>
+        <w:t xml:space="preserve"> 样，它们是：</w:t>
       </w:r>
-    </w:p>
-    <w:p>
-      <w:pPr>
-        <w:pStyle w:val="ListBullet"/>
-        <w:spacing w:after="96"/>
-        <w:jc w:val="left"/>
-      </w:pPr>
-      <w:r>
-        <w:rPr>
-          <w:rFonts w:ascii="微软雅黑" w:eastAsia="微软雅黑" w:hAnsi="微软雅黑" w:cs="微软雅黑" w:hint="eastAsia"/>
-          <w:lang w:eastAsia="zh-CN"/>
-        </w:rPr>
-        <w:t>每一处结论都要能指回原文的具体句子。</w:t>
-      </w:r>
-    </w:p>
-    <w:p>
-      <w:pPr>
-        <w:pStyle w:val="Heading2"/>
-        <w:spacing w:line="312" w:lineRule="auto"/>
-        <w:jc w:val="left"/>
-      </w:pPr>
-      <w:r>
-        <w:rPr>
-          <w:rFonts w:ascii="微软雅黑" w:hAnsi="微软雅黑" w:eastAsia="微软雅黑" w:cs="微软雅黑" w:hint="eastAsia"/>
-          <w:b w:val="0"/>
-          <w:color w:val="111827"/>
-          <w:sz w:val="36"/>
-          <w:lang w:eastAsia="zh-CN"/>
-        </w:rPr>
-        <w:t>四、课前预学（约 15 分钟）</w:t>
-      </w:r>
-    </w:p>
-    <w:p>
-      <w:pPr>
-        <w:jc w:val="left"/>
-      </w:pPr>
-      <w:r>
-        <w:rPr>
-          <w:rFonts w:ascii="微软雅黑" w:eastAsia="微软雅黑" w:hAnsi="微软雅黑" w:cs="微软雅黑" w:hint="eastAsia"/>
-          <w:b/>
-          <w:lang w:eastAsia="zh-CN"/>
-        </w:rPr>
-        <w:t>1. 通读全文两遍，把读不通的字词圈出来，写在下面。</w:t>
-      </w:r>
+      <w:r/>
     </w:p>
     <w:tbl>
       <w:tblPr>
@@ -339,536 +1491,42 @@
             <w:tcW w:type="dxa" w:w="8640"/>
             <w:vAlign w:val="center"/>
             <w:tcBorders>
-              <w:top w:val="single" w:sz="6" w:space="0" w:color="E5E7EB"/>
-              <w:bottom w:val="single" w:sz="6" w:space="0" w:color="E5E7EB"/>
-              <w:left w:val="single" w:sz="6" w:space="0" w:color="E5E7EB"/>
-              <w:right w:val="single" w:sz="6" w:space="0" w:color="E5E7EB"/>
+              <w:top w:val="single" w:sz="6" w:space="0" w:color="A8A196"/>
+              <w:bottom w:val="single" w:sz="6" w:space="0" w:color="A8A196"/>
+              <w:left w:val="single" w:sz="6" w:space="0" w:color="A8A196"/>
+              <w:right w:val="single" w:sz="6" w:space="0" w:color="A8A196"/>
             </w:tcBorders>
-            <w:shd w:val="clear" w:color="auto" w:fill="F9FAFB"/>
             <w:tcMar>
-              <w:top w:w="96" w:type="dxa"/>
-              <w:bottom w:w="96" w:type="dxa"/>
-              <w:left w:w="144" w:type="dxa"/>
-              <w:right w:w="144" w:type="dxa"/>
+              <w:top w:w="60" w:type="dxa"/>
+              <w:bottom w:w="60" w:type="dxa"/>
+              <w:left w:w="100" w:type="dxa"/>
+              <w:right w:w="100" w:type="dxa"/>
             </w:tcMar>
           </w:tcPr>
           <w:p>
             <w:pPr>
-              <w:jc w:val="left"/>
-              <w:spacing w:line="240" w:lineRule="auto" w:before="55" w:after="55"/>
-            </w:pPr>
-            <w:r>
-              <w:rPr>
-                <w:b/>
-                <w:sz w:val="22"/>
-              </w:rPr>
-              <w:t>我读不通的字词</w:t>
-            </w:r>
-          </w:p>
-        </w:tc>
-      </w:tr>
-      <w:tr>
-        <w:tc>
-          <w:tcPr>
-            <w:tcW w:type="dxa" w:w="8640"/>
-            <w:vAlign w:val="center"/>
-            <w:tcBorders>
-              <w:top w:val="single" w:sz="6" w:space="0" w:color="E5E7EB"/>
-              <w:bottom w:val="single" w:sz="6" w:space="0" w:color="E5E7EB"/>
-              <w:left w:val="single" w:sz="6" w:space="0" w:color="E5E7EB"/>
-              <w:right w:val="single" w:sz="6" w:space="0" w:color="E5E7EB"/>
-            </w:tcBorders>
-            <w:tcMar>
-              <w:top w:w="96" w:type="dxa"/>
-              <w:bottom w:w="96" w:type="dxa"/>
-              <w:left w:w="144" w:type="dxa"/>
-              <w:right w:w="144" w:type="dxa"/>
-            </w:tcMar>
-          </w:tcPr>
-          <w:p>
-            <w:pPr>
-              <w:jc w:val="left"/>
-              <w:spacing w:line="240" w:lineRule="auto" w:before="55" w:after="55"/>
-            </w:pPr>
-          </w:p>
-        </w:tc>
-      </w:tr>
-      <w:tr>
-        <w:tc>
-          <w:tcPr>
-            <w:tcW w:type="dxa" w:w="8640"/>
-            <w:vAlign w:val="center"/>
-            <w:tcBorders>
-              <w:top w:val="single" w:sz="6" w:space="0" w:color="E5E7EB"/>
-              <w:bottom w:val="single" w:sz="6" w:space="0" w:color="E5E7EB"/>
-              <w:left w:val="single" w:sz="6" w:space="0" w:color="E5E7EB"/>
-              <w:right w:val="single" w:sz="6" w:space="0" w:color="E5E7EB"/>
-            </w:tcBorders>
-            <w:tcMar>
-              <w:top w:w="96" w:type="dxa"/>
-              <w:bottom w:w="96" w:type="dxa"/>
-              <w:left w:w="144" w:type="dxa"/>
-              <w:right w:w="144" w:type="dxa"/>
-            </w:tcMar>
-          </w:tcPr>
-          <w:p>
-            <w:pPr>
-              <w:jc w:val="left"/>
-              <w:spacing w:line="240" w:lineRule="auto" w:before="55" w:after="55"/>
-            </w:pPr>
-          </w:p>
-        </w:tc>
-      </w:tr>
-      <w:tr>
-        <w:tc>
-          <w:tcPr>
-            <w:tcW w:type="dxa" w:w="8640"/>
-            <w:vAlign w:val="center"/>
-            <w:tcBorders>
-              <w:top w:val="single" w:sz="6" w:space="0" w:color="E5E7EB"/>
-              <w:bottom w:val="single" w:sz="6" w:space="0" w:color="E5E7EB"/>
-              <w:left w:val="single" w:sz="6" w:space="0" w:color="E5E7EB"/>
-              <w:right w:val="single" w:sz="6" w:space="0" w:color="E5E7EB"/>
-            </w:tcBorders>
-            <w:tcMar>
-              <w:top w:w="96" w:type="dxa"/>
-              <w:bottom w:w="96" w:type="dxa"/>
-              <w:left w:w="144" w:type="dxa"/>
-              <w:right w:w="144" w:type="dxa"/>
-            </w:tcMar>
-          </w:tcPr>
-          <w:p>
-            <w:pPr>
-              <w:jc w:val="left"/>
-              <w:spacing w:line="240" w:lineRule="auto" w:before="55" w:after="55"/>
+              <w:spacing w:line="240" w:lineRule="auto" w:before="60" w:after="60"/>
             </w:pPr>
           </w:p>
         </w:tc>
       </w:tr>
     </w:tbl>
     <w:p>
+      <w:r/>
+    </w:p>
+    <w:p>
       <w:pPr>
-        <w:jc w:val="left"/>
+        <w:spacing w:before="120" w:after="40"/>
       </w:pPr>
       <w:r>
         <w:rPr>
-          <w:rFonts w:ascii="微软雅黑" w:eastAsia="微软雅黑" w:hAnsi="微软雅黑" w:cs="微软雅黑" w:hint="eastAsia"/>
-          <w:b/>
+          <w:rFonts w:ascii="宋体" w:eastAsia="宋体" w:hAnsi="宋体" w:cs="宋体" w:hint="eastAsia"/>
+          <w:color w:val="9C2E22"/>
           <w:lang w:eastAsia="zh-CN"/>
         </w:rPr>
-        <w:t>2. 三处通假，请写出它通哪个字、在本句中是什么意思。</w:t>
+        <w:t>三处通假字所在整句及旁注：</w:t>
       </w:r>
-    </w:p>
-    <w:tbl>
-      <w:tblPr>
-        <w:tblW w:type="pct" w:w="5000"/>
-        <w:tblLook w:firstColumn="1" w:firstRow="1" w:lastColumn="0" w:lastRow="0" w:noHBand="0" w:noVBand="1" w:val="04A0"/>
-        <w:tblLayout w:type="autofit"/>
-      </w:tblPr>
-      <w:tblGrid>
-        <w:gridCol w:w="2880"/>
-        <w:gridCol w:w="2880"/>
-        <w:gridCol w:w="2880"/>
-      </w:tblGrid>
-      <w:tr>
-        <w:tc>
-          <w:tcPr>
-            <w:tcW w:type="dxa" w:w="2880"/>
-            <w:vAlign w:val="center"/>
-            <w:tcBorders>
-              <w:top w:val="single" w:sz="6" w:space="0" w:color="E5E7EB"/>
-              <w:bottom w:val="single" w:sz="6" w:space="0" w:color="E5E7EB"/>
-              <w:left w:val="single" w:sz="6" w:space="0" w:color="E5E7EB"/>
-              <w:right w:val="single" w:sz="6" w:space="0" w:color="E5E7EB"/>
-            </w:tcBorders>
-            <w:shd w:val="clear" w:color="auto" w:fill="F9FAFB"/>
-            <w:tcMar>
-              <w:top w:w="96" w:type="dxa"/>
-              <w:bottom w:w="96" w:type="dxa"/>
-              <w:left w:w="144" w:type="dxa"/>
-              <w:right w:w="144" w:type="dxa"/>
-            </w:tcMar>
-          </w:tcPr>
-          <w:p>
-            <w:pPr>
-              <w:jc w:val="left"/>
-              <w:spacing w:line="240" w:lineRule="auto" w:before="55" w:after="55"/>
-            </w:pPr>
-            <w:r>
-              <w:rPr>
-                <w:b/>
-                <w:sz w:val="22"/>
-              </w:rPr>
-              <w:t>原句</w:t>
-            </w:r>
-          </w:p>
-        </w:tc>
-        <w:tc>
-          <w:tcPr>
-            <w:tcW w:type="dxa" w:w="2880"/>
-            <w:vAlign w:val="center"/>
-            <w:tcBorders>
-              <w:top w:val="single" w:sz="6" w:space="0" w:color="E5E7EB"/>
-              <w:bottom w:val="single" w:sz="6" w:space="0" w:color="E5E7EB"/>
-              <w:left w:val="single" w:sz="6" w:space="0" w:color="E5E7EB"/>
-              <w:right w:val="single" w:sz="6" w:space="0" w:color="E5E7EB"/>
-            </w:tcBorders>
-            <w:shd w:val="clear" w:color="auto" w:fill="F9FAFB"/>
-            <w:tcMar>
-              <w:top w:w="96" w:type="dxa"/>
-              <w:bottom w:w="96" w:type="dxa"/>
-              <w:left w:w="144" w:type="dxa"/>
-              <w:right w:w="144" w:type="dxa"/>
-            </w:tcMar>
-          </w:tcPr>
-          <w:p>
-            <w:pPr>
-              <w:jc w:val="left"/>
-              <w:spacing w:line="240" w:lineRule="auto" w:before="55" w:after="55"/>
-            </w:pPr>
-            <w:r>
-              <w:rPr>
-                <w:b/>
-                <w:sz w:val="22"/>
-              </w:rPr>
-              <w:t>通哪个字</w:t>
-            </w:r>
-          </w:p>
-        </w:tc>
-        <w:tc>
-          <w:tcPr>
-            <w:tcW w:type="dxa" w:w="2880"/>
-            <w:vAlign w:val="center"/>
-            <w:tcBorders>
-              <w:top w:val="single" w:sz="6" w:space="0" w:color="E5E7EB"/>
-              <w:bottom w:val="single" w:sz="6" w:space="0" w:color="E5E7EB"/>
-              <w:left w:val="single" w:sz="6" w:space="0" w:color="E5E7EB"/>
-              <w:right w:val="single" w:sz="6" w:space="0" w:color="E5E7EB"/>
-            </w:tcBorders>
-            <w:shd w:val="clear" w:color="auto" w:fill="F9FAFB"/>
-            <w:tcMar>
-              <w:top w:w="96" w:type="dxa"/>
-              <w:bottom w:w="96" w:type="dxa"/>
-              <w:left w:w="144" w:type="dxa"/>
-              <w:right w:w="144" w:type="dxa"/>
-            </w:tcMar>
-          </w:tcPr>
-          <w:p>
-            <w:pPr>
-              <w:jc w:val="left"/>
-              <w:spacing w:line="240" w:lineRule="auto" w:before="55" w:after="55"/>
-            </w:pPr>
-            <w:r>
-              <w:rPr>
-                <w:b/>
-                <w:sz w:val="22"/>
-              </w:rPr>
-              <w:t>本句中的意思</w:t>
-            </w:r>
-          </w:p>
-        </w:tc>
-      </w:tr>
-      <w:tr>
-        <w:tc>
-          <w:tcPr>
-            <w:tcW w:type="dxa" w:w="2880"/>
-            <w:vAlign w:val="center"/>
-            <w:tcBorders>
-              <w:top w:val="single" w:sz="6" w:space="0" w:color="E5E7EB"/>
-              <w:bottom w:val="single" w:sz="6" w:space="0" w:color="E5E7EB"/>
-              <w:left w:val="single" w:sz="6" w:space="0" w:color="E5E7EB"/>
-              <w:right w:val="single" w:sz="6" w:space="0" w:color="E5E7EB"/>
-            </w:tcBorders>
-            <w:tcMar>
-              <w:top w:w="96" w:type="dxa"/>
-              <w:bottom w:w="96" w:type="dxa"/>
-              <w:left w:w="144" w:type="dxa"/>
-              <w:right w:w="144" w:type="dxa"/>
-            </w:tcMar>
-          </w:tcPr>
-          <w:p>
-            <w:pPr>
-              <w:jc w:val="left"/>
-              <w:spacing w:line="240" w:lineRule="auto" w:before="55" w:after="55"/>
-            </w:pPr>
-            <w:r>
-              <w:rPr>
-                <w:sz w:val="22"/>
-              </w:rPr>
-              <w:t>虽有槁暴</w:t>
-            </w:r>
-          </w:p>
-        </w:tc>
-        <w:tc>
-          <w:tcPr>
-            <w:tcW w:type="dxa" w:w="2880"/>
-            <w:vAlign w:val="center"/>
-            <w:tcBorders>
-              <w:top w:val="single" w:sz="6" w:space="0" w:color="E5E7EB"/>
-              <w:bottom w:val="single" w:sz="6" w:space="0" w:color="E5E7EB"/>
-              <w:left w:val="single" w:sz="6" w:space="0" w:color="E5E7EB"/>
-              <w:right w:val="single" w:sz="6" w:space="0" w:color="E5E7EB"/>
-            </w:tcBorders>
-            <w:tcMar>
-              <w:top w:w="96" w:type="dxa"/>
-              <w:bottom w:w="96" w:type="dxa"/>
-              <w:left w:w="144" w:type="dxa"/>
-              <w:right w:w="144" w:type="dxa"/>
-            </w:tcMar>
-          </w:tcPr>
-          <w:p>
-            <w:pPr>
-              <w:jc w:val="left"/>
-              <w:spacing w:line="240" w:lineRule="auto" w:before="55" w:after="55"/>
-            </w:pPr>
-            <w:bookmarkStart w:id="0" w:name="虽有槁暴_01"/>
-            <w:r>
-              <w:rPr>
-                <w:sz w:val="22"/>
-              </w:rPr>
-              <w:t xml:space="preserve"> </w:t>
-            </w:r>
-            <w:bookmarkEnd w:id="0"/>
-          </w:p>
-        </w:tc>
-        <w:tc>
-          <w:tcPr>
-            <w:tcW w:type="dxa" w:w="2880"/>
-            <w:vAlign w:val="center"/>
-            <w:tcBorders>
-              <w:top w:val="single" w:sz="6" w:space="0" w:color="E5E7EB"/>
-              <w:bottom w:val="single" w:sz="6" w:space="0" w:color="E5E7EB"/>
-              <w:left w:val="single" w:sz="6" w:space="0" w:color="E5E7EB"/>
-              <w:right w:val="single" w:sz="6" w:space="0" w:color="E5E7EB"/>
-            </w:tcBorders>
-            <w:tcMar>
-              <w:top w:w="96" w:type="dxa"/>
-              <w:bottom w:w="96" w:type="dxa"/>
-              <w:left w:w="144" w:type="dxa"/>
-              <w:right w:w="144" w:type="dxa"/>
-            </w:tcMar>
-          </w:tcPr>
-          <w:p>
-            <w:pPr>
-              <w:jc w:val="left"/>
-              <w:spacing w:line="240" w:lineRule="auto" w:before="55" w:after="55"/>
-            </w:pPr>
-            <w:bookmarkStart w:id="1" w:name="__DOCXFIELD_81cbebb43a7b4d7d92989cf9aeed5c6a___01"/>
-            <w:r>
-              <w:rPr>
-                <w:sz w:val="22"/>
-              </w:rPr>
-              <w:t xml:space="preserve"> </w:t>
-            </w:r>
-            <w:bookmarkEnd w:id="1"/>
-          </w:p>
-        </w:tc>
-      </w:tr>
-      <w:tr>
-        <w:tc>
-          <w:tcPr>
-            <w:tcW w:type="dxa" w:w="2880"/>
-            <w:vAlign w:val="center"/>
-            <w:tcBorders>
-              <w:top w:val="single" w:sz="6" w:space="0" w:color="E5E7EB"/>
-              <w:bottom w:val="single" w:sz="6" w:space="0" w:color="E5E7EB"/>
-              <w:left w:val="single" w:sz="6" w:space="0" w:color="E5E7EB"/>
-              <w:right w:val="single" w:sz="6" w:space="0" w:color="E5E7EB"/>
-            </w:tcBorders>
-            <w:tcMar>
-              <w:top w:w="96" w:type="dxa"/>
-              <w:bottom w:w="96" w:type="dxa"/>
-              <w:left w:w="144" w:type="dxa"/>
-              <w:right w:w="144" w:type="dxa"/>
-            </w:tcMar>
-          </w:tcPr>
-          <w:p>
-            <w:pPr>
-              <w:jc w:val="left"/>
-              <w:spacing w:line="240" w:lineRule="auto" w:before="55" w:after="55"/>
-            </w:pPr>
-            <w:r>
-              <w:rPr>
-                <w:sz w:val="22"/>
-              </w:rPr>
-              <w:t>则知明而行无过矣</w:t>
-            </w:r>
-          </w:p>
-        </w:tc>
-        <w:tc>
-          <w:tcPr>
-            <w:tcW w:type="dxa" w:w="2880"/>
-            <w:vAlign w:val="center"/>
-            <w:tcBorders>
-              <w:top w:val="single" w:sz="6" w:space="0" w:color="E5E7EB"/>
-              <w:bottom w:val="single" w:sz="6" w:space="0" w:color="E5E7EB"/>
-              <w:left w:val="single" w:sz="6" w:space="0" w:color="E5E7EB"/>
-              <w:right w:val="single" w:sz="6" w:space="0" w:color="E5E7EB"/>
-            </w:tcBorders>
-            <w:tcMar>
-              <w:top w:w="96" w:type="dxa"/>
-              <w:bottom w:w="96" w:type="dxa"/>
-              <w:left w:w="144" w:type="dxa"/>
-              <w:right w:w="144" w:type="dxa"/>
-            </w:tcMar>
-          </w:tcPr>
-          <w:p>
-            <w:pPr>
-              <w:jc w:val="left"/>
-              <w:spacing w:line="240" w:lineRule="auto" w:before="55" w:after="55"/>
-            </w:pPr>
-            <w:bookmarkStart w:id="2" w:name="则知明而行无过矣_01"/>
-            <w:r>
-              <w:rPr>
-                <w:sz w:val="22"/>
-              </w:rPr>
-              <w:t xml:space="preserve"> </w:t>
-            </w:r>
-            <w:bookmarkEnd w:id="2"/>
-          </w:p>
-        </w:tc>
-        <w:tc>
-          <w:tcPr>
-            <w:tcW w:type="dxa" w:w="2880"/>
-            <w:vAlign w:val="center"/>
-            <w:tcBorders>
-              <w:top w:val="single" w:sz="6" w:space="0" w:color="E5E7EB"/>
-              <w:bottom w:val="single" w:sz="6" w:space="0" w:color="E5E7EB"/>
-              <w:left w:val="single" w:sz="6" w:space="0" w:color="E5E7EB"/>
-              <w:right w:val="single" w:sz="6" w:space="0" w:color="E5E7EB"/>
-            </w:tcBorders>
-            <w:tcMar>
-              <w:top w:w="96" w:type="dxa"/>
-              <w:bottom w:w="96" w:type="dxa"/>
-              <w:left w:w="144" w:type="dxa"/>
-              <w:right w:w="144" w:type="dxa"/>
-            </w:tcMar>
-          </w:tcPr>
-          <w:p>
-            <w:pPr>
-              <w:jc w:val="left"/>
-              <w:spacing w:line="240" w:lineRule="auto" w:before="55" w:after="55"/>
-            </w:pPr>
-            <w:bookmarkStart w:id="3" w:name="__DOCXFIELD_b0f4e542813c43538d23baba173ea80d___01"/>
-            <w:r>
-              <w:rPr>
-                <w:sz w:val="22"/>
-              </w:rPr>
-              <w:t xml:space="preserve"> </w:t>
-            </w:r>
-            <w:bookmarkEnd w:id="3"/>
-          </w:p>
-        </w:tc>
-      </w:tr>
-      <w:tr>
-        <w:tc>
-          <w:tcPr>
-            <w:tcW w:type="dxa" w:w="2880"/>
-            <w:vAlign w:val="center"/>
-            <w:tcBorders>
-              <w:top w:val="single" w:sz="6" w:space="0" w:color="E5E7EB"/>
-              <w:bottom w:val="single" w:sz="6" w:space="0" w:color="E5E7EB"/>
-              <w:left w:val="single" w:sz="6" w:space="0" w:color="E5E7EB"/>
-              <w:right w:val="single" w:sz="6" w:space="0" w:color="E5E7EB"/>
-            </w:tcBorders>
-            <w:tcMar>
-              <w:top w:w="96" w:type="dxa"/>
-              <w:bottom w:w="96" w:type="dxa"/>
-              <w:left w:w="144" w:type="dxa"/>
-              <w:right w:w="144" w:type="dxa"/>
-            </w:tcMar>
-          </w:tcPr>
-          <w:p>
-            <w:pPr>
-              <w:jc w:val="left"/>
-              <w:spacing w:line="240" w:lineRule="auto" w:before="55" w:after="55"/>
-            </w:pPr>
-            <w:r>
-              <w:rPr>
-                <w:sz w:val="22"/>
-              </w:rPr>
-              <w:t>君子生非异也</w:t>
-            </w:r>
-          </w:p>
-        </w:tc>
-        <w:tc>
-          <w:tcPr>
-            <w:tcW w:type="dxa" w:w="2880"/>
-            <w:vAlign w:val="center"/>
-            <w:tcBorders>
-              <w:top w:val="single" w:sz="6" w:space="0" w:color="E5E7EB"/>
-              <w:bottom w:val="single" w:sz="6" w:space="0" w:color="E5E7EB"/>
-              <w:left w:val="single" w:sz="6" w:space="0" w:color="E5E7EB"/>
-              <w:right w:val="single" w:sz="6" w:space="0" w:color="E5E7EB"/>
-            </w:tcBorders>
-            <w:tcMar>
-              <w:top w:w="96" w:type="dxa"/>
-              <w:bottom w:w="96" w:type="dxa"/>
-              <w:left w:w="144" w:type="dxa"/>
-              <w:right w:w="144" w:type="dxa"/>
-            </w:tcMar>
-          </w:tcPr>
-          <w:p>
-            <w:pPr>
-              <w:jc w:val="left"/>
-              <w:spacing w:line="240" w:lineRule="auto" w:before="55" w:after="55"/>
-            </w:pPr>
-            <w:bookmarkStart w:id="4" w:name="君子生非异也_01"/>
-            <w:r>
-              <w:rPr>
-                <w:sz w:val="22"/>
-              </w:rPr>
-              <w:t xml:space="preserve"> </w:t>
-            </w:r>
-            <w:bookmarkEnd w:id="4"/>
-          </w:p>
-        </w:tc>
-        <w:tc>
-          <w:tcPr>
-            <w:tcW w:type="dxa" w:w="2880"/>
-            <w:vAlign w:val="center"/>
-            <w:tcBorders>
-              <w:top w:val="single" w:sz="6" w:space="0" w:color="E5E7EB"/>
-              <w:bottom w:val="single" w:sz="6" w:space="0" w:color="E5E7EB"/>
-              <w:left w:val="single" w:sz="6" w:space="0" w:color="E5E7EB"/>
-              <w:right w:val="single" w:sz="6" w:space="0" w:color="E5E7EB"/>
-            </w:tcBorders>
-            <w:tcMar>
-              <w:top w:w="96" w:type="dxa"/>
-              <w:bottom w:w="96" w:type="dxa"/>
-              <w:left w:w="144" w:type="dxa"/>
-              <w:right w:w="144" w:type="dxa"/>
-            </w:tcMar>
-          </w:tcPr>
-          <w:p>
-            <w:pPr>
-              <w:jc w:val="left"/>
-              <w:spacing w:line="240" w:lineRule="auto" w:before="55" w:after="55"/>
-            </w:pPr>
-            <w:bookmarkStart w:id="5" w:name="__DOCXFIELD_0efe9bddad324ac1a34011445e044b1c___01"/>
-            <w:r>
-              <w:rPr>
-                <w:sz w:val="22"/>
-              </w:rPr>
-              <w:t xml:space="preserve"> </w:t>
-            </w:r>
-            <w:bookmarkEnd w:id="5"/>
-          </w:p>
-        </w:tc>
-      </w:tr>
-    </w:tbl>
-    <w:p>
-      <w:pPr>
-        <w:jc w:val="left"/>
-      </w:pPr>
-      <w:r>
-        <w:rPr>
-          <w:rFonts w:ascii="微软雅黑" w:eastAsia="微软雅黑" w:hAnsi="微软雅黑" w:cs="微软雅黑" w:hint="eastAsia"/>
-          <w:b/>
-          <w:lang w:eastAsia="zh-CN"/>
-        </w:rPr>
-        <w:t>3. 预习疑问（我的疑惑）：读完之后，我最想弄清楚的一个问题是——</w:t>
-      </w:r>
+      <w:r/>
     </w:p>
     <w:tbl>
       <w:tblPr>
@@ -885,536 +1543,71 @@
             <w:tcW w:type="dxa" w:w="8640"/>
             <w:vAlign w:val="center"/>
             <w:tcBorders>
-              <w:top w:val="single" w:sz="6" w:space="0" w:color="E5E7EB"/>
-              <w:bottom w:val="single" w:sz="6" w:space="0" w:color="E5E7EB"/>
-              <w:left w:val="single" w:sz="6" w:space="0" w:color="E5E7EB"/>
-              <w:right w:val="single" w:sz="6" w:space="0" w:color="E5E7EB"/>
+              <w:top w:val="single" w:sz="6" w:space="0" w:color="A8A196"/>
+              <w:bottom w:val="single" w:sz="6" w:space="0" w:color="A8A196"/>
+              <w:left w:val="single" w:sz="6" w:space="0" w:color="A8A196"/>
+              <w:right w:val="single" w:sz="6" w:space="0" w:color="A8A196"/>
             </w:tcBorders>
-            <w:shd w:val="clear" w:color="auto" w:fill="F9FAFB"/>
             <w:tcMar>
-              <w:top w:w="96" w:type="dxa"/>
-              <w:bottom w:w="96" w:type="dxa"/>
-              <w:left w:w="144" w:type="dxa"/>
-              <w:right w:w="144" w:type="dxa"/>
+              <w:top w:w="60" w:type="dxa"/>
+              <w:bottom w:w="60" w:type="dxa"/>
+              <w:left w:w="100" w:type="dxa"/>
+              <w:right w:w="100" w:type="dxa"/>
             </w:tcMar>
           </w:tcPr>
           <w:p>
             <w:pPr>
-              <w:jc w:val="left"/>
-              <w:spacing w:line="240" w:lineRule="auto" w:before="55" w:after="55"/>
+              <w:spacing w:line="240" w:lineRule="auto" w:before="60" w:after="60"/>
             </w:pPr>
             <w:r>
-              <w:rPr>
-                <w:b/>
-                <w:sz w:val="22"/>
-              </w:rPr>
-              <w:t>我的疑惑</w:t>
+              <w:t xml:space="preserve"> </w:t>
             </w:r>
           </w:p>
-        </w:tc>
-      </w:tr>
-      <w:tr>
-        <w:tc>
-          <w:tcPr>
-            <w:tcW w:type="dxa" w:w="8640"/>
-            <w:vAlign w:val="center"/>
-            <w:tcBorders>
-              <w:top w:val="single" w:sz="6" w:space="0" w:color="E5E7EB"/>
-              <w:bottom w:val="single" w:sz="6" w:space="0" w:color="E5E7EB"/>
-              <w:left w:val="single" w:sz="6" w:space="0" w:color="E5E7EB"/>
-              <w:right w:val="single" w:sz="6" w:space="0" w:color="E5E7EB"/>
-            </w:tcBorders>
-            <w:tcMar>
-              <w:top w:w="96" w:type="dxa"/>
-              <w:bottom w:w="96" w:type="dxa"/>
-              <w:left w:w="144" w:type="dxa"/>
-              <w:right w:w="144" w:type="dxa"/>
-            </w:tcMar>
-          </w:tcPr>
           <w:p>
             <w:pPr>
-              <w:jc w:val="left"/>
-              <w:spacing w:line="240" w:lineRule="auto" w:before="55" w:after="55"/>
+              <w:spacing w:line="240" w:lineRule="auto" w:before="60" w:after="60"/>
             </w:pPr>
+            <w:r>
+              <w:t xml:space="preserve"> </w:t>
+            </w:r>
           </w:p>
-        </w:tc>
-      </w:tr>
-      <w:tr>
-        <w:tc>
-          <w:tcPr>
-            <w:tcW w:type="dxa" w:w="8640"/>
-            <w:vAlign w:val="center"/>
-            <w:tcBorders>
-              <w:top w:val="single" w:sz="6" w:space="0" w:color="E5E7EB"/>
-              <w:bottom w:val="single" w:sz="6" w:space="0" w:color="E5E7EB"/>
-              <w:left w:val="single" w:sz="6" w:space="0" w:color="E5E7EB"/>
-              <w:right w:val="single" w:sz="6" w:space="0" w:color="E5E7EB"/>
-            </w:tcBorders>
-            <w:tcMar>
-              <w:top w:w="96" w:type="dxa"/>
-              <w:bottom w:w="96" w:type="dxa"/>
-              <w:left w:w="144" w:type="dxa"/>
-              <w:right w:w="144" w:type="dxa"/>
-            </w:tcMar>
-          </w:tcPr>
           <w:p>
             <w:pPr>
-              <w:jc w:val="left"/>
-              <w:spacing w:line="240" w:lineRule="auto" w:before="55" w:after="55"/>
+              <w:spacing w:line="240" w:lineRule="auto" w:before="60" w:after="60"/>
             </w:pPr>
           </w:p>
         </w:tc>
       </w:tr>
     </w:tbl>
     <w:p>
-      <w:pPr>
-        <w:pStyle w:val="Heading2"/>
-        <w:spacing w:line="312" w:lineRule="auto"/>
-        <w:jc w:val="left"/>
-      </w:pPr>
-      <w:r>
-        <w:rPr>
-          <w:rFonts w:ascii="微软雅黑" w:hAnsi="微软雅黑" w:eastAsia="微软雅黑" w:cs="微软雅黑" w:hint="eastAsia"/>
-          <w:b w:val="0"/>
-          <w:color w:val="111827"/>
-          <w:sz w:val="36"/>
-          <w:lang w:eastAsia="zh-CN"/>
-        </w:rPr>
-        <w:t>五、课中任务单</w:t>
-      </w:r>
+      <w:r/>
     </w:p>
     <w:p>
       <w:pPr>
         <w:pStyle w:val="Heading3"/>
-        <w:spacing w:line="312" w:lineRule="auto"/>
-        <w:jc w:val="left"/>
       </w:pPr>
       <w:r>
         <w:rPr>
-          <w:rFonts w:ascii="微软雅黑" w:hAnsi="微软雅黑" w:eastAsia="微软雅黑" w:cs="微软雅黑" w:hint="eastAsia"/>
-          <w:b w:val="0"/>
-          <w:color w:val="111827"/>
-          <w:sz w:val="30"/>
+          <w:rFonts w:ascii="宋体" w:hAnsi="宋体" w:eastAsia="宋体" w:cs="宋体" w:hint="eastAsia"/>
+          <w:sz w:val="24"/>
           <w:lang w:eastAsia="zh-CN"/>
         </w:rPr>
-        <w:t>任务一 取象：五喻为什么都指向「变」</w:t>
+        <w:t>4.4 我的疑惑</w:t>
       </w:r>
+      <w:r/>
     </w:p>
     <w:p>
-      <w:pPr>
-        <w:jc w:val="left"/>
-      </w:pPr>
+      <w:pPr/>
       <w:r>
         <w:rPr>
-          <w:rFonts w:ascii="微软雅黑" w:eastAsia="微软雅黑" w:hAnsi="微软雅黑" w:cs="微软雅黑" w:hint="eastAsia"/>
-          <w:b/>
+          <w:rFonts w:ascii="宋体" w:eastAsia="宋体" w:hAnsi="宋体" w:cs="宋体" w:hint="eastAsia"/>
+          <w:color w:val="4B463F"/>
+          <w:sz w:val="21"/>
           <w:lang w:eastAsia="zh-CN"/>
         </w:rPr>
-        <w:t>读什么</w:t>
+        <w:t>读的时候有哪些地方想不通？一句话写一条，课上一并解决。</w:t>
       </w:r>
-      <w:r>
-        <w:rPr>
-          <w:rFonts w:ascii="微软雅黑" w:eastAsia="微软雅黑" w:hAnsi="微软雅黑" w:cs="微软雅黑" w:hint="eastAsia"/>
-          <w:lang w:eastAsia="zh-CN"/>
-        </w:rPr>
-        <w:t>：第一段「青，取之于蓝</w:t>
-      </w:r>
-      <w:r>
-        <w:t>……</w:t>
-      </w:r>
-      <w:r>
-        <w:rPr>
-          <w:rFonts w:ascii="微软雅黑" w:eastAsia="微软雅黑" w:hAnsi="微软雅黑" w:cs="微软雅黑" w:hint="eastAsia"/>
-          <w:lang w:eastAsia="zh-CN"/>
-        </w:rPr>
-        <w:t>则知明而行无过矣」。</w:t>
-      </w:r>
-    </w:p>
-    <w:p>
-      <w:pPr>
-        <w:jc w:val="left"/>
-      </w:pPr>
-      <w:r>
-        <w:rPr>
-          <w:rFonts w:ascii="微软雅黑" w:eastAsia="微软雅黑" w:hAnsi="微软雅黑" w:cs="微软雅黑" w:hint="eastAsia"/>
-          <w:b/>
-          <w:lang w:eastAsia="zh-CN"/>
-        </w:rPr>
-        <w:t>想什么</w:t>
-      </w:r>
-      <w:r>
-        <w:rPr>
-          <w:rFonts w:ascii="微软雅黑" w:eastAsia="微软雅黑" w:hAnsi="微软雅黑" w:cs="微软雅黑" w:hint="eastAsia"/>
-          <w:lang w:eastAsia="zh-CN"/>
-        </w:rPr>
-        <w:t>：这一段用了青、冰、木、金这些物象，它们变化之后各是什么结果？</w:t>
-      </w:r>
-    </w:p>
-    <w:p>
-      <w:pPr>
-        <w:jc w:val="left"/>
-      </w:pPr>
-      <w:r>
-        <w:rPr>
-          <w:rFonts w:ascii="微软雅黑" w:eastAsia="微软雅黑" w:hAnsi="微软雅黑" w:cs="微软雅黑" w:hint="eastAsia"/>
-          <w:b/>
-          <w:lang w:eastAsia="zh-CN"/>
-        </w:rPr>
-        <w:t>写什么</w:t>
-      </w:r>
-      <w:r>
-        <w:rPr>
-          <w:rFonts w:ascii="微软雅黑" w:eastAsia="微软雅黑" w:hAnsi="微软雅黑" w:cs="微软雅黑" w:hint="eastAsia"/>
-          <w:lang w:eastAsia="zh-CN"/>
-        </w:rPr>
-        <w:t>：</w:t>
-      </w:r>
-    </w:p>
-    <w:tbl>
-      <w:tblPr>
-        <w:tblW w:type="pct" w:w="5000"/>
-        <w:tblLook w:firstColumn="1" w:firstRow="1" w:lastColumn="0" w:lastRow="0" w:noHBand="0" w:noVBand="1" w:val="04A0"/>
-        <w:tblLayout w:type="autofit"/>
-      </w:tblPr>
-      <w:tblGrid>
-        <w:gridCol w:w="4320"/>
-        <w:gridCol w:w="4320"/>
-      </w:tblGrid>
-      <w:tr>
-        <w:tc>
-          <w:tcPr>
-            <w:tcW w:type="dxa" w:w="4320"/>
-            <w:vAlign w:val="center"/>
-            <w:tcBorders>
-              <w:top w:val="single" w:sz="6" w:space="0" w:color="E5E7EB"/>
-              <w:bottom w:val="single" w:sz="6" w:space="0" w:color="E5E7EB"/>
-              <w:left w:val="single" w:sz="6" w:space="0" w:color="E5E7EB"/>
-              <w:right w:val="single" w:sz="6" w:space="0" w:color="E5E7EB"/>
-            </w:tcBorders>
-            <w:shd w:val="clear" w:color="auto" w:fill="F9FAFB"/>
-            <w:tcMar>
-              <w:top w:w="96" w:type="dxa"/>
-              <w:bottom w:w="96" w:type="dxa"/>
-              <w:left w:w="144" w:type="dxa"/>
-              <w:right w:w="144" w:type="dxa"/>
-            </w:tcMar>
-          </w:tcPr>
-          <w:p>
-            <w:pPr>
-              <w:jc w:val="left"/>
-              <w:spacing w:line="240" w:lineRule="auto" w:before="55" w:after="55"/>
-            </w:pPr>
-            <w:r>
-              <w:rPr>
-                <w:b/>
-                <w:sz w:val="22"/>
-              </w:rPr>
-              <w:t>物象</w:t>
-            </w:r>
-          </w:p>
-        </w:tc>
-        <w:tc>
-          <w:tcPr>
-            <w:tcW w:type="dxa" w:w="4320"/>
-            <w:vAlign w:val="center"/>
-            <w:tcBorders>
-              <w:top w:val="single" w:sz="6" w:space="0" w:color="E5E7EB"/>
-              <w:bottom w:val="single" w:sz="6" w:space="0" w:color="E5E7EB"/>
-              <w:left w:val="single" w:sz="6" w:space="0" w:color="E5E7EB"/>
-              <w:right w:val="single" w:sz="6" w:space="0" w:color="E5E7EB"/>
-            </w:tcBorders>
-            <w:shd w:val="clear" w:color="auto" w:fill="F9FAFB"/>
-            <w:tcMar>
-              <w:top w:w="96" w:type="dxa"/>
-              <w:bottom w:w="96" w:type="dxa"/>
-              <w:left w:w="144" w:type="dxa"/>
-              <w:right w:w="144" w:type="dxa"/>
-            </w:tcMar>
-          </w:tcPr>
-          <w:p>
-            <w:pPr>
-              <w:jc w:val="left"/>
-              <w:spacing w:line="240" w:lineRule="auto" w:before="55" w:after="55"/>
-            </w:pPr>
-            <w:r>
-              <w:rPr>
-                <w:b/>
-                <w:sz w:val="22"/>
-              </w:rPr>
-              <w:t>变化之后的结果（原文词句）</w:t>
-            </w:r>
-          </w:p>
-        </w:tc>
-      </w:tr>
-      <w:tr>
-        <w:tc>
-          <w:tcPr>
-            <w:tcW w:type="dxa" w:w="4320"/>
-            <w:vAlign w:val="center"/>
-            <w:tcBorders>
-              <w:top w:val="single" w:sz="6" w:space="0" w:color="E5E7EB"/>
-              <w:bottom w:val="single" w:sz="6" w:space="0" w:color="E5E7EB"/>
-              <w:left w:val="single" w:sz="6" w:space="0" w:color="E5E7EB"/>
-              <w:right w:val="single" w:sz="6" w:space="0" w:color="E5E7EB"/>
-            </w:tcBorders>
-            <w:tcMar>
-              <w:top w:w="96" w:type="dxa"/>
-              <w:bottom w:w="96" w:type="dxa"/>
-              <w:left w:w="144" w:type="dxa"/>
-              <w:right w:w="144" w:type="dxa"/>
-            </w:tcMar>
-          </w:tcPr>
-          <w:p>
-            <w:pPr>
-              <w:jc w:val="left"/>
-              <w:spacing w:line="240" w:lineRule="auto" w:before="55" w:after="55"/>
-            </w:pPr>
-            <w:r>
-              <w:rPr>
-                <w:sz w:val="22"/>
-              </w:rPr>
-              <w:t>青</w:t>
-            </w:r>
-          </w:p>
-        </w:tc>
-        <w:tc>
-          <w:tcPr>
-            <w:tcW w:type="dxa" w:w="4320"/>
-            <w:vAlign w:val="center"/>
-            <w:tcBorders>
-              <w:top w:val="single" w:sz="6" w:space="0" w:color="E5E7EB"/>
-              <w:bottom w:val="single" w:sz="6" w:space="0" w:color="E5E7EB"/>
-              <w:left w:val="single" w:sz="6" w:space="0" w:color="E5E7EB"/>
-              <w:right w:val="single" w:sz="6" w:space="0" w:color="E5E7EB"/>
-            </w:tcBorders>
-            <w:tcMar>
-              <w:top w:w="96" w:type="dxa"/>
-              <w:bottom w:w="96" w:type="dxa"/>
-              <w:left w:w="144" w:type="dxa"/>
-              <w:right w:w="144" w:type="dxa"/>
-            </w:tcMar>
-          </w:tcPr>
-          <w:p>
-            <w:pPr>
-              <w:jc w:val="left"/>
-              <w:spacing w:line="240" w:lineRule="auto" w:before="55" w:after="55"/>
-            </w:pPr>
-            <w:bookmarkStart w:id="6" w:name="青_01"/>
-            <w:r>
-              <w:rPr>
-                <w:sz w:val="22"/>
-              </w:rPr>
-              <w:t xml:space="preserve"> </w:t>
-            </w:r>
-            <w:bookmarkEnd w:id="6"/>
-          </w:p>
-        </w:tc>
-      </w:tr>
-      <w:tr>
-        <w:tc>
-          <w:tcPr>
-            <w:tcW w:type="dxa" w:w="4320"/>
-            <w:vAlign w:val="center"/>
-            <w:tcBorders>
-              <w:top w:val="single" w:sz="6" w:space="0" w:color="E5E7EB"/>
-              <w:bottom w:val="single" w:sz="6" w:space="0" w:color="E5E7EB"/>
-              <w:left w:val="single" w:sz="6" w:space="0" w:color="E5E7EB"/>
-              <w:right w:val="single" w:sz="6" w:space="0" w:color="E5E7EB"/>
-            </w:tcBorders>
-            <w:tcMar>
-              <w:top w:w="96" w:type="dxa"/>
-              <w:bottom w:w="96" w:type="dxa"/>
-              <w:left w:w="144" w:type="dxa"/>
-              <w:right w:w="144" w:type="dxa"/>
-            </w:tcMar>
-          </w:tcPr>
-          <w:p>
-            <w:pPr>
-              <w:jc w:val="left"/>
-              <w:spacing w:line="240" w:lineRule="auto" w:before="55" w:after="55"/>
-            </w:pPr>
-            <w:r>
-              <w:rPr>
-                <w:sz w:val="22"/>
-              </w:rPr>
-              <w:t>冰</w:t>
-            </w:r>
-          </w:p>
-        </w:tc>
-        <w:tc>
-          <w:tcPr>
-            <w:tcW w:type="dxa" w:w="4320"/>
-            <w:vAlign w:val="center"/>
-            <w:tcBorders>
-              <w:top w:val="single" w:sz="6" w:space="0" w:color="E5E7EB"/>
-              <w:bottom w:val="single" w:sz="6" w:space="0" w:color="E5E7EB"/>
-              <w:left w:val="single" w:sz="6" w:space="0" w:color="E5E7EB"/>
-              <w:right w:val="single" w:sz="6" w:space="0" w:color="E5E7EB"/>
-            </w:tcBorders>
-            <w:tcMar>
-              <w:top w:w="96" w:type="dxa"/>
-              <w:bottom w:w="96" w:type="dxa"/>
-              <w:left w:w="144" w:type="dxa"/>
-              <w:right w:w="144" w:type="dxa"/>
-            </w:tcMar>
-          </w:tcPr>
-          <w:p>
-            <w:pPr>
-              <w:jc w:val="left"/>
-              <w:spacing w:line="240" w:lineRule="auto" w:before="55" w:after="55"/>
-            </w:pPr>
-            <w:bookmarkStart w:id="7" w:name="冰_01"/>
-            <w:r>
-              <w:rPr>
-                <w:sz w:val="22"/>
-              </w:rPr>
-              <w:t xml:space="preserve"> </w:t>
-            </w:r>
-            <w:bookmarkEnd w:id="7"/>
-          </w:p>
-        </w:tc>
-      </w:tr>
-      <w:tr>
-        <w:tc>
-          <w:tcPr>
-            <w:tcW w:type="dxa" w:w="4320"/>
-            <w:vAlign w:val="center"/>
-            <w:tcBorders>
-              <w:top w:val="single" w:sz="6" w:space="0" w:color="E5E7EB"/>
-              <w:bottom w:val="single" w:sz="6" w:space="0" w:color="E5E7EB"/>
-              <w:left w:val="single" w:sz="6" w:space="0" w:color="E5E7EB"/>
-              <w:right w:val="single" w:sz="6" w:space="0" w:color="E5E7EB"/>
-            </w:tcBorders>
-            <w:tcMar>
-              <w:top w:w="96" w:type="dxa"/>
-              <w:bottom w:w="96" w:type="dxa"/>
-              <w:left w:w="144" w:type="dxa"/>
-              <w:right w:w="144" w:type="dxa"/>
-            </w:tcMar>
-          </w:tcPr>
-          <w:p>
-            <w:pPr>
-              <w:jc w:val="left"/>
-              <w:spacing w:line="240" w:lineRule="auto" w:before="55" w:after="55"/>
-            </w:pPr>
-            <w:r>
-              <w:rPr>
-                <w:sz w:val="22"/>
-              </w:rPr>
-              <w:t>木</w:t>
-            </w:r>
-          </w:p>
-        </w:tc>
-        <w:tc>
-          <w:tcPr>
-            <w:tcW w:type="dxa" w:w="4320"/>
-            <w:vAlign w:val="center"/>
-            <w:tcBorders>
-              <w:top w:val="single" w:sz="6" w:space="0" w:color="E5E7EB"/>
-              <w:bottom w:val="single" w:sz="6" w:space="0" w:color="E5E7EB"/>
-              <w:left w:val="single" w:sz="6" w:space="0" w:color="E5E7EB"/>
-              <w:right w:val="single" w:sz="6" w:space="0" w:color="E5E7EB"/>
-            </w:tcBorders>
-            <w:tcMar>
-              <w:top w:w="96" w:type="dxa"/>
-              <w:bottom w:w="96" w:type="dxa"/>
-              <w:left w:w="144" w:type="dxa"/>
-              <w:right w:w="144" w:type="dxa"/>
-            </w:tcMar>
-          </w:tcPr>
-          <w:p>
-            <w:pPr>
-              <w:jc w:val="left"/>
-              <w:spacing w:line="240" w:lineRule="auto" w:before="55" w:after="55"/>
-            </w:pPr>
-            <w:bookmarkStart w:id="8" w:name="木_01"/>
-            <w:r>
-              <w:rPr>
-                <w:sz w:val="22"/>
-              </w:rPr>
-              <w:t xml:space="preserve"> </w:t>
-            </w:r>
-            <w:bookmarkEnd w:id="8"/>
-          </w:p>
-        </w:tc>
-      </w:tr>
-      <w:tr>
-        <w:tc>
-          <w:tcPr>
-            <w:tcW w:type="dxa" w:w="4320"/>
-            <w:vAlign w:val="center"/>
-            <w:tcBorders>
-              <w:top w:val="single" w:sz="6" w:space="0" w:color="E5E7EB"/>
-              <w:bottom w:val="single" w:sz="6" w:space="0" w:color="E5E7EB"/>
-              <w:left w:val="single" w:sz="6" w:space="0" w:color="E5E7EB"/>
-              <w:right w:val="single" w:sz="6" w:space="0" w:color="E5E7EB"/>
-            </w:tcBorders>
-            <w:tcMar>
-              <w:top w:w="96" w:type="dxa"/>
-              <w:bottom w:w="96" w:type="dxa"/>
-              <w:left w:w="144" w:type="dxa"/>
-              <w:right w:w="144" w:type="dxa"/>
-            </w:tcMar>
-          </w:tcPr>
-          <w:p>
-            <w:pPr>
-              <w:jc w:val="left"/>
-              <w:spacing w:line="240" w:lineRule="auto" w:before="55" w:after="55"/>
-            </w:pPr>
-            <w:r>
-              <w:rPr>
-                <w:sz w:val="22"/>
-              </w:rPr>
-              <w:t>金</w:t>
-            </w:r>
-          </w:p>
-        </w:tc>
-        <w:tc>
-          <w:tcPr>
-            <w:tcW w:type="dxa" w:w="4320"/>
-            <w:vAlign w:val="center"/>
-            <w:tcBorders>
-              <w:top w:val="single" w:sz="6" w:space="0" w:color="E5E7EB"/>
-              <w:bottom w:val="single" w:sz="6" w:space="0" w:color="E5E7EB"/>
-              <w:left w:val="single" w:sz="6" w:space="0" w:color="E5E7EB"/>
-              <w:right w:val="single" w:sz="6" w:space="0" w:color="E5E7EB"/>
-            </w:tcBorders>
-            <w:tcMar>
-              <w:top w:w="96" w:type="dxa"/>
-              <w:bottom w:w="96" w:type="dxa"/>
-              <w:left w:w="144" w:type="dxa"/>
-              <w:right w:w="144" w:type="dxa"/>
-            </w:tcMar>
-          </w:tcPr>
-          <w:p>
-            <w:pPr>
-              <w:jc w:val="left"/>
-              <w:spacing w:line="240" w:lineRule="auto" w:before="55" w:after="55"/>
-            </w:pPr>
-            <w:bookmarkStart w:id="9" w:name="金_01"/>
-            <w:r>
-              <w:rPr>
-                <w:sz w:val="22"/>
-              </w:rPr>
-              <w:t xml:space="preserve"> </w:t>
-            </w:r>
-            <w:bookmarkEnd w:id="9"/>
-          </w:p>
-        </w:tc>
-      </w:tr>
-    </w:tbl>
-    <w:p>
-      <w:pPr>
-        <w:jc w:val="left"/>
-      </w:pPr>
-      <w:r>
-        <w:rPr>
-          <w:rFonts w:ascii="微软雅黑" w:eastAsia="微软雅黑" w:hAnsi="微软雅黑" w:cs="微软雅黑" w:hint="eastAsia"/>
-          <w:b/>
-          <w:lang w:eastAsia="zh-CN"/>
-        </w:rPr>
-        <w:t>这些结果的共同点是什么？靠什么才变过来的？</w:t>
-      </w:r>
+      <w:r/>
     </w:p>
     <w:tbl>
       <w:tblPr>
@@ -1431,30 +1624,266 @@
             <w:tcW w:type="dxa" w:w="8640"/>
             <w:vAlign w:val="center"/>
             <w:tcBorders>
-              <w:top w:val="single" w:sz="6" w:space="0" w:color="E5E7EB"/>
-              <w:bottom w:val="single" w:sz="6" w:space="0" w:color="E5E7EB"/>
-              <w:left w:val="single" w:sz="6" w:space="0" w:color="E5E7EB"/>
-              <w:right w:val="single" w:sz="6" w:space="0" w:color="E5E7EB"/>
+              <w:top w:val="single" w:sz="6" w:space="0" w:color="A8A196"/>
+              <w:bottom w:val="single" w:sz="6" w:space="0" w:color="A8A196"/>
+              <w:left w:val="single" w:sz="6" w:space="0" w:color="A8A196"/>
+              <w:right w:val="single" w:sz="6" w:space="0" w:color="A8A196"/>
             </w:tcBorders>
-            <w:shd w:val="clear" w:color="auto" w:fill="F9FAFB"/>
             <w:tcMar>
-              <w:top w:w="96" w:type="dxa"/>
-              <w:bottom w:w="96" w:type="dxa"/>
-              <w:left w:w="144" w:type="dxa"/>
-              <w:right w:w="144" w:type="dxa"/>
+              <w:top w:w="60" w:type="dxa"/>
+              <w:bottom w:w="60" w:type="dxa"/>
+              <w:left w:w="100" w:type="dxa"/>
+              <w:right w:w="100" w:type="dxa"/>
             </w:tcMar>
           </w:tcPr>
           <w:p>
             <w:pPr>
-              <w:jc w:val="left"/>
-              <w:spacing w:line="240" w:lineRule="auto" w:before="55" w:after="55"/>
+              <w:spacing w:line="240" w:lineRule="auto" w:before="60" w:after="60"/>
+            </w:pPr>
+            <w:r>
+              <w:t xml:space="preserve"> </w:t>
+            </w:r>
+          </w:p>
+          <w:p>
+            <w:pPr>
+              <w:spacing w:line="240" w:lineRule="auto" w:before="60" w:after="60"/>
+            </w:pPr>
+            <w:r>
+              <w:t xml:space="preserve"> </w:t>
+            </w:r>
+          </w:p>
+          <w:p>
+            <w:pPr>
+              <w:spacing w:line="240" w:lineRule="auto" w:before="60" w:after="60"/>
+            </w:pPr>
+            <w:r>
+              <w:t xml:space="preserve"> </w:t>
+            </w:r>
+          </w:p>
+          <w:p>
+            <w:pPr>
+              <w:spacing w:line="240" w:lineRule="auto" w:before="60" w:after="60"/>
+            </w:pPr>
+          </w:p>
+        </w:tc>
+      </w:tr>
+    </w:tbl>
+    <w:p>
+      <w:r/>
+    </w:p>
+    <w:p>
+      <w:pPr>
+        <w:pStyle w:val="Heading2"/>
+      </w:pPr>
+      <w:r>
+        <w:rPr>
+          <w:rFonts w:ascii="宋体" w:hAnsi="宋体" w:eastAsia="宋体" w:cs="宋体" w:hint="eastAsia"/>
+          <w:sz w:val="28"/>
+          <w:lang w:eastAsia="zh-CN"/>
+        </w:rPr>
+        <w:t>五、课中案</w:t>
+      </w:r>
+      <w:r/>
+    </w:p>
+    <w:p>
+      <w:pPr>
+        <w:pStyle w:val="Heading3"/>
+      </w:pPr>
+      <w:r>
+        <w:rPr>
+          <w:rFonts w:ascii="宋体" w:hAnsi="宋体" w:eastAsia="宋体" w:cs="宋体" w:hint="eastAsia"/>
+          <w:sz w:val="24"/>
+          <w:lang w:eastAsia="zh-CN"/>
+        </w:rPr>
+        <w:t>5.1 情境与任务</w:t>
+      </w:r>
+      <w:r/>
+    </w:p>
+    <w:p>
+      <w:pPr/>
+      <w:r>
+        <w:rPr>
+          <w:rFonts w:ascii="宋体" w:eastAsia="宋体" w:hAnsi="宋体" w:cs="宋体" w:hint="eastAsia"/>
+          <w:lang w:eastAsia="zh-CN"/>
+        </w:rPr>
+        <w:t>学校「诸子说理」读书角要办一期活动</w:t>
+      </w:r>
+      <w:r>
+        <w:t>——</w:t>
+      </w:r>
+      <w:r>
+        <w:rPr>
+          <w:rFonts w:ascii="宋体" w:eastAsia="宋体" w:hAnsi="宋体" w:cs="宋体" w:hint="eastAsia"/>
+          <w:b/>
+          <w:lang w:eastAsia="zh-CN"/>
+        </w:rPr>
+        <w:t>把《劝学》讲给初一的同学听</w:t>
+      </w:r>
+      <w:r>
+        <w:rPr>
+          <w:rFonts w:ascii="宋体" w:eastAsia="宋体" w:hAnsi="宋体" w:cs="宋体" w:hint="eastAsia"/>
+          <w:lang w:eastAsia="zh-CN"/>
+        </w:rPr>
+        <w:t>。要求不能只翻译，要</w:t>
+      </w:r>
+      <w:r>
+        <w:rPr>
+          <w:rFonts w:ascii="宋体" w:eastAsia="宋体" w:hAnsi="宋体" w:cs="宋体" w:hint="eastAsia"/>
+          <w:b/>
+          <w:lang w:eastAsia="zh-CN"/>
+        </w:rPr>
+        <w:t>说清荀子是怎么把「学不可以已」这个道理讲成立的</w:t>
+      </w:r>
+      <w:r>
+        <w:rPr>
+          <w:rFonts w:ascii="宋体" w:eastAsia="宋体" w:hAnsi="宋体" w:cs="宋体" w:hint="eastAsia"/>
+          <w:lang w:eastAsia="zh-CN"/>
+        </w:rPr>
+        <w:t>，让初一同学听完能自己讲出来。</w:t>
+      </w:r>
+      <w:r/>
+    </w:p>
+    <w:p>
+      <w:pPr/>
+      <w:r>
+        <w:rPr>
+          <w:rFonts w:ascii="宋体" w:eastAsia="宋体" w:hAnsi="宋体" w:cs="宋体" w:hint="eastAsia"/>
+          <w:lang w:eastAsia="zh-CN"/>
+        </w:rPr>
+        <w:t>要讲得出来，先得把话「拆开」。下面三张表，就是你的讲稿材料。</w:t>
+      </w:r>
+      <w:r/>
+    </w:p>
+    <w:p>
+      <w:pPr>
+        <w:pStyle w:val="Heading3"/>
+      </w:pPr>
+      <w:r>
+        <w:rPr>
+          <w:rFonts w:ascii="宋体" w:hAnsi="宋体" w:eastAsia="宋体" w:cs="宋体" w:hint="eastAsia"/>
+          <w:sz w:val="24"/>
+          <w:lang w:eastAsia="zh-CN"/>
+        </w:rPr>
+        <w:t>5.2 任务一（第 1 课时）· 找喻体</w:t>
+      </w:r>
+      <w:r/>
+    </w:p>
+    <w:p>
+      <w:pPr>
+        <w:spacing w:before="120" w:after="40"/>
+      </w:pPr>
+      <w:r>
+        <w:rPr>
+          <w:rFonts w:ascii="宋体" w:eastAsia="宋体" w:hAnsi="宋体" w:cs="宋体" w:hint="eastAsia"/>
+          <w:color w:val="9C2E22"/>
+          <w:lang w:eastAsia="zh-CN"/>
+        </w:rPr>
+        <w:t>读第一段，想一想：作者用了哪几样东西来说话？它们有什么共同点？</w:t>
+      </w:r>
+      <w:r/>
+    </w:p>
+    <w:tbl>
+      <w:tblPr>
+        <w:tblW w:type="pct" w:w="5000"/>
+        <w:tblLayout w:type="autofit"/>
+        <w:tblLook w:firstColumn="1" w:firstRow="1" w:lastColumn="0" w:lastRow="0" w:noHBand="0" w:noVBand="1" w:val="04A0"/>
+      </w:tblPr>
+      <w:tblGrid>
+        <w:gridCol w:w="2246"/>
+        <w:gridCol w:w="3197"/>
+        <w:gridCol w:w="3197"/>
+      </w:tblGrid>
+      <w:tr>
+        <w:tc>
+          <w:tcPr>
+            <w:tcW w:type="pct" w:w="1300"/>
+            <w:vAlign w:val="center"/>
+            <w:tcBorders>
+              <w:top w:val="single" w:sz="6" w:space="0" w:color="A8A196"/>
+              <w:bottom w:val="single" w:sz="6" w:space="0" w:color="A8A196"/>
+              <w:left w:val="single" w:sz="6" w:space="0" w:color="A8A196"/>
+              <w:right w:val="single" w:sz="6" w:space="0" w:color="A8A196"/>
+            </w:tcBorders>
+            <w:shd w:val="clear" w:color="auto" w:fill="F2EFE6"/>
+            <w:tcMar>
+              <w:top w:w="60" w:type="dxa"/>
+              <w:bottom w:w="60" w:type="dxa"/>
+              <w:left w:w="100" w:type="dxa"/>
+              <w:right w:w="100" w:type="dxa"/>
+            </w:tcMar>
+          </w:tcPr>
+          <w:p>
+            <w:pPr>
+              <w:spacing w:line="240" w:lineRule="auto" w:before="60" w:after="60"/>
             </w:pPr>
             <w:r>
               <w:rPr>
+                <w:rFonts w:ascii="黑体" w:hAnsi="黑体" w:eastAsia="黑体" w:hint="eastAsia"/>
                 <w:b/>
-                <w:sz w:val="22"/>
               </w:rPr>
-              <w:t>我的答案</w:t>
+              <w:t>物象（第一段里的事物）</w:t>
+            </w:r>
+          </w:p>
+        </w:tc>
+        <w:tc>
+          <w:tcPr>
+            <w:tcW w:type="pct" w:w="1850"/>
+            <w:vAlign w:val="center"/>
+            <w:tcBorders>
+              <w:top w:val="single" w:sz="6" w:space="0" w:color="A8A196"/>
+              <w:bottom w:val="single" w:sz="6" w:space="0" w:color="A8A196"/>
+              <w:left w:val="single" w:sz="6" w:space="0" w:color="A8A196"/>
+              <w:right w:val="single" w:sz="6" w:space="0" w:color="A8A196"/>
+            </w:tcBorders>
+            <w:shd w:val="clear" w:color="auto" w:fill="F2EFE6"/>
+            <w:tcMar>
+              <w:top w:w="60" w:type="dxa"/>
+              <w:bottom w:w="60" w:type="dxa"/>
+              <w:left w:w="100" w:type="dxa"/>
+              <w:right w:w="100" w:type="dxa"/>
+            </w:tcMar>
+          </w:tcPr>
+          <w:p>
+            <w:pPr>
+              <w:spacing w:line="240" w:lineRule="auto" w:before="60" w:after="60"/>
+            </w:pPr>
+            <w:r>
+              <w:rPr>
+                <w:rFonts w:ascii="黑体" w:hAnsi="黑体" w:eastAsia="黑体" w:hint="eastAsia"/>
+                <w:b/>
+              </w:rPr>
+              <w:t>它变成了什么（填原句中的词）</w:t>
+            </w:r>
+          </w:p>
+        </w:tc>
+        <w:tc>
+          <w:tcPr>
+            <w:tcW w:type="pct" w:w="1850"/>
+            <w:vAlign w:val="center"/>
+            <w:tcBorders>
+              <w:top w:val="single" w:sz="6" w:space="0" w:color="A8A196"/>
+              <w:bottom w:val="single" w:sz="6" w:space="0" w:color="A8A196"/>
+              <w:left w:val="single" w:sz="6" w:space="0" w:color="A8A196"/>
+              <w:right w:val="single" w:sz="6" w:space="0" w:color="A8A196"/>
+            </w:tcBorders>
+            <w:shd w:val="clear" w:color="auto" w:fill="F2EFE6"/>
+            <w:tcMar>
+              <w:top w:w="60" w:type="dxa"/>
+              <w:bottom w:w="60" w:type="dxa"/>
+              <w:left w:w="100" w:type="dxa"/>
+              <w:right w:w="100" w:type="dxa"/>
+            </w:tcMar>
+          </w:tcPr>
+          <w:p>
+            <w:pPr>
+              <w:spacing w:line="240" w:lineRule="auto" w:before="60" w:after="60"/>
+            </w:pPr>
+            <w:r>
+              <w:rPr>
+                <w:rFonts w:ascii="黑体" w:hAnsi="黑体" w:eastAsia="黑体" w:hint="eastAsia"/>
+                <w:b/>
+              </w:rPr>
+              <w:t>靠什么变的（填原句中的词）</w:t>
             </w:r>
           </w:p>
         </w:tc>
@@ -1462,25 +1891,70 @@
       <w:tr>
         <w:tc>
           <w:tcPr>
-            <w:tcW w:type="dxa" w:w="8640"/>
+            <w:tcW w:type="pct" w:w="1300"/>
             <w:vAlign w:val="center"/>
             <w:tcBorders>
-              <w:top w:val="single" w:sz="6" w:space="0" w:color="E5E7EB"/>
-              <w:bottom w:val="single" w:sz="6" w:space="0" w:color="E5E7EB"/>
-              <w:left w:val="single" w:sz="6" w:space="0" w:color="E5E7EB"/>
-              <w:right w:val="single" w:sz="6" w:space="0" w:color="E5E7EB"/>
+              <w:top w:val="single" w:sz="6" w:space="0" w:color="A8A196"/>
+              <w:bottom w:val="single" w:sz="6" w:space="0" w:color="A8A196"/>
+              <w:left w:val="single" w:sz="6" w:space="0" w:color="A8A196"/>
+              <w:right w:val="single" w:sz="6" w:space="0" w:color="A8A196"/>
             </w:tcBorders>
             <w:tcMar>
-              <w:top w:w="96" w:type="dxa"/>
-              <w:bottom w:w="96" w:type="dxa"/>
-              <w:left w:w="144" w:type="dxa"/>
-              <w:right w:w="144" w:type="dxa"/>
+              <w:top w:w="60" w:type="dxa"/>
+              <w:bottom w:w="60" w:type="dxa"/>
+              <w:left w:w="100" w:type="dxa"/>
+              <w:right w:w="100" w:type="dxa"/>
             </w:tcMar>
           </w:tcPr>
           <w:p>
             <w:pPr>
-              <w:jc w:val="left"/>
-              <w:spacing w:line="240" w:lineRule="auto" w:before="55" w:after="55"/>
+              <w:spacing w:line="240" w:lineRule="auto" w:before="60" w:after="60"/>
+            </w:pPr>
+          </w:p>
+        </w:tc>
+        <w:tc>
+          <w:tcPr>
+            <w:tcW w:type="pct" w:w="1850"/>
+            <w:vAlign w:val="center"/>
+            <w:tcBorders>
+              <w:top w:val="single" w:sz="6" w:space="0" w:color="A8A196"/>
+              <w:bottom w:val="single" w:sz="6" w:space="0" w:color="A8A196"/>
+              <w:left w:val="single" w:sz="6" w:space="0" w:color="A8A196"/>
+              <w:right w:val="single" w:sz="6" w:space="0" w:color="A8A196"/>
+            </w:tcBorders>
+            <w:tcMar>
+              <w:top w:w="60" w:type="dxa"/>
+              <w:bottom w:w="60" w:type="dxa"/>
+              <w:left w:w="100" w:type="dxa"/>
+              <w:right w:w="100" w:type="dxa"/>
+            </w:tcMar>
+          </w:tcPr>
+          <w:p>
+            <w:pPr>
+              <w:spacing w:line="240" w:lineRule="auto" w:before="60" w:after="60"/>
+            </w:pPr>
+          </w:p>
+        </w:tc>
+        <w:tc>
+          <w:tcPr>
+            <w:tcW w:type="pct" w:w="1850"/>
+            <w:vAlign w:val="center"/>
+            <w:tcBorders>
+              <w:top w:val="single" w:sz="6" w:space="0" w:color="A8A196"/>
+              <w:bottom w:val="single" w:sz="6" w:space="0" w:color="A8A196"/>
+              <w:left w:val="single" w:sz="6" w:space="0" w:color="A8A196"/>
+              <w:right w:val="single" w:sz="6" w:space="0" w:color="A8A196"/>
+            </w:tcBorders>
+            <w:tcMar>
+              <w:top w:w="60" w:type="dxa"/>
+              <w:bottom w:w="60" w:type="dxa"/>
+              <w:left w:w="100" w:type="dxa"/>
+              <w:right w:w="100" w:type="dxa"/>
+            </w:tcMar>
+          </w:tcPr>
+          <w:p>
+            <w:pPr>
+              <w:spacing w:line="240" w:lineRule="auto" w:before="60" w:after="60"/>
             </w:pPr>
           </w:p>
         </w:tc>
@@ -1488,296 +1962,70 @@
       <w:tr>
         <w:tc>
           <w:tcPr>
-            <w:tcW w:type="dxa" w:w="8640"/>
+            <w:tcW w:type="pct" w:w="1300"/>
             <w:vAlign w:val="center"/>
             <w:tcBorders>
-              <w:top w:val="single" w:sz="6" w:space="0" w:color="E5E7EB"/>
-              <w:bottom w:val="single" w:sz="6" w:space="0" w:color="E5E7EB"/>
-              <w:left w:val="single" w:sz="6" w:space="0" w:color="E5E7EB"/>
-              <w:right w:val="single" w:sz="6" w:space="0" w:color="E5E7EB"/>
+              <w:top w:val="single" w:sz="6" w:space="0" w:color="A8A196"/>
+              <w:bottom w:val="single" w:sz="6" w:space="0" w:color="A8A196"/>
+              <w:left w:val="single" w:sz="6" w:space="0" w:color="A8A196"/>
+              <w:right w:val="single" w:sz="6" w:space="0" w:color="A8A196"/>
             </w:tcBorders>
             <w:tcMar>
-              <w:top w:w="96" w:type="dxa"/>
-              <w:bottom w:w="96" w:type="dxa"/>
-              <w:left w:w="144" w:type="dxa"/>
-              <w:right w:w="144" w:type="dxa"/>
+              <w:top w:w="60" w:type="dxa"/>
+              <w:bottom w:w="60" w:type="dxa"/>
+              <w:left w:w="100" w:type="dxa"/>
+              <w:right w:w="100" w:type="dxa"/>
             </w:tcMar>
           </w:tcPr>
           <w:p>
             <w:pPr>
-              <w:jc w:val="left"/>
-              <w:spacing w:line="240" w:lineRule="auto" w:before="55" w:after="55"/>
-            </w:pPr>
-          </w:p>
-        </w:tc>
-      </w:tr>
-    </w:tbl>
-    <w:p>
-      <w:pPr>
-        <w:pStyle w:val="Heading3"/>
-        <w:spacing w:line="312" w:lineRule="auto"/>
-        <w:jc w:val="left"/>
-      </w:pPr>
-      <w:r>
-        <w:rPr>
-          <w:rFonts w:ascii="微软雅黑" w:hAnsi="微软雅黑" w:eastAsia="微软雅黑" w:cs="微软雅黑" w:hint="eastAsia"/>
-          <w:b w:val="0"/>
-          <w:color w:val="111827"/>
-          <w:sz w:val="30"/>
-          <w:lang w:eastAsia="zh-CN"/>
-        </w:rPr>
-        <w:t>任务二 「假于物」：学的本质是什么</w:t>
-      </w:r>
-    </w:p>
-    <w:p>
-      <w:pPr>
-        <w:jc w:val="left"/>
-      </w:pPr>
-      <w:r>
-        <w:rPr>
-          <w:rFonts w:ascii="微软雅黑" w:eastAsia="微软雅黑" w:hAnsi="微软雅黑" w:cs="微软雅黑" w:hint="eastAsia"/>
-          <w:b/>
-          <w:lang w:eastAsia="zh-CN"/>
-        </w:rPr>
-        <w:t>读什么</w:t>
-      </w:r>
-      <w:r>
-        <w:rPr>
-          <w:rFonts w:ascii="微软雅黑" w:eastAsia="微软雅黑" w:hAnsi="微软雅黑" w:cs="微软雅黑" w:hint="eastAsia"/>
-          <w:lang w:eastAsia="zh-CN"/>
-        </w:rPr>
-        <w:t>：第二段「吾尝终日而思矣</w:t>
-      </w:r>
-      <w:r>
-        <w:t>……</w:t>
-      </w:r>
-      <w:r>
-        <w:rPr>
-          <w:rFonts w:ascii="微软雅黑" w:eastAsia="微软雅黑" w:hAnsi="微软雅黑" w:cs="微软雅黑" w:hint="eastAsia"/>
-          <w:lang w:eastAsia="zh-CN"/>
-        </w:rPr>
-        <w:t>善假于物也」。</w:t>
-      </w:r>
-    </w:p>
-    <w:p>
-      <w:pPr>
-        <w:jc w:val="left"/>
-      </w:pPr>
-      <w:r>
-        <w:rPr>
-          <w:rFonts w:ascii="微软雅黑" w:eastAsia="微软雅黑" w:hAnsi="微软雅黑" w:cs="微软雅黑" w:hint="eastAsia"/>
-          <w:b/>
-          <w:lang w:eastAsia="zh-CN"/>
-        </w:rPr>
-        <w:t>想什么</w:t>
-      </w:r>
-      <w:r>
-        <w:rPr>
-          <w:rFonts w:ascii="微软雅黑" w:eastAsia="微软雅黑" w:hAnsi="微软雅黑" w:cs="微软雅黑" w:hint="eastAsia"/>
-          <w:lang w:eastAsia="zh-CN"/>
-        </w:rPr>
-        <w:t>：这一段里哪些是「假于物」的例子？借的是什么、借来之后得到了什么？</w:t>
-      </w:r>
-    </w:p>
-    <w:p>
-      <w:pPr>
-        <w:jc w:val="left"/>
-      </w:pPr>
-      <w:r>
-        <w:rPr>
-          <w:rFonts w:ascii="微软雅黑" w:eastAsia="微软雅黑" w:hAnsi="微软雅黑" w:cs="微软雅黑" w:hint="eastAsia"/>
-          <w:b/>
-          <w:lang w:eastAsia="zh-CN"/>
-        </w:rPr>
-        <w:t>写什么</w:t>
-      </w:r>
-      <w:r>
-        <w:rPr>
-          <w:rFonts w:ascii="微软雅黑" w:eastAsia="微软雅黑" w:hAnsi="微软雅黑" w:cs="微软雅黑" w:hint="eastAsia"/>
-          <w:lang w:eastAsia="zh-CN"/>
-        </w:rPr>
-        <w:t>：</w:t>
-      </w:r>
-    </w:p>
-    <w:tbl>
-      <w:tblPr>
-        <w:tblW w:type="pct" w:w="5000"/>
-        <w:tblLook w:firstColumn="1" w:firstRow="1" w:lastColumn="0" w:lastRow="0" w:noHBand="0" w:noVBand="1" w:val="04A0"/>
-        <w:tblLayout w:type="autofit"/>
-      </w:tblPr>
-      <w:tblGrid>
-        <w:gridCol w:w="2880"/>
-        <w:gridCol w:w="2880"/>
-        <w:gridCol w:w="2880"/>
-      </w:tblGrid>
-      <w:tr>
-        <w:tc>
-          <w:tcPr>
-            <w:tcW w:type="dxa" w:w="2880"/>
-            <w:vAlign w:val="center"/>
-            <w:tcBorders>
-              <w:top w:val="single" w:sz="6" w:space="0" w:color="E5E7EB"/>
-              <w:bottom w:val="single" w:sz="6" w:space="0" w:color="E5E7EB"/>
-              <w:left w:val="single" w:sz="6" w:space="0" w:color="E5E7EB"/>
-              <w:right w:val="single" w:sz="6" w:space="0" w:color="E5E7EB"/>
-            </w:tcBorders>
-            <w:shd w:val="clear" w:color="auto" w:fill="F9FAFB"/>
-            <w:tcMar>
-              <w:top w:w="96" w:type="dxa"/>
-              <w:bottom w:w="96" w:type="dxa"/>
-              <w:left w:w="144" w:type="dxa"/>
-              <w:right w:w="144" w:type="dxa"/>
-            </w:tcMar>
-          </w:tcPr>
-          <w:p>
-            <w:pPr>
-              <w:jc w:val="left"/>
-              <w:spacing w:line="240" w:lineRule="auto" w:before="55" w:after="55"/>
-            </w:pPr>
-            <w:r>
-              <w:rPr>
-                <w:b/>
-                <w:sz w:val="22"/>
-              </w:rPr>
-              <w:t>例子（原文）</w:t>
-            </w:r>
-          </w:p>
-        </w:tc>
-        <w:tc>
-          <w:tcPr>
-            <w:tcW w:type="dxa" w:w="2880"/>
-            <w:vAlign w:val="center"/>
-            <w:tcBorders>
-              <w:top w:val="single" w:sz="6" w:space="0" w:color="E5E7EB"/>
-              <w:bottom w:val="single" w:sz="6" w:space="0" w:color="E5E7EB"/>
-              <w:left w:val="single" w:sz="6" w:space="0" w:color="E5E7EB"/>
-              <w:right w:val="single" w:sz="6" w:space="0" w:color="E5E7EB"/>
-            </w:tcBorders>
-            <w:shd w:val="clear" w:color="auto" w:fill="F9FAFB"/>
-            <w:tcMar>
-              <w:top w:w="96" w:type="dxa"/>
-              <w:bottom w:w="96" w:type="dxa"/>
-              <w:left w:w="144" w:type="dxa"/>
-              <w:right w:w="144" w:type="dxa"/>
-            </w:tcMar>
-          </w:tcPr>
-          <w:p>
-            <w:pPr>
-              <w:jc w:val="left"/>
-              <w:spacing w:line="240" w:lineRule="auto" w:before="55" w:after="55"/>
-            </w:pPr>
-            <w:r>
-              <w:rPr>
-                <w:b/>
-                <w:sz w:val="22"/>
-              </w:rPr>
-              <w:t>借什么</w:t>
-            </w:r>
-          </w:p>
-        </w:tc>
-        <w:tc>
-          <w:tcPr>
-            <w:tcW w:type="dxa" w:w="2880"/>
-            <w:vAlign w:val="center"/>
-            <w:tcBorders>
-              <w:top w:val="single" w:sz="6" w:space="0" w:color="E5E7EB"/>
-              <w:bottom w:val="single" w:sz="6" w:space="0" w:color="E5E7EB"/>
-              <w:left w:val="single" w:sz="6" w:space="0" w:color="E5E7EB"/>
-              <w:right w:val="single" w:sz="6" w:space="0" w:color="E5E7EB"/>
-            </w:tcBorders>
-            <w:shd w:val="clear" w:color="auto" w:fill="F9FAFB"/>
-            <w:tcMar>
-              <w:top w:w="96" w:type="dxa"/>
-              <w:bottom w:w="96" w:type="dxa"/>
-              <w:left w:w="144" w:type="dxa"/>
-              <w:right w:w="144" w:type="dxa"/>
-            </w:tcMar>
-          </w:tcPr>
-          <w:p>
-            <w:pPr>
-              <w:jc w:val="left"/>
-              <w:spacing w:line="240" w:lineRule="auto" w:before="55" w:after="55"/>
-            </w:pPr>
-            <w:r>
-              <w:rPr>
-                <w:b/>
-                <w:sz w:val="22"/>
-              </w:rPr>
-              <w:t>得到什么</w:t>
-            </w:r>
-          </w:p>
-        </w:tc>
-      </w:tr>
-      <w:tr>
-        <w:tc>
-          <w:tcPr>
-            <w:tcW w:type="dxa" w:w="2880"/>
-            <w:vAlign w:val="center"/>
-            <w:tcBorders>
-              <w:top w:val="single" w:sz="6" w:space="0" w:color="E5E7EB"/>
-              <w:bottom w:val="single" w:sz="6" w:space="0" w:color="E5E7EB"/>
-              <w:left w:val="single" w:sz="6" w:space="0" w:color="E5E7EB"/>
-              <w:right w:val="single" w:sz="6" w:space="0" w:color="E5E7EB"/>
-            </w:tcBorders>
-            <w:tcMar>
-              <w:top w:w="96" w:type="dxa"/>
-              <w:bottom w:w="96" w:type="dxa"/>
-              <w:left w:w="144" w:type="dxa"/>
-              <w:right w:w="144" w:type="dxa"/>
-            </w:tcMar>
-          </w:tcPr>
-          <w:p>
-            <w:pPr>
-              <w:jc w:val="left"/>
-              <w:spacing w:line="240" w:lineRule="auto" w:before="55" w:after="55"/>
+              <w:spacing w:line="240" w:lineRule="auto" w:before="60" w:after="60"/>
             </w:pPr>
           </w:p>
         </w:tc>
         <w:tc>
           <w:tcPr>
-            <w:tcW w:type="dxa" w:w="2880"/>
+            <w:tcW w:type="pct" w:w="1850"/>
             <w:vAlign w:val="center"/>
             <w:tcBorders>
-              <w:top w:val="single" w:sz="6" w:space="0" w:color="E5E7EB"/>
-              <w:bottom w:val="single" w:sz="6" w:space="0" w:color="E5E7EB"/>
-              <w:left w:val="single" w:sz="6" w:space="0" w:color="E5E7EB"/>
-              <w:right w:val="single" w:sz="6" w:space="0" w:color="E5E7EB"/>
+              <w:top w:val="single" w:sz="6" w:space="0" w:color="A8A196"/>
+              <w:bottom w:val="single" w:sz="6" w:space="0" w:color="A8A196"/>
+              <w:left w:val="single" w:sz="6" w:space="0" w:color="A8A196"/>
+              <w:right w:val="single" w:sz="6" w:space="0" w:color="A8A196"/>
             </w:tcBorders>
             <w:tcMar>
-              <w:top w:w="96" w:type="dxa"/>
-              <w:bottom w:w="96" w:type="dxa"/>
-              <w:left w:w="144" w:type="dxa"/>
-              <w:right w:w="144" w:type="dxa"/>
+              <w:top w:w="60" w:type="dxa"/>
+              <w:bottom w:w="60" w:type="dxa"/>
+              <w:left w:w="100" w:type="dxa"/>
+              <w:right w:w="100" w:type="dxa"/>
             </w:tcMar>
           </w:tcPr>
           <w:p>
             <w:pPr>
-              <w:jc w:val="left"/>
-              <w:spacing w:line="240" w:lineRule="auto" w:before="55" w:after="55"/>
+              <w:spacing w:line="240" w:lineRule="auto" w:before="60" w:after="60"/>
             </w:pPr>
           </w:p>
         </w:tc>
         <w:tc>
           <w:tcPr>
-            <w:tcW w:type="dxa" w:w="2880"/>
+            <w:tcW w:type="pct" w:w="1850"/>
             <w:vAlign w:val="center"/>
             <w:tcBorders>
-              <w:top w:val="single" w:sz="6" w:space="0" w:color="E5E7EB"/>
-              <w:bottom w:val="single" w:sz="6" w:space="0" w:color="E5E7EB"/>
-              <w:left w:val="single" w:sz="6" w:space="0" w:color="E5E7EB"/>
-              <w:right w:val="single" w:sz="6" w:space="0" w:color="E5E7EB"/>
+              <w:top w:val="single" w:sz="6" w:space="0" w:color="A8A196"/>
+              <w:bottom w:val="single" w:sz="6" w:space="0" w:color="A8A196"/>
+              <w:left w:val="single" w:sz="6" w:space="0" w:color="A8A196"/>
+              <w:right w:val="single" w:sz="6" w:space="0" w:color="A8A196"/>
             </w:tcBorders>
             <w:tcMar>
-              <w:top w:w="96" w:type="dxa"/>
-              <w:bottom w:w="96" w:type="dxa"/>
-              <w:left w:w="144" w:type="dxa"/>
-              <w:right w:w="144" w:type="dxa"/>
+              <w:top w:w="60" w:type="dxa"/>
+              <w:bottom w:w="60" w:type="dxa"/>
+              <w:left w:w="100" w:type="dxa"/>
+              <w:right w:w="100" w:type="dxa"/>
             </w:tcMar>
           </w:tcPr>
           <w:p>
             <w:pPr>
-              <w:jc w:val="left"/>
-              <w:spacing w:line="240" w:lineRule="auto" w:before="55" w:after="55"/>
+              <w:spacing w:line="240" w:lineRule="auto" w:before="60" w:after="60"/>
             </w:pPr>
           </w:p>
         </w:tc>
@@ -1785,73 +2033,70 @@
       <w:tr>
         <w:tc>
           <w:tcPr>
-            <w:tcW w:type="dxa" w:w="2880"/>
+            <w:tcW w:type="pct" w:w="1300"/>
             <w:vAlign w:val="center"/>
             <w:tcBorders>
-              <w:top w:val="single" w:sz="6" w:space="0" w:color="E5E7EB"/>
-              <w:bottom w:val="single" w:sz="6" w:space="0" w:color="E5E7EB"/>
-              <w:left w:val="single" w:sz="6" w:space="0" w:color="E5E7EB"/>
-              <w:right w:val="single" w:sz="6" w:space="0" w:color="E5E7EB"/>
+              <w:top w:val="single" w:sz="6" w:space="0" w:color="A8A196"/>
+              <w:bottom w:val="single" w:sz="6" w:space="0" w:color="A8A196"/>
+              <w:left w:val="single" w:sz="6" w:space="0" w:color="A8A196"/>
+              <w:right w:val="single" w:sz="6" w:space="0" w:color="A8A196"/>
             </w:tcBorders>
             <w:tcMar>
-              <w:top w:w="96" w:type="dxa"/>
-              <w:bottom w:w="96" w:type="dxa"/>
-              <w:left w:w="144" w:type="dxa"/>
-              <w:right w:w="144" w:type="dxa"/>
+              <w:top w:w="60" w:type="dxa"/>
+              <w:bottom w:w="60" w:type="dxa"/>
+              <w:left w:w="100" w:type="dxa"/>
+              <w:right w:w="100" w:type="dxa"/>
             </w:tcMar>
           </w:tcPr>
           <w:p>
             <w:pPr>
-              <w:jc w:val="left"/>
-              <w:spacing w:line="240" w:lineRule="auto" w:before="55" w:after="55"/>
+              <w:spacing w:line="240" w:lineRule="auto" w:before="60" w:after="60"/>
             </w:pPr>
           </w:p>
         </w:tc>
         <w:tc>
           <w:tcPr>
-            <w:tcW w:type="dxa" w:w="2880"/>
+            <w:tcW w:type="pct" w:w="1850"/>
             <w:vAlign w:val="center"/>
             <w:tcBorders>
-              <w:top w:val="single" w:sz="6" w:space="0" w:color="E5E7EB"/>
-              <w:bottom w:val="single" w:sz="6" w:space="0" w:color="E5E7EB"/>
-              <w:left w:val="single" w:sz="6" w:space="0" w:color="E5E7EB"/>
-              <w:right w:val="single" w:sz="6" w:space="0" w:color="E5E7EB"/>
+              <w:top w:val="single" w:sz="6" w:space="0" w:color="A8A196"/>
+              <w:bottom w:val="single" w:sz="6" w:space="0" w:color="A8A196"/>
+              <w:left w:val="single" w:sz="6" w:space="0" w:color="A8A196"/>
+              <w:right w:val="single" w:sz="6" w:space="0" w:color="A8A196"/>
             </w:tcBorders>
             <w:tcMar>
-              <w:top w:w="96" w:type="dxa"/>
-              <w:bottom w:w="96" w:type="dxa"/>
-              <w:left w:w="144" w:type="dxa"/>
-              <w:right w:w="144" w:type="dxa"/>
+              <w:top w:w="60" w:type="dxa"/>
+              <w:bottom w:w="60" w:type="dxa"/>
+              <w:left w:w="100" w:type="dxa"/>
+              <w:right w:w="100" w:type="dxa"/>
             </w:tcMar>
           </w:tcPr>
           <w:p>
             <w:pPr>
-              <w:jc w:val="left"/>
-              <w:spacing w:line="240" w:lineRule="auto" w:before="55" w:after="55"/>
+              <w:spacing w:line="240" w:lineRule="auto" w:before="60" w:after="60"/>
             </w:pPr>
           </w:p>
         </w:tc>
         <w:tc>
           <w:tcPr>
-            <w:tcW w:type="dxa" w:w="2880"/>
+            <w:tcW w:type="pct" w:w="1850"/>
             <w:vAlign w:val="center"/>
             <w:tcBorders>
-              <w:top w:val="single" w:sz="6" w:space="0" w:color="E5E7EB"/>
-              <w:bottom w:val="single" w:sz="6" w:space="0" w:color="E5E7EB"/>
-              <w:left w:val="single" w:sz="6" w:space="0" w:color="E5E7EB"/>
-              <w:right w:val="single" w:sz="6" w:space="0" w:color="E5E7EB"/>
+              <w:top w:val="single" w:sz="6" w:space="0" w:color="A8A196"/>
+              <w:bottom w:val="single" w:sz="6" w:space="0" w:color="A8A196"/>
+              <w:left w:val="single" w:sz="6" w:space="0" w:color="A8A196"/>
+              <w:right w:val="single" w:sz="6" w:space="0" w:color="A8A196"/>
             </w:tcBorders>
             <w:tcMar>
-              <w:top w:w="96" w:type="dxa"/>
-              <w:bottom w:w="96" w:type="dxa"/>
-              <w:left w:w="144" w:type="dxa"/>
-              <w:right w:w="144" w:type="dxa"/>
+              <w:top w:w="60" w:type="dxa"/>
+              <w:bottom w:w="60" w:type="dxa"/>
+              <w:left w:w="100" w:type="dxa"/>
+              <w:right w:w="100" w:type="dxa"/>
             </w:tcMar>
           </w:tcPr>
           <w:p>
             <w:pPr>
-              <w:jc w:val="left"/>
-              <w:spacing w:line="240" w:lineRule="auto" w:before="55" w:after="55"/>
+              <w:spacing w:line="240" w:lineRule="auto" w:before="60" w:after="60"/>
             </w:pPr>
           </w:p>
         </w:tc>
@@ -1859,73 +2104,70 @@
       <w:tr>
         <w:tc>
           <w:tcPr>
-            <w:tcW w:type="dxa" w:w="2880"/>
+            <w:tcW w:type="pct" w:w="1300"/>
             <w:vAlign w:val="center"/>
             <w:tcBorders>
-              <w:top w:val="single" w:sz="6" w:space="0" w:color="E5E7EB"/>
-              <w:bottom w:val="single" w:sz="6" w:space="0" w:color="E5E7EB"/>
-              <w:left w:val="single" w:sz="6" w:space="0" w:color="E5E7EB"/>
-              <w:right w:val="single" w:sz="6" w:space="0" w:color="E5E7EB"/>
+              <w:top w:val="single" w:sz="6" w:space="0" w:color="A8A196"/>
+              <w:bottom w:val="single" w:sz="6" w:space="0" w:color="A8A196"/>
+              <w:left w:val="single" w:sz="6" w:space="0" w:color="A8A196"/>
+              <w:right w:val="single" w:sz="6" w:space="0" w:color="A8A196"/>
             </w:tcBorders>
             <w:tcMar>
-              <w:top w:w="96" w:type="dxa"/>
-              <w:bottom w:w="96" w:type="dxa"/>
-              <w:left w:w="144" w:type="dxa"/>
-              <w:right w:w="144" w:type="dxa"/>
+              <w:top w:w="60" w:type="dxa"/>
+              <w:bottom w:w="60" w:type="dxa"/>
+              <w:left w:w="100" w:type="dxa"/>
+              <w:right w:w="100" w:type="dxa"/>
             </w:tcMar>
           </w:tcPr>
           <w:p>
             <w:pPr>
-              <w:jc w:val="left"/>
-              <w:spacing w:line="240" w:lineRule="auto" w:before="55" w:after="55"/>
+              <w:spacing w:line="240" w:lineRule="auto" w:before="60" w:after="60"/>
             </w:pPr>
           </w:p>
         </w:tc>
         <w:tc>
           <w:tcPr>
-            <w:tcW w:type="dxa" w:w="2880"/>
+            <w:tcW w:type="pct" w:w="1850"/>
             <w:vAlign w:val="center"/>
             <w:tcBorders>
-              <w:top w:val="single" w:sz="6" w:space="0" w:color="E5E7EB"/>
-              <w:bottom w:val="single" w:sz="6" w:space="0" w:color="E5E7EB"/>
-              <w:left w:val="single" w:sz="6" w:space="0" w:color="E5E7EB"/>
-              <w:right w:val="single" w:sz="6" w:space="0" w:color="E5E7EB"/>
+              <w:top w:val="single" w:sz="6" w:space="0" w:color="A8A196"/>
+              <w:bottom w:val="single" w:sz="6" w:space="0" w:color="A8A196"/>
+              <w:left w:val="single" w:sz="6" w:space="0" w:color="A8A196"/>
+              <w:right w:val="single" w:sz="6" w:space="0" w:color="A8A196"/>
             </w:tcBorders>
             <w:tcMar>
-              <w:top w:w="96" w:type="dxa"/>
-              <w:bottom w:w="96" w:type="dxa"/>
-              <w:left w:w="144" w:type="dxa"/>
-              <w:right w:w="144" w:type="dxa"/>
+              <w:top w:w="60" w:type="dxa"/>
+              <w:bottom w:w="60" w:type="dxa"/>
+              <w:left w:w="100" w:type="dxa"/>
+              <w:right w:w="100" w:type="dxa"/>
             </w:tcMar>
           </w:tcPr>
           <w:p>
             <w:pPr>
-              <w:jc w:val="left"/>
-              <w:spacing w:line="240" w:lineRule="auto" w:before="55" w:after="55"/>
+              <w:spacing w:line="240" w:lineRule="auto" w:before="60" w:after="60"/>
             </w:pPr>
           </w:p>
         </w:tc>
         <w:tc>
           <w:tcPr>
-            <w:tcW w:type="dxa" w:w="2880"/>
+            <w:tcW w:type="pct" w:w="1850"/>
             <w:vAlign w:val="center"/>
             <w:tcBorders>
-              <w:top w:val="single" w:sz="6" w:space="0" w:color="E5E7EB"/>
-              <w:bottom w:val="single" w:sz="6" w:space="0" w:color="E5E7EB"/>
-              <w:left w:val="single" w:sz="6" w:space="0" w:color="E5E7EB"/>
-              <w:right w:val="single" w:sz="6" w:space="0" w:color="E5E7EB"/>
+              <w:top w:val="single" w:sz="6" w:space="0" w:color="A8A196"/>
+              <w:bottom w:val="single" w:sz="6" w:space="0" w:color="A8A196"/>
+              <w:left w:val="single" w:sz="6" w:space="0" w:color="A8A196"/>
+              <w:right w:val="single" w:sz="6" w:space="0" w:color="A8A196"/>
             </w:tcBorders>
             <w:tcMar>
-              <w:top w:w="96" w:type="dxa"/>
-              <w:bottom w:w="96" w:type="dxa"/>
-              <w:left w:w="144" w:type="dxa"/>
-              <w:right w:w="144" w:type="dxa"/>
+              <w:top w:w="60" w:type="dxa"/>
+              <w:bottom w:w="60" w:type="dxa"/>
+              <w:left w:w="100" w:type="dxa"/>
+              <w:right w:w="100" w:type="dxa"/>
             </w:tcMar>
           </w:tcPr>
           <w:p>
             <w:pPr>
-              <w:jc w:val="left"/>
-              <w:spacing w:line="240" w:lineRule="auto" w:before="55" w:after="55"/>
+              <w:spacing w:line="240" w:lineRule="auto" w:before="60" w:after="60"/>
             </w:pPr>
           </w:p>
         </w:tc>
@@ -1933,90 +2175,108 @@
       <w:tr>
         <w:tc>
           <w:tcPr>
-            <w:tcW w:type="dxa" w:w="2880"/>
+            <w:tcW w:type="pct" w:w="1300"/>
             <w:vAlign w:val="center"/>
             <w:tcBorders>
-              <w:top w:val="single" w:sz="6" w:space="0" w:color="E5E7EB"/>
-              <w:bottom w:val="single" w:sz="6" w:space="0" w:color="E5E7EB"/>
-              <w:left w:val="single" w:sz="6" w:space="0" w:color="E5E7EB"/>
-              <w:right w:val="single" w:sz="6" w:space="0" w:color="E5E7EB"/>
+              <w:top w:val="single" w:sz="6" w:space="0" w:color="A8A196"/>
+              <w:bottom w:val="single" w:sz="6" w:space="0" w:color="A8A196"/>
+              <w:left w:val="single" w:sz="6" w:space="0" w:color="A8A196"/>
+              <w:right w:val="single" w:sz="6" w:space="0" w:color="A8A196"/>
             </w:tcBorders>
             <w:tcMar>
-              <w:top w:w="96" w:type="dxa"/>
-              <w:bottom w:w="96" w:type="dxa"/>
-              <w:left w:w="144" w:type="dxa"/>
-              <w:right w:w="144" w:type="dxa"/>
+              <w:top w:w="60" w:type="dxa"/>
+              <w:bottom w:w="60" w:type="dxa"/>
+              <w:left w:w="100" w:type="dxa"/>
+              <w:right w:w="100" w:type="dxa"/>
             </w:tcMar>
           </w:tcPr>
           <w:p>
             <w:pPr>
-              <w:jc w:val="left"/>
-              <w:spacing w:line="240" w:lineRule="auto" w:before="55" w:after="55"/>
+              <w:spacing w:line="240" w:lineRule="auto" w:before="60" w:after="60"/>
             </w:pPr>
           </w:p>
         </w:tc>
         <w:tc>
           <w:tcPr>
-            <w:tcW w:type="dxa" w:w="2880"/>
+            <w:tcW w:type="pct" w:w="1850"/>
             <w:vAlign w:val="center"/>
             <w:tcBorders>
-              <w:top w:val="single" w:sz="6" w:space="0" w:color="E5E7EB"/>
-              <w:bottom w:val="single" w:sz="6" w:space="0" w:color="E5E7EB"/>
-              <w:left w:val="single" w:sz="6" w:space="0" w:color="E5E7EB"/>
-              <w:right w:val="single" w:sz="6" w:space="0" w:color="E5E7EB"/>
+              <w:top w:val="single" w:sz="6" w:space="0" w:color="A8A196"/>
+              <w:bottom w:val="single" w:sz="6" w:space="0" w:color="A8A196"/>
+              <w:left w:val="single" w:sz="6" w:space="0" w:color="A8A196"/>
+              <w:right w:val="single" w:sz="6" w:space="0" w:color="A8A196"/>
             </w:tcBorders>
             <w:tcMar>
-              <w:top w:w="96" w:type="dxa"/>
-              <w:bottom w:w="96" w:type="dxa"/>
-              <w:left w:w="144" w:type="dxa"/>
-              <w:right w:w="144" w:type="dxa"/>
+              <w:top w:w="60" w:type="dxa"/>
+              <w:bottom w:w="60" w:type="dxa"/>
+              <w:left w:w="100" w:type="dxa"/>
+              <w:right w:w="100" w:type="dxa"/>
             </w:tcMar>
           </w:tcPr>
           <w:p>
             <w:pPr>
-              <w:jc w:val="left"/>
-              <w:spacing w:line="240" w:lineRule="auto" w:before="55" w:after="55"/>
+              <w:spacing w:line="240" w:lineRule="auto" w:before="60" w:after="60"/>
             </w:pPr>
           </w:p>
         </w:tc>
         <w:tc>
           <w:tcPr>
-            <w:tcW w:type="dxa" w:w="2880"/>
+            <w:tcW w:type="pct" w:w="1850"/>
             <w:vAlign w:val="center"/>
             <w:tcBorders>
-              <w:top w:val="single" w:sz="6" w:space="0" w:color="E5E7EB"/>
-              <w:bottom w:val="single" w:sz="6" w:space="0" w:color="E5E7EB"/>
-              <w:left w:val="single" w:sz="6" w:space="0" w:color="E5E7EB"/>
-              <w:right w:val="single" w:sz="6" w:space="0" w:color="E5E7EB"/>
+              <w:top w:val="single" w:sz="6" w:space="0" w:color="A8A196"/>
+              <w:bottom w:val="single" w:sz="6" w:space="0" w:color="A8A196"/>
+              <w:left w:val="single" w:sz="6" w:space="0" w:color="A8A196"/>
+              <w:right w:val="single" w:sz="6" w:space="0" w:color="A8A196"/>
             </w:tcBorders>
             <w:tcMar>
-              <w:top w:w="96" w:type="dxa"/>
-              <w:bottom w:w="96" w:type="dxa"/>
-              <w:left w:w="144" w:type="dxa"/>
-              <w:right w:w="144" w:type="dxa"/>
+              <w:top w:w="60" w:type="dxa"/>
+              <w:bottom w:w="60" w:type="dxa"/>
+              <w:left w:w="100" w:type="dxa"/>
+              <w:right w:w="100" w:type="dxa"/>
             </w:tcMar>
           </w:tcPr>
           <w:p>
             <w:pPr>
-              <w:jc w:val="left"/>
-              <w:spacing w:line="240" w:lineRule="auto" w:before="55" w:after="55"/>
+              <w:spacing w:line="240" w:lineRule="auto" w:before="60" w:after="60"/>
             </w:pPr>
           </w:p>
         </w:tc>
       </w:tr>
     </w:tbl>
     <w:p>
+      <w:r/>
+    </w:p>
+    <w:p>
       <w:pPr>
-        <w:jc w:val="left"/>
+        <w:spacing w:before="120" w:after="40"/>
       </w:pPr>
       <w:r>
         <w:rPr>
-          <w:rFonts w:ascii="微软雅黑" w:eastAsia="微软雅黑" w:hAnsi="微软雅黑" w:cs="微软雅黑" w:hint="eastAsia"/>
-          <w:b/>
+          <w:rFonts w:ascii="宋体" w:eastAsia="宋体" w:hAnsi="宋体" w:cs="宋体" w:hint="eastAsia"/>
+          <w:color w:val="9C2E22"/>
           <w:lang w:eastAsia="zh-CN"/>
         </w:rPr>
-        <w:t>「君子生非异也」如果删掉，这段话的分量会有什么变化？</w:t>
+        <w:t>这些物象的</w:t>
       </w:r>
+      <w:r>
+        <w:rPr>
+          <w:rFonts w:ascii="宋体" w:eastAsia="宋体" w:hAnsi="宋体" w:cs="宋体" w:hint="eastAsia"/>
+          <w:b/>
+          <w:color w:val="9C2E22"/>
+          <w:lang w:eastAsia="zh-CN"/>
+        </w:rPr>
+        <w:t>共同点</w:t>
+      </w:r>
+      <w:r>
+        <w:rPr>
+          <w:rFonts w:ascii="宋体" w:eastAsia="宋体" w:hAnsi="宋体" w:cs="宋体" w:hint="eastAsia"/>
+          <w:color w:val="9C2E22"/>
+          <w:lang w:eastAsia="zh-CN"/>
+        </w:rPr>
+        <w:t>是：</w:t>
+      </w:r>
+      <w:r/>
     </w:p>
     <w:tbl>
       <w:tblPr>
@@ -2033,518 +2293,76 @@
             <w:tcW w:type="dxa" w:w="8640"/>
             <w:vAlign w:val="center"/>
             <w:tcBorders>
-              <w:top w:val="single" w:sz="6" w:space="0" w:color="E5E7EB"/>
-              <w:bottom w:val="single" w:sz="6" w:space="0" w:color="E5E7EB"/>
-              <w:left w:val="single" w:sz="6" w:space="0" w:color="E5E7EB"/>
-              <w:right w:val="single" w:sz="6" w:space="0" w:color="E5E7EB"/>
+              <w:top w:val="single" w:sz="6" w:space="0" w:color="A8A196"/>
+              <w:bottom w:val="single" w:sz="6" w:space="0" w:color="A8A196"/>
+              <w:left w:val="single" w:sz="6" w:space="0" w:color="A8A196"/>
+              <w:right w:val="single" w:sz="6" w:space="0" w:color="A8A196"/>
             </w:tcBorders>
-            <w:shd w:val="clear" w:color="auto" w:fill="F9FAFB"/>
             <w:tcMar>
-              <w:top w:w="96" w:type="dxa"/>
-              <w:bottom w:w="96" w:type="dxa"/>
-              <w:left w:w="144" w:type="dxa"/>
-              <w:right w:w="144" w:type="dxa"/>
+              <w:top w:w="60" w:type="dxa"/>
+              <w:bottom w:w="60" w:type="dxa"/>
+              <w:left w:w="100" w:type="dxa"/>
+              <w:right w:w="100" w:type="dxa"/>
             </w:tcMar>
           </w:tcPr>
           <w:p>
             <w:pPr>
-              <w:jc w:val="left"/>
-              <w:spacing w:line="240" w:lineRule="auto" w:before="55" w:after="55"/>
-            </w:pPr>
-            <w:r>
-              <w:rPr>
-                <w:b/>
-                <w:sz w:val="22"/>
-              </w:rPr>
-              <w:t>我的答案</w:t>
-            </w:r>
-          </w:p>
-        </w:tc>
-      </w:tr>
-      <w:tr>
-        <w:tc>
-          <w:tcPr>
-            <w:tcW w:type="dxa" w:w="8640"/>
-            <w:vAlign w:val="center"/>
-            <w:tcBorders>
-              <w:top w:val="single" w:sz="6" w:space="0" w:color="E5E7EB"/>
-              <w:bottom w:val="single" w:sz="6" w:space="0" w:color="E5E7EB"/>
-              <w:left w:val="single" w:sz="6" w:space="0" w:color="E5E7EB"/>
-              <w:right w:val="single" w:sz="6" w:space="0" w:color="E5E7EB"/>
-            </w:tcBorders>
-            <w:tcMar>
-              <w:top w:w="96" w:type="dxa"/>
-              <w:bottom w:w="96" w:type="dxa"/>
-              <w:left w:w="144" w:type="dxa"/>
-              <w:right w:w="144" w:type="dxa"/>
-            </w:tcMar>
-          </w:tcPr>
-          <w:p>
-            <w:pPr>
-              <w:jc w:val="left"/>
-              <w:spacing w:line="240" w:lineRule="auto" w:before="55" w:after="55"/>
-            </w:pPr>
-          </w:p>
-        </w:tc>
-      </w:tr>
-      <w:tr>
-        <w:tc>
-          <w:tcPr>
-            <w:tcW w:type="dxa" w:w="8640"/>
-            <w:vAlign w:val="center"/>
-            <w:tcBorders>
-              <w:top w:val="single" w:sz="6" w:space="0" w:color="E5E7EB"/>
-              <w:bottom w:val="single" w:sz="6" w:space="0" w:color="E5E7EB"/>
-              <w:left w:val="single" w:sz="6" w:space="0" w:color="E5E7EB"/>
-              <w:right w:val="single" w:sz="6" w:space="0" w:color="E5E7EB"/>
-            </w:tcBorders>
-            <w:tcMar>
-              <w:top w:w="96" w:type="dxa"/>
-              <w:bottom w:w="96" w:type="dxa"/>
-              <w:left w:w="144" w:type="dxa"/>
-              <w:right w:w="144" w:type="dxa"/>
-            </w:tcMar>
-          </w:tcPr>
-          <w:p>
-            <w:pPr>
-              <w:jc w:val="left"/>
-              <w:spacing w:line="240" w:lineRule="auto" w:before="55" w:after="55"/>
+              <w:spacing w:line="240" w:lineRule="auto" w:before="60" w:after="60"/>
             </w:pPr>
           </w:p>
         </w:tc>
       </w:tr>
     </w:tbl>
     <w:p>
+      <w:r/>
+    </w:p>
+    <w:p>
       <w:pPr>
-        <w:pStyle w:val="Heading3"/>
-        <w:spacing w:line="312" w:lineRule="auto"/>
-        <w:jc w:val="left"/>
+        <w:spacing w:before="120" w:after="40"/>
       </w:pPr>
       <w:r>
         <w:rPr>
-          <w:rFonts w:ascii="微软雅黑" w:hAnsi="微软雅黑" w:eastAsia="微软雅黑" w:cs="微软雅黑" w:hint="eastAsia"/>
-          <w:b w:val="0"/>
-          <w:color w:val="111827"/>
-          <w:sz w:val="30"/>
+          <w:rFonts w:ascii="宋体" w:eastAsia="宋体" w:hAnsi="宋体" w:cs="宋体" w:hint="eastAsia"/>
+          <w:color w:val="9C2E22"/>
           <w:lang w:eastAsia="zh-CN"/>
         </w:rPr>
-        <w:t>任务三 正反对照：为什么把好坏放在一起说</w:t>
-      </w:r>
-    </w:p>
-    <w:p>
-      <w:pPr>
-        <w:jc w:val="left"/>
-      </w:pPr>
-      <w:r>
-        <w:rPr>
-          <w:rFonts w:ascii="微软雅黑" w:eastAsia="微软雅黑" w:hAnsi="微软雅黑" w:cs="微软雅黑" w:hint="eastAsia"/>
-          <w:b/>
-          <w:lang w:eastAsia="zh-CN"/>
-        </w:rPr>
-        <w:t>读什么</w:t>
+        <w:t>它们变好，靠的是</w:t>
       </w:r>
       <w:r>
         <w:rPr>
-          <w:rFonts w:ascii="微软雅黑" w:eastAsia="微软雅黑" w:hAnsi="微软雅黑" w:cs="微软雅黑" w:hint="eastAsia"/>
+          <w:rFonts w:ascii="宋体" w:eastAsia="宋体" w:hAnsi="宋体" w:cs="宋体" w:hint="eastAsia"/>
+          <w:b/>
+          <w:color w:val="9C2E22"/>
           <w:lang w:eastAsia="zh-CN"/>
         </w:rPr>
-        <w:t>：第三段「积土成山</w:t>
-      </w:r>
-      <w:r>
-        <w:t>……</w:t>
+        <w:t>自己</w:t>
       </w:r>
       <w:r>
         <w:rPr>
-          <w:rFonts w:ascii="微软雅黑" w:eastAsia="微软雅黑" w:hAnsi="微软雅黑" w:cs="微软雅黑" w:hint="eastAsia"/>
+          <w:rFonts w:ascii="宋体" w:eastAsia="宋体" w:hAnsi="宋体" w:cs="宋体" w:hint="eastAsia"/>
+          <w:color w:val="9C2E22"/>
           <w:lang w:eastAsia="zh-CN"/>
         </w:rPr>
-        <w:t>用心躁也」。</w:t>
-      </w:r>
-    </w:p>
-    <w:p>
-      <w:pPr>
-        <w:jc w:val="left"/>
-      </w:pPr>
-      <w:r>
-        <w:rPr>
-          <w:rFonts w:ascii="微软雅黑" w:eastAsia="微软雅黑" w:hAnsi="微软雅黑" w:cs="微软雅黑" w:hint="eastAsia"/>
-          <w:b/>
-          <w:lang w:eastAsia="zh-CN"/>
-        </w:rPr>
-        <w:t>想什么</w:t>
+        <w:t>还是</w:t>
       </w:r>
       <w:r>
         <w:rPr>
-          <w:rFonts w:ascii="微软雅黑" w:eastAsia="微软雅黑" w:hAnsi="微软雅黑" w:cs="微软雅黑" w:hint="eastAsia"/>
+          <w:rFonts w:ascii="宋体" w:eastAsia="宋体" w:hAnsi="宋体" w:cs="宋体" w:hint="eastAsia"/>
+          <w:b/>
+          <w:color w:val="9C2E22"/>
           <w:lang w:eastAsia="zh-CN"/>
         </w:rPr>
-        <w:t>：哪几组是正反对照？每一组对立在哪个字上？</w:t>
-      </w:r>
-    </w:p>
-    <w:p>
-      <w:pPr>
-        <w:jc w:val="left"/>
-      </w:pPr>
-      <w:r>
-        <w:rPr>
-          <w:rFonts w:ascii="微软雅黑" w:eastAsia="微软雅黑" w:hAnsi="微软雅黑" w:cs="微软雅黑" w:hint="eastAsia"/>
-          <w:b/>
-          <w:lang w:eastAsia="zh-CN"/>
-        </w:rPr>
-        <w:t>写什么</w:t>
+        <w:t>外力</w:t>
       </w:r>
       <w:r>
         <w:rPr>
-          <w:rFonts w:ascii="微软雅黑" w:eastAsia="微软雅黑" w:hAnsi="微软雅黑" w:cs="微软雅黑" w:hint="eastAsia"/>
+          <w:rFonts w:ascii="宋体" w:eastAsia="宋体" w:hAnsi="宋体" w:cs="宋体" w:hint="eastAsia"/>
+          <w:color w:val="9C2E22"/>
           <w:lang w:eastAsia="zh-CN"/>
         </w:rPr>
-        <w:t>：</w:t>
+        <w:t>？从表中哪个词看出来？</w:t>
       </w:r>
-    </w:p>
-    <w:tbl>
-      <w:tblPr>
-        <w:tblW w:type="pct" w:w="5000"/>
-        <w:tblLook w:firstColumn="1" w:firstRow="1" w:lastColumn="0" w:lastRow="0" w:noHBand="0" w:noVBand="1" w:val="04A0"/>
-        <w:tblLayout w:type="autofit"/>
-      </w:tblPr>
-      <w:tblGrid>
-        <w:gridCol w:w="2880"/>
-        <w:gridCol w:w="2880"/>
-        <w:gridCol w:w="2880"/>
-      </w:tblGrid>
-      <w:tr>
-        <w:tc>
-          <w:tcPr>
-            <w:tcW w:type="dxa" w:w="2880"/>
-            <w:vAlign w:val="center"/>
-            <w:tcBorders>
-              <w:top w:val="single" w:sz="6" w:space="0" w:color="E5E7EB"/>
-              <w:bottom w:val="single" w:sz="6" w:space="0" w:color="E5E7EB"/>
-              <w:left w:val="single" w:sz="6" w:space="0" w:color="E5E7EB"/>
-              <w:right w:val="single" w:sz="6" w:space="0" w:color="E5E7EB"/>
-            </w:tcBorders>
-            <w:shd w:val="clear" w:color="auto" w:fill="F9FAFB"/>
-            <w:tcMar>
-              <w:top w:w="96" w:type="dxa"/>
-              <w:bottom w:w="96" w:type="dxa"/>
-              <w:left w:w="144" w:type="dxa"/>
-              <w:right w:w="144" w:type="dxa"/>
-            </w:tcMar>
-          </w:tcPr>
-          <w:p>
-            <w:pPr>
-              <w:jc w:val="left"/>
-              <w:spacing w:line="240" w:lineRule="auto" w:before="55" w:after="55"/>
-            </w:pPr>
-            <w:r>
-              <w:rPr>
-                <w:b/>
-                <w:sz w:val="22"/>
-              </w:rPr>
-              <w:t>正面（原文）</w:t>
-            </w:r>
-          </w:p>
-        </w:tc>
-        <w:tc>
-          <w:tcPr>
-            <w:tcW w:type="dxa" w:w="2880"/>
-            <w:vAlign w:val="center"/>
-            <w:tcBorders>
-              <w:top w:val="single" w:sz="6" w:space="0" w:color="E5E7EB"/>
-              <w:bottom w:val="single" w:sz="6" w:space="0" w:color="E5E7EB"/>
-              <w:left w:val="single" w:sz="6" w:space="0" w:color="E5E7EB"/>
-              <w:right w:val="single" w:sz="6" w:space="0" w:color="E5E7EB"/>
-            </w:tcBorders>
-            <w:shd w:val="clear" w:color="auto" w:fill="F9FAFB"/>
-            <w:tcMar>
-              <w:top w:w="96" w:type="dxa"/>
-              <w:bottom w:w="96" w:type="dxa"/>
-              <w:left w:w="144" w:type="dxa"/>
-              <w:right w:w="144" w:type="dxa"/>
-            </w:tcMar>
-          </w:tcPr>
-          <w:p>
-            <w:pPr>
-              <w:jc w:val="left"/>
-              <w:spacing w:line="240" w:lineRule="auto" w:before="55" w:after="55"/>
-            </w:pPr>
-            <w:r>
-              <w:rPr>
-                <w:b/>
-                <w:sz w:val="22"/>
-              </w:rPr>
-              <w:t>反面（原文）</w:t>
-            </w:r>
-          </w:p>
-        </w:tc>
-        <w:tc>
-          <w:tcPr>
-            <w:tcW w:type="dxa" w:w="2880"/>
-            <w:vAlign w:val="center"/>
-            <w:tcBorders>
-              <w:top w:val="single" w:sz="6" w:space="0" w:color="E5E7EB"/>
-              <w:bottom w:val="single" w:sz="6" w:space="0" w:color="E5E7EB"/>
-              <w:left w:val="single" w:sz="6" w:space="0" w:color="E5E7EB"/>
-              <w:right w:val="single" w:sz="6" w:space="0" w:color="E5E7EB"/>
-            </w:tcBorders>
-            <w:shd w:val="clear" w:color="auto" w:fill="F9FAFB"/>
-            <w:tcMar>
-              <w:top w:w="96" w:type="dxa"/>
-              <w:bottom w:w="96" w:type="dxa"/>
-              <w:left w:w="144" w:type="dxa"/>
-              <w:right w:w="144" w:type="dxa"/>
-            </w:tcMar>
-          </w:tcPr>
-          <w:p>
-            <w:pPr>
-              <w:jc w:val="left"/>
-              <w:spacing w:line="240" w:lineRule="auto" w:before="55" w:after="55"/>
-            </w:pPr>
-            <w:r>
-              <w:rPr>
-                <w:b/>
-                <w:sz w:val="22"/>
-              </w:rPr>
-              <w:t>对立的焦点</w:t>
-            </w:r>
-          </w:p>
-        </w:tc>
-      </w:tr>
-      <w:tr>
-        <w:tc>
-          <w:tcPr>
-            <w:tcW w:type="dxa" w:w="2880"/>
-            <w:vAlign w:val="center"/>
-            <w:tcBorders>
-              <w:top w:val="single" w:sz="6" w:space="0" w:color="E5E7EB"/>
-              <w:bottom w:val="single" w:sz="6" w:space="0" w:color="E5E7EB"/>
-              <w:left w:val="single" w:sz="6" w:space="0" w:color="E5E7EB"/>
-              <w:right w:val="single" w:sz="6" w:space="0" w:color="E5E7EB"/>
-            </w:tcBorders>
-            <w:tcMar>
-              <w:top w:w="96" w:type="dxa"/>
-              <w:bottom w:w="96" w:type="dxa"/>
-              <w:left w:w="144" w:type="dxa"/>
-              <w:right w:w="144" w:type="dxa"/>
-            </w:tcMar>
-          </w:tcPr>
-          <w:p>
-            <w:pPr>
-              <w:jc w:val="left"/>
-              <w:spacing w:line="240" w:lineRule="auto" w:before="55" w:after="55"/>
-            </w:pPr>
-          </w:p>
-        </w:tc>
-        <w:tc>
-          <w:tcPr>
-            <w:tcW w:type="dxa" w:w="2880"/>
-            <w:vAlign w:val="center"/>
-            <w:tcBorders>
-              <w:top w:val="single" w:sz="6" w:space="0" w:color="E5E7EB"/>
-              <w:bottom w:val="single" w:sz="6" w:space="0" w:color="E5E7EB"/>
-              <w:left w:val="single" w:sz="6" w:space="0" w:color="E5E7EB"/>
-              <w:right w:val="single" w:sz="6" w:space="0" w:color="E5E7EB"/>
-            </w:tcBorders>
-            <w:tcMar>
-              <w:top w:w="96" w:type="dxa"/>
-              <w:bottom w:w="96" w:type="dxa"/>
-              <w:left w:w="144" w:type="dxa"/>
-              <w:right w:w="144" w:type="dxa"/>
-            </w:tcMar>
-          </w:tcPr>
-          <w:p>
-            <w:pPr>
-              <w:jc w:val="left"/>
-              <w:spacing w:line="240" w:lineRule="auto" w:before="55" w:after="55"/>
-            </w:pPr>
-          </w:p>
-        </w:tc>
-        <w:tc>
-          <w:tcPr>
-            <w:tcW w:type="dxa" w:w="2880"/>
-            <w:vAlign w:val="center"/>
-            <w:tcBorders>
-              <w:top w:val="single" w:sz="6" w:space="0" w:color="E5E7EB"/>
-              <w:bottom w:val="single" w:sz="6" w:space="0" w:color="E5E7EB"/>
-              <w:left w:val="single" w:sz="6" w:space="0" w:color="E5E7EB"/>
-              <w:right w:val="single" w:sz="6" w:space="0" w:color="E5E7EB"/>
-            </w:tcBorders>
-            <w:tcMar>
-              <w:top w:w="96" w:type="dxa"/>
-              <w:bottom w:w="96" w:type="dxa"/>
-              <w:left w:w="144" w:type="dxa"/>
-              <w:right w:w="144" w:type="dxa"/>
-            </w:tcMar>
-          </w:tcPr>
-          <w:p>
-            <w:pPr>
-              <w:jc w:val="left"/>
-              <w:spacing w:line="240" w:lineRule="auto" w:before="55" w:after="55"/>
-            </w:pPr>
-          </w:p>
-        </w:tc>
-      </w:tr>
-      <w:tr>
-        <w:tc>
-          <w:tcPr>
-            <w:tcW w:type="dxa" w:w="2880"/>
-            <w:vAlign w:val="center"/>
-            <w:tcBorders>
-              <w:top w:val="single" w:sz="6" w:space="0" w:color="E5E7EB"/>
-              <w:bottom w:val="single" w:sz="6" w:space="0" w:color="E5E7EB"/>
-              <w:left w:val="single" w:sz="6" w:space="0" w:color="E5E7EB"/>
-              <w:right w:val="single" w:sz="6" w:space="0" w:color="E5E7EB"/>
-            </w:tcBorders>
-            <w:tcMar>
-              <w:top w:w="96" w:type="dxa"/>
-              <w:bottom w:w="96" w:type="dxa"/>
-              <w:left w:w="144" w:type="dxa"/>
-              <w:right w:w="144" w:type="dxa"/>
-            </w:tcMar>
-          </w:tcPr>
-          <w:p>
-            <w:pPr>
-              <w:jc w:val="left"/>
-              <w:spacing w:line="240" w:lineRule="auto" w:before="55" w:after="55"/>
-            </w:pPr>
-          </w:p>
-        </w:tc>
-        <w:tc>
-          <w:tcPr>
-            <w:tcW w:type="dxa" w:w="2880"/>
-            <w:vAlign w:val="center"/>
-            <w:tcBorders>
-              <w:top w:val="single" w:sz="6" w:space="0" w:color="E5E7EB"/>
-              <w:bottom w:val="single" w:sz="6" w:space="0" w:color="E5E7EB"/>
-              <w:left w:val="single" w:sz="6" w:space="0" w:color="E5E7EB"/>
-              <w:right w:val="single" w:sz="6" w:space="0" w:color="E5E7EB"/>
-            </w:tcBorders>
-            <w:tcMar>
-              <w:top w:w="96" w:type="dxa"/>
-              <w:bottom w:w="96" w:type="dxa"/>
-              <w:left w:w="144" w:type="dxa"/>
-              <w:right w:w="144" w:type="dxa"/>
-            </w:tcMar>
-          </w:tcPr>
-          <w:p>
-            <w:pPr>
-              <w:jc w:val="left"/>
-              <w:spacing w:line="240" w:lineRule="auto" w:before="55" w:after="55"/>
-            </w:pPr>
-          </w:p>
-        </w:tc>
-        <w:tc>
-          <w:tcPr>
-            <w:tcW w:type="dxa" w:w="2880"/>
-            <w:vAlign w:val="center"/>
-            <w:tcBorders>
-              <w:top w:val="single" w:sz="6" w:space="0" w:color="E5E7EB"/>
-              <w:bottom w:val="single" w:sz="6" w:space="0" w:color="E5E7EB"/>
-              <w:left w:val="single" w:sz="6" w:space="0" w:color="E5E7EB"/>
-              <w:right w:val="single" w:sz="6" w:space="0" w:color="E5E7EB"/>
-            </w:tcBorders>
-            <w:tcMar>
-              <w:top w:w="96" w:type="dxa"/>
-              <w:bottom w:w="96" w:type="dxa"/>
-              <w:left w:w="144" w:type="dxa"/>
-              <w:right w:w="144" w:type="dxa"/>
-            </w:tcMar>
-          </w:tcPr>
-          <w:p>
-            <w:pPr>
-              <w:jc w:val="left"/>
-              <w:spacing w:line="240" w:lineRule="auto" w:before="55" w:after="55"/>
-            </w:pPr>
-          </w:p>
-        </w:tc>
-      </w:tr>
-      <w:tr>
-        <w:tc>
-          <w:tcPr>
-            <w:tcW w:type="dxa" w:w="2880"/>
-            <w:vAlign w:val="center"/>
-            <w:tcBorders>
-              <w:top w:val="single" w:sz="6" w:space="0" w:color="E5E7EB"/>
-              <w:bottom w:val="single" w:sz="6" w:space="0" w:color="E5E7EB"/>
-              <w:left w:val="single" w:sz="6" w:space="0" w:color="E5E7EB"/>
-              <w:right w:val="single" w:sz="6" w:space="0" w:color="E5E7EB"/>
-            </w:tcBorders>
-            <w:tcMar>
-              <w:top w:w="96" w:type="dxa"/>
-              <w:bottom w:w="96" w:type="dxa"/>
-              <w:left w:w="144" w:type="dxa"/>
-              <w:right w:w="144" w:type="dxa"/>
-            </w:tcMar>
-          </w:tcPr>
-          <w:p>
-            <w:pPr>
-              <w:jc w:val="left"/>
-              <w:spacing w:line="240" w:lineRule="auto" w:before="55" w:after="55"/>
-            </w:pPr>
-          </w:p>
-        </w:tc>
-        <w:tc>
-          <w:tcPr>
-            <w:tcW w:type="dxa" w:w="2880"/>
-            <w:vAlign w:val="center"/>
-            <w:tcBorders>
-              <w:top w:val="single" w:sz="6" w:space="0" w:color="E5E7EB"/>
-              <w:bottom w:val="single" w:sz="6" w:space="0" w:color="E5E7EB"/>
-              <w:left w:val="single" w:sz="6" w:space="0" w:color="E5E7EB"/>
-              <w:right w:val="single" w:sz="6" w:space="0" w:color="E5E7EB"/>
-            </w:tcBorders>
-            <w:tcMar>
-              <w:top w:w="96" w:type="dxa"/>
-              <w:bottom w:w="96" w:type="dxa"/>
-              <w:left w:w="144" w:type="dxa"/>
-              <w:right w:w="144" w:type="dxa"/>
-            </w:tcMar>
-          </w:tcPr>
-          <w:p>
-            <w:pPr>
-              <w:jc w:val="left"/>
-              <w:spacing w:line="240" w:lineRule="auto" w:before="55" w:after="55"/>
-            </w:pPr>
-          </w:p>
-        </w:tc>
-        <w:tc>
-          <w:tcPr>
-            <w:tcW w:type="dxa" w:w="2880"/>
-            <w:vAlign w:val="center"/>
-            <w:tcBorders>
-              <w:top w:val="single" w:sz="6" w:space="0" w:color="E5E7EB"/>
-              <w:bottom w:val="single" w:sz="6" w:space="0" w:color="E5E7EB"/>
-              <w:left w:val="single" w:sz="6" w:space="0" w:color="E5E7EB"/>
-              <w:right w:val="single" w:sz="6" w:space="0" w:color="E5E7EB"/>
-            </w:tcBorders>
-            <w:tcMar>
-              <w:top w:w="96" w:type="dxa"/>
-              <w:bottom w:w="96" w:type="dxa"/>
-              <w:left w:w="144" w:type="dxa"/>
-              <w:right w:w="144" w:type="dxa"/>
-            </w:tcMar>
-          </w:tcPr>
-          <w:p>
-            <w:pPr>
-              <w:jc w:val="left"/>
-              <w:spacing w:line="240" w:lineRule="auto" w:before="55" w:after="55"/>
-            </w:pPr>
-          </w:p>
-        </w:tc>
-      </w:tr>
-    </w:tbl>
-    <w:p>
-      <w:pPr>
-        <w:jc w:val="left"/>
-      </w:pPr>
-      <w:r>
-        <w:rPr>
-          <w:rFonts w:ascii="微软雅黑" w:eastAsia="微软雅黑" w:hAnsi="微软雅黑" w:cs="微软雅黑" w:hint="eastAsia"/>
-          <w:b/>
-          <w:lang w:eastAsia="zh-CN"/>
-        </w:rPr>
-        <w:t>「积土成山」「积水成渊」「积善成德」这三句的顺序能换吗？为什么？</w:t>
-      </w:r>
+      <w:r/>
     </w:p>
     <w:tbl>
       <w:tblPr>
@@ -2561,30 +2379,191 @@
             <w:tcW w:type="dxa" w:w="8640"/>
             <w:vAlign w:val="center"/>
             <w:tcBorders>
-              <w:top w:val="single" w:sz="6" w:space="0" w:color="E5E7EB"/>
-              <w:bottom w:val="single" w:sz="6" w:space="0" w:color="E5E7EB"/>
-              <w:left w:val="single" w:sz="6" w:space="0" w:color="E5E7EB"/>
-              <w:right w:val="single" w:sz="6" w:space="0" w:color="E5E7EB"/>
+              <w:top w:val="single" w:sz="6" w:space="0" w:color="A8A196"/>
+              <w:bottom w:val="single" w:sz="6" w:space="0" w:color="A8A196"/>
+              <w:left w:val="single" w:sz="6" w:space="0" w:color="A8A196"/>
+              <w:right w:val="single" w:sz="6" w:space="0" w:color="A8A196"/>
             </w:tcBorders>
-            <w:shd w:val="clear" w:color="auto" w:fill="F9FAFB"/>
             <w:tcMar>
-              <w:top w:w="96" w:type="dxa"/>
-              <w:bottom w:w="96" w:type="dxa"/>
-              <w:left w:w="144" w:type="dxa"/>
-              <w:right w:w="144" w:type="dxa"/>
+              <w:top w:w="60" w:type="dxa"/>
+              <w:bottom w:w="60" w:type="dxa"/>
+              <w:left w:w="100" w:type="dxa"/>
+              <w:right w:w="100" w:type="dxa"/>
             </w:tcMar>
           </w:tcPr>
           <w:p>
             <w:pPr>
-              <w:jc w:val="left"/>
-              <w:spacing w:line="240" w:lineRule="auto" w:before="55" w:after="55"/>
+              <w:spacing w:line="240" w:lineRule="auto" w:before="60" w:after="60"/>
+            </w:pPr>
+          </w:p>
+        </w:tc>
+      </w:tr>
+    </w:tbl>
+    <w:p>
+      <w:r/>
+    </w:p>
+    <w:p>
+      <w:pPr>
+        <w:pStyle w:val="Heading3"/>
+      </w:pPr>
+      <w:r>
+        <w:rPr>
+          <w:rFonts w:ascii="宋体" w:hAnsi="宋体" w:eastAsia="宋体" w:cs="宋体" w:hint="eastAsia"/>
+          <w:sz w:val="24"/>
+          <w:lang w:eastAsia="zh-CN"/>
+        </w:rPr>
+        <w:t>5.3 任务二（第 2 课时）· 找借力</w:t>
+      </w:r>
+      <w:r/>
+    </w:p>
+    <w:p>
+      <w:pPr>
+        <w:spacing w:before="120" w:after="40"/>
+      </w:pPr>
+      <w:r>
+        <w:rPr>
+          <w:rFonts w:ascii="宋体" w:eastAsia="宋体" w:hAnsi="宋体" w:cs="宋体" w:hint="eastAsia"/>
+          <w:color w:val="9C2E22"/>
+          <w:lang w:eastAsia="zh-CN"/>
+        </w:rPr>
+        <w:t>读第二段，想一想：这一段里哪些是「假于物」的例子？借的是什么、得到了什么？</w:t>
+      </w:r>
+      <w:r/>
+    </w:p>
+    <w:tbl>
+      <w:tblPr>
+        <w:tblW w:type="pct" w:w="5000"/>
+        <w:tblLayout w:type="autofit"/>
+        <w:tblLook w:firstColumn="1" w:firstRow="1" w:lastColumn="0" w:lastRow="0" w:noHBand="0" w:noVBand="1" w:val="04A0"/>
+      </w:tblPr>
+      <w:tblGrid>
+        <w:gridCol w:w="1555"/>
+        <w:gridCol w:w="2246"/>
+        <w:gridCol w:w="2246"/>
+        <w:gridCol w:w="2592"/>
+      </w:tblGrid>
+      <w:tr>
+        <w:tc>
+          <w:tcPr>
+            <w:tcW w:type="pct" w:w="900"/>
+            <w:vAlign w:val="center"/>
+            <w:tcBorders>
+              <w:top w:val="single" w:sz="6" w:space="0" w:color="A8A196"/>
+              <w:bottom w:val="single" w:sz="6" w:space="0" w:color="A8A196"/>
+              <w:left w:val="single" w:sz="6" w:space="0" w:color="A8A196"/>
+              <w:right w:val="single" w:sz="6" w:space="0" w:color="A8A196"/>
+            </w:tcBorders>
+            <w:shd w:val="clear" w:color="auto" w:fill="F2EFE6"/>
+            <w:tcMar>
+              <w:top w:w="60" w:type="dxa"/>
+              <w:bottom w:w="60" w:type="dxa"/>
+              <w:left w:w="100" w:type="dxa"/>
+              <w:right w:w="100" w:type="dxa"/>
+            </w:tcMar>
+          </w:tcPr>
+          <w:p>
+            <w:pPr>
+              <w:spacing w:line="240" w:lineRule="auto" w:before="60" w:after="60"/>
             </w:pPr>
             <w:r>
               <w:rPr>
+                <w:rFonts w:ascii="黑体" w:hAnsi="黑体" w:eastAsia="黑体" w:hint="eastAsia"/>
                 <w:b/>
-                <w:sz w:val="22"/>
               </w:rPr>
-              <w:t>我的答案</w:t>
+              <w:t>原文中的物</w:t>
+            </w:r>
+          </w:p>
+        </w:tc>
+        <w:tc>
+          <w:tcPr>
+            <w:tcW w:type="pct" w:w="1300"/>
+            <w:vAlign w:val="center"/>
+            <w:tcBorders>
+              <w:top w:val="single" w:sz="6" w:space="0" w:color="A8A196"/>
+              <w:bottom w:val="single" w:sz="6" w:space="0" w:color="A8A196"/>
+              <w:left w:val="single" w:sz="6" w:space="0" w:color="A8A196"/>
+              <w:right w:val="single" w:sz="6" w:space="0" w:color="A8A196"/>
+            </w:tcBorders>
+            <w:shd w:val="clear" w:color="auto" w:fill="F2EFE6"/>
+            <w:tcMar>
+              <w:top w:w="60" w:type="dxa"/>
+              <w:bottom w:w="60" w:type="dxa"/>
+              <w:left w:w="100" w:type="dxa"/>
+              <w:right w:w="100" w:type="dxa"/>
+            </w:tcMar>
+          </w:tcPr>
+          <w:p>
+            <w:pPr>
+              <w:spacing w:line="240" w:lineRule="auto" w:before="60" w:after="60"/>
+            </w:pPr>
+            <w:r>
+              <w:rPr>
+                <w:rFonts w:ascii="黑体" w:hAnsi="黑体" w:eastAsia="黑体" w:hint="eastAsia"/>
+                <w:b/>
+              </w:rPr>
+              <w:t>借的是什么（填原句词）</w:t>
+            </w:r>
+          </w:p>
+        </w:tc>
+        <w:tc>
+          <w:tcPr>
+            <w:tcW w:type="pct" w:w="1300"/>
+            <w:vAlign w:val="center"/>
+            <w:tcBorders>
+              <w:top w:val="single" w:sz="6" w:space="0" w:color="A8A196"/>
+              <w:bottom w:val="single" w:sz="6" w:space="0" w:color="A8A196"/>
+              <w:left w:val="single" w:sz="6" w:space="0" w:color="A8A196"/>
+              <w:right w:val="single" w:sz="6" w:space="0" w:color="A8A196"/>
+            </w:tcBorders>
+            <w:shd w:val="clear" w:color="auto" w:fill="F2EFE6"/>
+            <w:tcMar>
+              <w:top w:w="60" w:type="dxa"/>
+              <w:bottom w:w="60" w:type="dxa"/>
+              <w:left w:w="100" w:type="dxa"/>
+              <w:right w:w="100" w:type="dxa"/>
+            </w:tcMar>
+          </w:tcPr>
+          <w:p>
+            <w:pPr>
+              <w:spacing w:line="240" w:lineRule="auto" w:before="60" w:after="60"/>
+            </w:pPr>
+            <w:r>
+              <w:rPr>
+                <w:rFonts w:ascii="黑体" w:hAnsi="黑体" w:eastAsia="黑体" w:hint="eastAsia"/>
+                <w:b/>
+              </w:rPr>
+              <w:t>得到了什么（填原句词）</w:t>
+            </w:r>
+          </w:p>
+        </w:tc>
+        <w:tc>
+          <w:tcPr>
+            <w:tcW w:type="pct" w:w="1500"/>
+            <w:vAlign w:val="center"/>
+            <w:tcBorders>
+              <w:top w:val="single" w:sz="6" w:space="0" w:color="A8A196"/>
+              <w:bottom w:val="single" w:sz="6" w:space="0" w:color="A8A196"/>
+              <w:left w:val="single" w:sz="6" w:space="0" w:color="A8A196"/>
+              <w:right w:val="single" w:sz="6" w:space="0" w:color="A8A196"/>
+            </w:tcBorders>
+            <w:shd w:val="clear" w:color="auto" w:fill="F2EFE6"/>
+            <w:tcMar>
+              <w:top w:w="60" w:type="dxa"/>
+              <w:bottom w:w="60" w:type="dxa"/>
+              <w:left w:w="100" w:type="dxa"/>
+              <w:right w:w="100" w:type="dxa"/>
+            </w:tcMar>
+          </w:tcPr>
+          <w:p>
+            <w:pPr>
+              <w:spacing w:line="240" w:lineRule="auto" w:before="60" w:after="60"/>
+            </w:pPr>
+            <w:r>
+              <w:rPr>
+                <w:rFonts w:ascii="黑体" w:hAnsi="黑体" w:eastAsia="黑体" w:hint="eastAsia"/>
+                <w:b/>
+              </w:rPr>
+              <w:t>借的对象是「物」还是别的？</w:t>
             </w:r>
           </w:p>
         </w:tc>
@@ -2592,25 +2571,93 @@
       <w:tr>
         <w:tc>
           <w:tcPr>
-            <w:tcW w:type="dxa" w:w="8640"/>
+            <w:tcW w:type="pct" w:w="900"/>
             <w:vAlign w:val="center"/>
             <w:tcBorders>
-              <w:top w:val="single" w:sz="6" w:space="0" w:color="E5E7EB"/>
-              <w:bottom w:val="single" w:sz="6" w:space="0" w:color="E5E7EB"/>
-              <w:left w:val="single" w:sz="6" w:space="0" w:color="E5E7EB"/>
-              <w:right w:val="single" w:sz="6" w:space="0" w:color="E5E7EB"/>
+              <w:top w:val="single" w:sz="6" w:space="0" w:color="A8A196"/>
+              <w:bottom w:val="single" w:sz="6" w:space="0" w:color="A8A196"/>
+              <w:left w:val="single" w:sz="6" w:space="0" w:color="A8A196"/>
+              <w:right w:val="single" w:sz="6" w:space="0" w:color="A8A196"/>
             </w:tcBorders>
             <w:tcMar>
-              <w:top w:w="96" w:type="dxa"/>
-              <w:bottom w:w="96" w:type="dxa"/>
-              <w:left w:w="144" w:type="dxa"/>
-              <w:right w:w="144" w:type="dxa"/>
+              <w:top w:w="60" w:type="dxa"/>
+              <w:bottom w:w="60" w:type="dxa"/>
+              <w:left w:w="100" w:type="dxa"/>
+              <w:right w:w="100" w:type="dxa"/>
             </w:tcMar>
           </w:tcPr>
           <w:p>
             <w:pPr>
-              <w:jc w:val="left"/>
-              <w:spacing w:line="240" w:lineRule="auto" w:before="55" w:after="55"/>
+              <w:spacing w:line="240" w:lineRule="auto" w:before="60" w:after="60"/>
+            </w:pPr>
+          </w:p>
+        </w:tc>
+        <w:tc>
+          <w:tcPr>
+            <w:tcW w:type="pct" w:w="1300"/>
+            <w:vAlign w:val="center"/>
+            <w:tcBorders>
+              <w:top w:val="single" w:sz="6" w:space="0" w:color="A8A196"/>
+              <w:bottom w:val="single" w:sz="6" w:space="0" w:color="A8A196"/>
+              <w:left w:val="single" w:sz="6" w:space="0" w:color="A8A196"/>
+              <w:right w:val="single" w:sz="6" w:space="0" w:color="A8A196"/>
+            </w:tcBorders>
+            <w:tcMar>
+              <w:top w:w="60" w:type="dxa"/>
+              <w:bottom w:w="60" w:type="dxa"/>
+              <w:left w:w="100" w:type="dxa"/>
+              <w:right w:w="100" w:type="dxa"/>
+            </w:tcMar>
+          </w:tcPr>
+          <w:p>
+            <w:pPr>
+              <w:spacing w:line="240" w:lineRule="auto" w:before="60" w:after="60"/>
+            </w:pPr>
+          </w:p>
+        </w:tc>
+        <w:tc>
+          <w:tcPr>
+            <w:tcW w:type="pct" w:w="1300"/>
+            <w:vAlign w:val="center"/>
+            <w:tcBorders>
+              <w:top w:val="single" w:sz="6" w:space="0" w:color="A8A196"/>
+              <w:bottom w:val="single" w:sz="6" w:space="0" w:color="A8A196"/>
+              <w:left w:val="single" w:sz="6" w:space="0" w:color="A8A196"/>
+              <w:right w:val="single" w:sz="6" w:space="0" w:color="A8A196"/>
+            </w:tcBorders>
+            <w:tcMar>
+              <w:top w:w="60" w:type="dxa"/>
+              <w:bottom w:w="60" w:type="dxa"/>
+              <w:left w:w="100" w:type="dxa"/>
+              <w:right w:w="100" w:type="dxa"/>
+            </w:tcMar>
+          </w:tcPr>
+          <w:p>
+            <w:pPr>
+              <w:spacing w:line="240" w:lineRule="auto" w:before="60" w:after="60"/>
+            </w:pPr>
+          </w:p>
+        </w:tc>
+        <w:tc>
+          <w:tcPr>
+            <w:tcW w:type="pct" w:w="1500"/>
+            <w:vAlign w:val="center"/>
+            <w:tcBorders>
+              <w:top w:val="single" w:sz="6" w:space="0" w:color="A8A196"/>
+              <w:bottom w:val="single" w:sz="6" w:space="0" w:color="A8A196"/>
+              <w:left w:val="single" w:sz="6" w:space="0" w:color="A8A196"/>
+              <w:right w:val="single" w:sz="6" w:space="0" w:color="A8A196"/>
+            </w:tcBorders>
+            <w:tcMar>
+              <w:top w:w="60" w:type="dxa"/>
+              <w:bottom w:w="60" w:type="dxa"/>
+              <w:left w:w="100" w:type="dxa"/>
+              <w:right w:w="100" w:type="dxa"/>
+            </w:tcMar>
+          </w:tcPr>
+          <w:p>
+            <w:pPr>
+              <w:spacing w:line="240" w:lineRule="auto" w:before="60" w:after="60"/>
             </w:pPr>
           </w:p>
         </w:tc>
@@ -2618,86 +2665,319 @@
       <w:tr>
         <w:tc>
           <w:tcPr>
-            <w:tcW w:type="dxa" w:w="8640"/>
+            <w:tcW w:type="pct" w:w="900"/>
             <w:vAlign w:val="center"/>
             <w:tcBorders>
-              <w:top w:val="single" w:sz="6" w:space="0" w:color="E5E7EB"/>
-              <w:bottom w:val="single" w:sz="6" w:space="0" w:color="E5E7EB"/>
-              <w:left w:val="single" w:sz="6" w:space="0" w:color="E5E7EB"/>
-              <w:right w:val="single" w:sz="6" w:space="0" w:color="E5E7EB"/>
+              <w:top w:val="single" w:sz="6" w:space="0" w:color="A8A196"/>
+              <w:bottom w:val="single" w:sz="6" w:space="0" w:color="A8A196"/>
+              <w:left w:val="single" w:sz="6" w:space="0" w:color="A8A196"/>
+              <w:right w:val="single" w:sz="6" w:space="0" w:color="A8A196"/>
             </w:tcBorders>
             <w:tcMar>
-              <w:top w:w="96" w:type="dxa"/>
-              <w:bottom w:w="96" w:type="dxa"/>
-              <w:left w:w="144" w:type="dxa"/>
-              <w:right w:w="144" w:type="dxa"/>
+              <w:top w:w="60" w:type="dxa"/>
+              <w:bottom w:w="60" w:type="dxa"/>
+              <w:left w:w="100" w:type="dxa"/>
+              <w:right w:w="100" w:type="dxa"/>
             </w:tcMar>
           </w:tcPr>
           <w:p>
             <w:pPr>
-              <w:jc w:val="left"/>
-              <w:spacing w:line="240" w:lineRule="auto" w:before="55" w:after="55"/>
+              <w:spacing w:line="240" w:lineRule="auto" w:before="60" w:after="60"/>
+            </w:pPr>
+          </w:p>
+        </w:tc>
+        <w:tc>
+          <w:tcPr>
+            <w:tcW w:type="pct" w:w="1300"/>
+            <w:vAlign w:val="center"/>
+            <w:tcBorders>
+              <w:top w:val="single" w:sz="6" w:space="0" w:color="A8A196"/>
+              <w:bottom w:val="single" w:sz="6" w:space="0" w:color="A8A196"/>
+              <w:left w:val="single" w:sz="6" w:space="0" w:color="A8A196"/>
+              <w:right w:val="single" w:sz="6" w:space="0" w:color="A8A196"/>
+            </w:tcBorders>
+            <w:tcMar>
+              <w:top w:w="60" w:type="dxa"/>
+              <w:bottom w:w="60" w:type="dxa"/>
+              <w:left w:w="100" w:type="dxa"/>
+              <w:right w:w="100" w:type="dxa"/>
+            </w:tcMar>
+          </w:tcPr>
+          <w:p>
+            <w:pPr>
+              <w:spacing w:line="240" w:lineRule="auto" w:before="60" w:after="60"/>
+            </w:pPr>
+          </w:p>
+        </w:tc>
+        <w:tc>
+          <w:tcPr>
+            <w:tcW w:type="pct" w:w="1300"/>
+            <w:vAlign w:val="center"/>
+            <w:tcBorders>
+              <w:top w:val="single" w:sz="6" w:space="0" w:color="A8A196"/>
+              <w:bottom w:val="single" w:sz="6" w:space="0" w:color="A8A196"/>
+              <w:left w:val="single" w:sz="6" w:space="0" w:color="A8A196"/>
+              <w:right w:val="single" w:sz="6" w:space="0" w:color="A8A196"/>
+            </w:tcBorders>
+            <w:tcMar>
+              <w:top w:w="60" w:type="dxa"/>
+              <w:bottom w:w="60" w:type="dxa"/>
+              <w:left w:w="100" w:type="dxa"/>
+              <w:right w:w="100" w:type="dxa"/>
+            </w:tcMar>
+          </w:tcPr>
+          <w:p>
+            <w:pPr>
+              <w:spacing w:line="240" w:lineRule="auto" w:before="60" w:after="60"/>
+            </w:pPr>
+          </w:p>
+        </w:tc>
+        <w:tc>
+          <w:tcPr>
+            <w:tcW w:type="pct" w:w="1500"/>
+            <w:vAlign w:val="center"/>
+            <w:tcBorders>
+              <w:top w:val="single" w:sz="6" w:space="0" w:color="A8A196"/>
+              <w:bottom w:val="single" w:sz="6" w:space="0" w:color="A8A196"/>
+              <w:left w:val="single" w:sz="6" w:space="0" w:color="A8A196"/>
+              <w:right w:val="single" w:sz="6" w:space="0" w:color="A8A196"/>
+            </w:tcBorders>
+            <w:tcMar>
+              <w:top w:w="60" w:type="dxa"/>
+              <w:bottom w:w="60" w:type="dxa"/>
+              <w:left w:w="100" w:type="dxa"/>
+              <w:right w:w="100" w:type="dxa"/>
+            </w:tcMar>
+          </w:tcPr>
+          <w:p>
+            <w:pPr>
+              <w:spacing w:line="240" w:lineRule="auto" w:before="60" w:after="60"/>
+            </w:pPr>
+          </w:p>
+        </w:tc>
+      </w:tr>
+      <w:tr>
+        <w:tc>
+          <w:tcPr>
+            <w:tcW w:type="pct" w:w="900"/>
+            <w:vAlign w:val="center"/>
+            <w:tcBorders>
+              <w:top w:val="single" w:sz="6" w:space="0" w:color="A8A196"/>
+              <w:bottom w:val="single" w:sz="6" w:space="0" w:color="A8A196"/>
+              <w:left w:val="single" w:sz="6" w:space="0" w:color="A8A196"/>
+              <w:right w:val="single" w:sz="6" w:space="0" w:color="A8A196"/>
+            </w:tcBorders>
+            <w:tcMar>
+              <w:top w:w="60" w:type="dxa"/>
+              <w:bottom w:w="60" w:type="dxa"/>
+              <w:left w:w="100" w:type="dxa"/>
+              <w:right w:w="100" w:type="dxa"/>
+            </w:tcMar>
+          </w:tcPr>
+          <w:p>
+            <w:pPr>
+              <w:spacing w:line="240" w:lineRule="auto" w:before="60" w:after="60"/>
+            </w:pPr>
+          </w:p>
+        </w:tc>
+        <w:tc>
+          <w:tcPr>
+            <w:tcW w:type="pct" w:w="1300"/>
+            <w:vAlign w:val="center"/>
+            <w:tcBorders>
+              <w:top w:val="single" w:sz="6" w:space="0" w:color="A8A196"/>
+              <w:bottom w:val="single" w:sz="6" w:space="0" w:color="A8A196"/>
+              <w:left w:val="single" w:sz="6" w:space="0" w:color="A8A196"/>
+              <w:right w:val="single" w:sz="6" w:space="0" w:color="A8A196"/>
+            </w:tcBorders>
+            <w:tcMar>
+              <w:top w:w="60" w:type="dxa"/>
+              <w:bottom w:w="60" w:type="dxa"/>
+              <w:left w:w="100" w:type="dxa"/>
+              <w:right w:w="100" w:type="dxa"/>
+            </w:tcMar>
+          </w:tcPr>
+          <w:p>
+            <w:pPr>
+              <w:spacing w:line="240" w:lineRule="auto" w:before="60" w:after="60"/>
+            </w:pPr>
+          </w:p>
+        </w:tc>
+        <w:tc>
+          <w:tcPr>
+            <w:tcW w:type="pct" w:w="1300"/>
+            <w:vAlign w:val="center"/>
+            <w:tcBorders>
+              <w:top w:val="single" w:sz="6" w:space="0" w:color="A8A196"/>
+              <w:bottom w:val="single" w:sz="6" w:space="0" w:color="A8A196"/>
+              <w:left w:val="single" w:sz="6" w:space="0" w:color="A8A196"/>
+              <w:right w:val="single" w:sz="6" w:space="0" w:color="A8A196"/>
+            </w:tcBorders>
+            <w:tcMar>
+              <w:top w:w="60" w:type="dxa"/>
+              <w:bottom w:w="60" w:type="dxa"/>
+              <w:left w:w="100" w:type="dxa"/>
+              <w:right w:w="100" w:type="dxa"/>
+            </w:tcMar>
+          </w:tcPr>
+          <w:p>
+            <w:pPr>
+              <w:spacing w:line="240" w:lineRule="auto" w:before="60" w:after="60"/>
+            </w:pPr>
+          </w:p>
+        </w:tc>
+        <w:tc>
+          <w:tcPr>
+            <w:tcW w:type="pct" w:w="1500"/>
+            <w:vAlign w:val="center"/>
+            <w:tcBorders>
+              <w:top w:val="single" w:sz="6" w:space="0" w:color="A8A196"/>
+              <w:bottom w:val="single" w:sz="6" w:space="0" w:color="A8A196"/>
+              <w:left w:val="single" w:sz="6" w:space="0" w:color="A8A196"/>
+              <w:right w:val="single" w:sz="6" w:space="0" w:color="A8A196"/>
+            </w:tcBorders>
+            <w:tcMar>
+              <w:top w:w="60" w:type="dxa"/>
+              <w:bottom w:w="60" w:type="dxa"/>
+              <w:left w:w="100" w:type="dxa"/>
+              <w:right w:w="100" w:type="dxa"/>
+            </w:tcMar>
+          </w:tcPr>
+          <w:p>
+            <w:pPr>
+              <w:spacing w:line="240" w:lineRule="auto" w:before="60" w:after="60"/>
+            </w:pPr>
+          </w:p>
+        </w:tc>
+      </w:tr>
+      <w:tr>
+        <w:tc>
+          <w:tcPr>
+            <w:tcW w:type="pct" w:w="900"/>
+            <w:vAlign w:val="center"/>
+            <w:tcBorders>
+              <w:top w:val="single" w:sz="6" w:space="0" w:color="A8A196"/>
+              <w:bottom w:val="single" w:sz="6" w:space="0" w:color="A8A196"/>
+              <w:left w:val="single" w:sz="6" w:space="0" w:color="A8A196"/>
+              <w:right w:val="single" w:sz="6" w:space="0" w:color="A8A196"/>
+            </w:tcBorders>
+            <w:tcMar>
+              <w:top w:w="60" w:type="dxa"/>
+              <w:bottom w:w="60" w:type="dxa"/>
+              <w:left w:w="100" w:type="dxa"/>
+              <w:right w:w="100" w:type="dxa"/>
+            </w:tcMar>
+          </w:tcPr>
+          <w:p>
+            <w:pPr>
+              <w:spacing w:line="240" w:lineRule="auto" w:before="60" w:after="60"/>
+            </w:pPr>
+          </w:p>
+        </w:tc>
+        <w:tc>
+          <w:tcPr>
+            <w:tcW w:type="pct" w:w="1300"/>
+            <w:vAlign w:val="center"/>
+            <w:tcBorders>
+              <w:top w:val="single" w:sz="6" w:space="0" w:color="A8A196"/>
+              <w:bottom w:val="single" w:sz="6" w:space="0" w:color="A8A196"/>
+              <w:left w:val="single" w:sz="6" w:space="0" w:color="A8A196"/>
+              <w:right w:val="single" w:sz="6" w:space="0" w:color="A8A196"/>
+            </w:tcBorders>
+            <w:tcMar>
+              <w:top w:w="60" w:type="dxa"/>
+              <w:bottom w:w="60" w:type="dxa"/>
+              <w:left w:w="100" w:type="dxa"/>
+              <w:right w:w="100" w:type="dxa"/>
+            </w:tcMar>
+          </w:tcPr>
+          <w:p>
+            <w:pPr>
+              <w:spacing w:line="240" w:lineRule="auto" w:before="60" w:after="60"/>
+            </w:pPr>
+          </w:p>
+        </w:tc>
+        <w:tc>
+          <w:tcPr>
+            <w:tcW w:type="pct" w:w="1300"/>
+            <w:vAlign w:val="center"/>
+            <w:tcBorders>
+              <w:top w:val="single" w:sz="6" w:space="0" w:color="A8A196"/>
+              <w:bottom w:val="single" w:sz="6" w:space="0" w:color="A8A196"/>
+              <w:left w:val="single" w:sz="6" w:space="0" w:color="A8A196"/>
+              <w:right w:val="single" w:sz="6" w:space="0" w:color="A8A196"/>
+            </w:tcBorders>
+            <w:tcMar>
+              <w:top w:w="60" w:type="dxa"/>
+              <w:bottom w:w="60" w:type="dxa"/>
+              <w:left w:w="100" w:type="dxa"/>
+              <w:right w:w="100" w:type="dxa"/>
+            </w:tcMar>
+          </w:tcPr>
+          <w:p>
+            <w:pPr>
+              <w:spacing w:line="240" w:lineRule="auto" w:before="60" w:after="60"/>
+            </w:pPr>
+          </w:p>
+        </w:tc>
+        <w:tc>
+          <w:tcPr>
+            <w:tcW w:type="pct" w:w="1500"/>
+            <w:vAlign w:val="center"/>
+            <w:tcBorders>
+              <w:top w:val="single" w:sz="6" w:space="0" w:color="A8A196"/>
+              <w:bottom w:val="single" w:sz="6" w:space="0" w:color="A8A196"/>
+              <w:left w:val="single" w:sz="6" w:space="0" w:color="A8A196"/>
+              <w:right w:val="single" w:sz="6" w:space="0" w:color="A8A196"/>
+            </w:tcBorders>
+            <w:tcMar>
+              <w:top w:w="60" w:type="dxa"/>
+              <w:bottom w:w="60" w:type="dxa"/>
+              <w:left w:w="100" w:type="dxa"/>
+              <w:right w:w="100" w:type="dxa"/>
+            </w:tcMar>
+          </w:tcPr>
+          <w:p>
+            <w:pPr>
+              <w:spacing w:line="240" w:lineRule="auto" w:before="60" w:after="60"/>
             </w:pPr>
           </w:p>
         </w:tc>
       </w:tr>
     </w:tbl>
     <w:p>
+      <w:r/>
+    </w:p>
+    <w:p>
       <w:pPr>
-        <w:pStyle w:val="Heading2"/>
-        <w:spacing w:line="312" w:lineRule="auto"/>
-        <w:jc w:val="left"/>
+        <w:spacing w:before="120" w:after="40"/>
       </w:pPr>
       <w:r>
         <w:rPr>
-          <w:rFonts w:ascii="微软雅黑" w:hAnsi="微软雅黑" w:eastAsia="微软雅黑" w:cs="微软雅黑" w:hint="eastAsia"/>
-          <w:b w:val="0"/>
-          <w:color w:val="111827"/>
-          <w:sz w:val="36"/>
+          <w:rFonts w:ascii="宋体" w:eastAsia="宋体" w:hAnsi="宋体" w:cs="宋体" w:hint="eastAsia"/>
+          <w:color w:val="9C2E22"/>
           <w:lang w:eastAsia="zh-CN"/>
         </w:rPr>
-        <w:t>六、当堂检测</w:t>
-      </w:r>
-    </w:p>
-    <w:p>
-      <w:pPr>
-        <w:jc w:val="left"/>
-      </w:pPr>
-      <w:r>
-        <w:rPr>
-          <w:rFonts w:ascii="微软雅黑" w:eastAsia="微软雅黑" w:hAnsi="微软雅黑" w:cs="微软雅黑" w:hint="eastAsia"/>
-          <w:b/>
-          <w:lang w:eastAsia="zh-CN"/>
-        </w:rPr>
-        <w:t>主问题</w:t>
+        <w:t>这几处例子有一个</w:t>
       </w:r>
       <w:r>
         <w:rPr>
-          <w:rFonts w:ascii="微软雅黑" w:eastAsia="微软雅黑" w:hAnsi="微软雅黑" w:cs="微软雅黑" w:hint="eastAsia"/>
+          <w:rFonts w:ascii="宋体" w:eastAsia="宋体" w:hAnsi="宋体" w:cs="宋体" w:hint="eastAsia"/>
+          <w:b/>
+          <w:color w:val="9C2E22"/>
           <w:lang w:eastAsia="zh-CN"/>
         </w:rPr>
-        <w:t>：谈「学」却只写自然物象</w:t>
-      </w:r>
-      <w:r>
-        <w:t>——</w:t>
+        <w:t>共同的结构</w:t>
       </w:r>
       <w:r>
         <w:rPr>
-          <w:rFonts w:ascii="微软雅黑" w:eastAsia="微软雅黑" w:hAnsi="微软雅黑" w:cs="微软雅黑" w:hint="eastAsia"/>
+          <w:rFonts w:ascii="宋体" w:eastAsia="宋体" w:hAnsi="宋体" w:cs="宋体" w:hint="eastAsia"/>
+          <w:color w:val="9C2E22"/>
           <w:lang w:eastAsia="zh-CN"/>
         </w:rPr>
-        <w:t>这样的「劝」，为什么更有说服力？（</w:t>
+        <w:t>，用一句话说出来：</w:t>
       </w:r>
-      <w:r>
-        <w:t xml:space="preserve">150 </w:t>
-      </w:r>
-      <w:r>
-        <w:rPr>
-          <w:rFonts w:ascii="微软雅黑" w:eastAsia="微软雅黑" w:hAnsi="微软雅黑" w:cs="微软雅黑" w:hint="eastAsia"/>
-          <w:lang w:eastAsia="zh-CN"/>
-        </w:rPr>
-        <w:t>字左右，至少引用两处原文）</w:t>
-      </w:r>
+      <w:r/>
     </w:p>
     <w:tbl>
       <w:tblPr>
@@ -2714,323 +2994,76 @@
             <w:tcW w:type="dxa" w:w="8640"/>
             <w:vAlign w:val="center"/>
             <w:tcBorders>
-              <w:top w:val="single" w:sz="6" w:space="0" w:color="E5E7EB"/>
-              <w:bottom w:val="single" w:sz="6" w:space="0" w:color="E5E7EB"/>
-              <w:left w:val="single" w:sz="6" w:space="0" w:color="E5E7EB"/>
-              <w:right w:val="single" w:sz="6" w:space="0" w:color="E5E7EB"/>
+              <w:top w:val="single" w:sz="6" w:space="0" w:color="A8A196"/>
+              <w:bottom w:val="single" w:sz="6" w:space="0" w:color="A8A196"/>
+              <w:left w:val="single" w:sz="6" w:space="0" w:color="A8A196"/>
+              <w:right w:val="single" w:sz="6" w:space="0" w:color="A8A196"/>
             </w:tcBorders>
-            <w:shd w:val="clear" w:color="auto" w:fill="F9FAFB"/>
             <w:tcMar>
-              <w:top w:w="96" w:type="dxa"/>
-              <w:bottom w:w="96" w:type="dxa"/>
-              <w:left w:w="144" w:type="dxa"/>
-              <w:right w:w="144" w:type="dxa"/>
+              <w:top w:w="60" w:type="dxa"/>
+              <w:bottom w:w="60" w:type="dxa"/>
+              <w:left w:w="100" w:type="dxa"/>
+              <w:right w:w="100" w:type="dxa"/>
             </w:tcMar>
           </w:tcPr>
           <w:p>
             <w:pPr>
-              <w:jc w:val="left"/>
-              <w:spacing w:line="240" w:lineRule="auto" w:before="55" w:after="55"/>
-            </w:pPr>
-            <w:r>
-              <w:rPr>
-                <w:b/>
-                <w:sz w:val="22"/>
-              </w:rPr>
-              <w:t>我的作答</w:t>
-            </w:r>
-          </w:p>
-        </w:tc>
-      </w:tr>
-      <w:tr>
-        <w:tc>
-          <w:tcPr>
-            <w:tcW w:type="dxa" w:w="8640"/>
-            <w:vAlign w:val="center"/>
-            <w:tcBorders>
-              <w:top w:val="single" w:sz="6" w:space="0" w:color="E5E7EB"/>
-              <w:bottom w:val="single" w:sz="6" w:space="0" w:color="E5E7EB"/>
-              <w:left w:val="single" w:sz="6" w:space="0" w:color="E5E7EB"/>
-              <w:right w:val="single" w:sz="6" w:space="0" w:color="E5E7EB"/>
-            </w:tcBorders>
-            <w:tcMar>
-              <w:top w:w="96" w:type="dxa"/>
-              <w:bottom w:w="96" w:type="dxa"/>
-              <w:left w:w="144" w:type="dxa"/>
-              <w:right w:w="144" w:type="dxa"/>
-            </w:tcMar>
-          </w:tcPr>
-          <w:p>
-            <w:pPr>
-              <w:jc w:val="left"/>
-              <w:spacing w:line="240" w:lineRule="auto" w:before="55" w:after="55"/>
-            </w:pPr>
-          </w:p>
-        </w:tc>
-      </w:tr>
-      <w:tr>
-        <w:tc>
-          <w:tcPr>
-            <w:tcW w:type="dxa" w:w="8640"/>
-            <w:vAlign w:val="center"/>
-            <w:tcBorders>
-              <w:top w:val="single" w:sz="6" w:space="0" w:color="E5E7EB"/>
-              <w:bottom w:val="single" w:sz="6" w:space="0" w:color="E5E7EB"/>
-              <w:left w:val="single" w:sz="6" w:space="0" w:color="E5E7EB"/>
-              <w:right w:val="single" w:sz="6" w:space="0" w:color="E5E7EB"/>
-            </w:tcBorders>
-            <w:tcMar>
-              <w:top w:w="96" w:type="dxa"/>
-              <w:bottom w:w="96" w:type="dxa"/>
-              <w:left w:w="144" w:type="dxa"/>
-              <w:right w:w="144" w:type="dxa"/>
-            </w:tcMar>
-          </w:tcPr>
-          <w:p>
-            <w:pPr>
-              <w:jc w:val="left"/>
-              <w:spacing w:line="240" w:lineRule="auto" w:before="55" w:after="55"/>
-            </w:pPr>
-          </w:p>
-        </w:tc>
-      </w:tr>
-      <w:tr>
-        <w:tc>
-          <w:tcPr>
-            <w:tcW w:type="dxa" w:w="8640"/>
-            <w:vAlign w:val="center"/>
-            <w:tcBorders>
-              <w:top w:val="single" w:sz="6" w:space="0" w:color="E5E7EB"/>
-              <w:bottom w:val="single" w:sz="6" w:space="0" w:color="E5E7EB"/>
-              <w:left w:val="single" w:sz="6" w:space="0" w:color="E5E7EB"/>
-              <w:right w:val="single" w:sz="6" w:space="0" w:color="E5E7EB"/>
-            </w:tcBorders>
-            <w:tcMar>
-              <w:top w:w="96" w:type="dxa"/>
-              <w:bottom w:w="96" w:type="dxa"/>
-              <w:left w:w="144" w:type="dxa"/>
-              <w:right w:w="144" w:type="dxa"/>
-            </w:tcMar>
-          </w:tcPr>
-          <w:p>
-            <w:pPr>
-              <w:jc w:val="left"/>
-              <w:spacing w:line="240" w:lineRule="auto" w:before="55" w:after="55"/>
-            </w:pPr>
-          </w:p>
-        </w:tc>
-      </w:tr>
-      <w:tr>
-        <w:tc>
-          <w:tcPr>
-            <w:tcW w:type="dxa" w:w="8640"/>
-            <w:vAlign w:val="center"/>
-            <w:tcBorders>
-              <w:top w:val="single" w:sz="6" w:space="0" w:color="E5E7EB"/>
-              <w:bottom w:val="single" w:sz="6" w:space="0" w:color="E5E7EB"/>
-              <w:left w:val="single" w:sz="6" w:space="0" w:color="E5E7EB"/>
-              <w:right w:val="single" w:sz="6" w:space="0" w:color="E5E7EB"/>
-            </w:tcBorders>
-            <w:tcMar>
-              <w:top w:w="96" w:type="dxa"/>
-              <w:bottom w:w="96" w:type="dxa"/>
-              <w:left w:w="144" w:type="dxa"/>
-              <w:right w:w="144" w:type="dxa"/>
-            </w:tcMar>
-          </w:tcPr>
-          <w:p>
-            <w:pPr>
-              <w:jc w:val="left"/>
-              <w:spacing w:line="240" w:lineRule="auto" w:before="55" w:after="55"/>
-            </w:pPr>
-          </w:p>
-        </w:tc>
-      </w:tr>
-      <w:tr>
-        <w:tc>
-          <w:tcPr>
-            <w:tcW w:type="dxa" w:w="8640"/>
-            <w:vAlign w:val="center"/>
-            <w:tcBorders>
-              <w:top w:val="single" w:sz="6" w:space="0" w:color="E5E7EB"/>
-              <w:bottom w:val="single" w:sz="6" w:space="0" w:color="E5E7EB"/>
-              <w:left w:val="single" w:sz="6" w:space="0" w:color="E5E7EB"/>
-              <w:right w:val="single" w:sz="6" w:space="0" w:color="E5E7EB"/>
-            </w:tcBorders>
-            <w:tcMar>
-              <w:top w:w="96" w:type="dxa"/>
-              <w:bottom w:w="96" w:type="dxa"/>
-              <w:left w:w="144" w:type="dxa"/>
-              <w:right w:w="144" w:type="dxa"/>
-            </w:tcMar>
-          </w:tcPr>
-          <w:p>
-            <w:pPr>
-              <w:jc w:val="left"/>
-              <w:spacing w:line="240" w:lineRule="auto" w:before="55" w:after="55"/>
-            </w:pPr>
-          </w:p>
-        </w:tc>
-      </w:tr>
-      <w:tr>
-        <w:tc>
-          <w:tcPr>
-            <w:tcW w:type="dxa" w:w="8640"/>
-            <w:vAlign w:val="center"/>
-            <w:tcBorders>
-              <w:top w:val="single" w:sz="6" w:space="0" w:color="E5E7EB"/>
-              <w:bottom w:val="single" w:sz="6" w:space="0" w:color="E5E7EB"/>
-              <w:left w:val="single" w:sz="6" w:space="0" w:color="E5E7EB"/>
-              <w:right w:val="single" w:sz="6" w:space="0" w:color="E5E7EB"/>
-            </w:tcBorders>
-            <w:tcMar>
-              <w:top w:w="96" w:type="dxa"/>
-              <w:bottom w:w="96" w:type="dxa"/>
-              <w:left w:w="144" w:type="dxa"/>
-              <w:right w:w="144" w:type="dxa"/>
-            </w:tcMar>
-          </w:tcPr>
-          <w:p>
-            <w:pPr>
-              <w:jc w:val="left"/>
-              <w:spacing w:line="240" w:lineRule="auto" w:before="55" w:after="55"/>
+              <w:spacing w:line="240" w:lineRule="auto" w:before="60" w:after="60"/>
             </w:pPr>
           </w:p>
         </w:tc>
       </w:tr>
     </w:tbl>
     <w:p>
+      <w:r/>
+    </w:p>
+    <w:p>
       <w:pPr>
-        <w:pStyle w:val="Heading2"/>
-        <w:spacing w:line="312" w:lineRule="auto"/>
-        <w:jc w:val="left"/>
+        <w:spacing w:before="120" w:after="40"/>
       </w:pPr>
       <w:r>
         <w:rPr>
-          <w:rFonts w:ascii="微软雅黑" w:hAnsi="微软雅黑" w:eastAsia="微软雅黑" w:cs="微软雅黑" w:hint="eastAsia"/>
-          <w:b w:val="0"/>
-          <w:color w:val="111827"/>
-          <w:sz w:val="36"/>
+          <w:rFonts w:ascii="宋体" w:eastAsia="宋体" w:hAnsi="宋体" w:cs="宋体" w:hint="eastAsia"/>
+          <w:color w:val="9C2E22"/>
           <w:lang w:eastAsia="zh-CN"/>
         </w:rPr>
-        <w:t>七、分层作业</w:t>
-      </w:r>
-    </w:p>
-    <w:p>
-      <w:pPr>
-        <w:pStyle w:val="ListBullet"/>
-        <w:spacing w:after="96"/>
-        <w:jc w:val="left"/>
-      </w:pPr>
-      <w:r>
-        <w:rPr>
-          <w:rFonts w:ascii="微软雅黑" w:eastAsia="微软雅黑" w:hAnsi="微软雅黑" w:cs="微软雅黑" w:hint="eastAsia"/>
-          <w:b/>
-          <w:lang w:eastAsia="zh-CN"/>
-        </w:rPr>
-        <w:t>基础（必做）</w:t>
+        <w:t>这一段里，</w:t>
       </w:r>
       <w:r>
         <w:rPr>
-          <w:rFonts w:ascii="微软雅黑" w:eastAsia="微软雅黑" w:hAnsi="微软雅黑" w:cs="微软雅黑" w:hint="eastAsia"/>
+          <w:rFonts w:ascii="宋体" w:eastAsia="宋体" w:hAnsi="宋体" w:cs="宋体" w:hint="eastAsia"/>
+          <w:b/>
+          <w:color w:val="9C2E22"/>
           <w:lang w:eastAsia="zh-CN"/>
         </w:rPr>
-        <w:t>：抄写三处通假字的整句，并旁注它通哪个字、本句什么意思。</w:t>
-      </w:r>
-    </w:p>
-    <w:p>
-      <w:pPr>
-        <w:pStyle w:val="ListBullet"/>
-        <w:spacing w:after="96"/>
-        <w:jc w:val="left"/>
-      </w:pPr>
-      <w:r>
-        <w:rPr>
-          <w:rFonts w:ascii="微软雅黑" w:eastAsia="微软雅黑" w:hAnsi="微软雅黑" w:cs="微软雅黑" w:hint="eastAsia"/>
-          <w:b/>
-          <w:lang w:eastAsia="zh-CN"/>
-        </w:rPr>
-        <w:t>提高（选做）</w:t>
+        <w:t>点明道理</w:t>
       </w:r>
       <w:r>
         <w:rPr>
-          <w:rFonts w:ascii="微软雅黑" w:eastAsia="微软雅黑" w:hAnsi="微软雅黑" w:cs="微软雅黑" w:hint="eastAsia"/>
+          <w:rFonts w:ascii="宋体" w:eastAsia="宋体" w:hAnsi="宋体" w:cs="宋体" w:hint="eastAsia"/>
+          <w:color w:val="9C2E22"/>
           <w:lang w:eastAsia="zh-CN"/>
         </w:rPr>
-        <w:t>：写一段</w:t>
-      </w:r>
-      <w:r>
-        <w:t xml:space="preserve"> 150 </w:t>
+        <w:t>的是哪一句？抄下来，再说说这句在</w:t>
       </w:r>
       <w:r>
         <w:rPr>
-          <w:rFonts w:ascii="微软雅黑" w:eastAsia="微软雅黑" w:hAnsi="微软雅黑" w:cs="微软雅黑" w:hint="eastAsia"/>
+          <w:rFonts w:ascii="宋体" w:eastAsia="宋体" w:hAnsi="宋体" w:cs="宋体" w:hint="eastAsia"/>
+          <w:b/>
+          <w:color w:val="9C2E22"/>
           <w:lang w:eastAsia="zh-CN"/>
         </w:rPr>
-        <w:t>字左右的《劝学》讲稿（讲给初一同学听），至少举两处比喻，说明它们分别在讲「变」还是「借力」。</w:t>
-      </w:r>
-    </w:p>
-    <w:p>
-      <w:pPr>
-        <w:pStyle w:val="ListBullet"/>
-        <w:spacing w:after="96"/>
-        <w:jc w:val="left"/>
-      </w:pPr>
-      <w:r>
-        <w:rPr>
-          <w:rFonts w:ascii="微软雅黑" w:eastAsia="微软雅黑" w:hAnsi="微软雅黑" w:cs="微软雅黑" w:hint="eastAsia"/>
-          <w:b/>
-          <w:lang w:eastAsia="zh-CN"/>
-        </w:rPr>
-        <w:t>拓展（学有余力）</w:t>
+        <w:t>反驳什么说法</w:t>
       </w:r>
       <w:r>
         <w:rPr>
-          <w:rFonts w:ascii="微软雅黑" w:eastAsia="微软雅黑" w:hAnsi="微软雅黑" w:cs="微软雅黑" w:hint="eastAsia"/>
+          <w:rFonts w:ascii="宋体" w:eastAsia="宋体" w:hAnsi="宋体" w:cs="宋体" w:hint="eastAsia"/>
+          <w:color w:val="9C2E22"/>
           <w:lang w:eastAsia="zh-CN"/>
         </w:rPr>
-        <w:t>：比较《劝学》与《师说》对「人怎样才能进步」的回答有何不同，各引两处原文，写</w:t>
+        <w:t>：</w:t>
       </w:r>
-      <w:r>
-        <w:t xml:space="preserve"> 300 </w:t>
-      </w:r>
-      <w:r>
-        <w:rPr>
-          <w:rFonts w:ascii="微软雅黑" w:eastAsia="微软雅黑" w:hAnsi="微软雅黑" w:cs="微软雅黑" w:hint="eastAsia"/>
-          <w:lang w:eastAsia="zh-CN"/>
-        </w:rPr>
-        <w:t>字。</w:t>
-      </w:r>
-    </w:p>
-    <w:p>
-      <w:pPr>
-        <w:pStyle w:val="Heading2"/>
-        <w:spacing w:line="312" w:lineRule="auto"/>
-        <w:jc w:val="left"/>
-      </w:pPr>
-      <w:r>
-        <w:rPr>
-          <w:rFonts w:ascii="微软雅黑" w:hAnsi="微软雅黑" w:eastAsia="微软雅黑" w:cs="微软雅黑" w:hint="eastAsia"/>
-          <w:b w:val="0"/>
-          <w:color w:val="111827"/>
-          <w:sz w:val="36"/>
-          <w:lang w:eastAsia="zh-CN"/>
-        </w:rPr>
-        <w:t>八、归纳小结（下课前 3 分钟自己填）</w:t>
-      </w:r>
-    </w:p>
-    <w:p>
-      <w:pPr>
-        <w:jc w:val="left"/>
-      </w:pPr>
-      <w:r>
-        <w:rPr>
-          <w:rFonts w:ascii="微软雅黑" w:eastAsia="微软雅黑" w:hAnsi="微软雅黑" w:cs="微软雅黑" w:hint="eastAsia"/>
-          <w:b/>
-          <w:lang w:eastAsia="zh-CN"/>
-        </w:rPr>
-        <w:t>这一课我真正读懂的一句话是——</w:t>
-      </w:r>
+      <w:r/>
     </w:p>
     <w:tbl>
       <w:tblPr>
@@ -3047,23 +3080,238 @@
             <w:tcW w:type="dxa" w:w="8640"/>
             <w:vAlign w:val="center"/>
             <w:tcBorders>
-              <w:top w:val="single" w:sz="6" w:space="0" w:color="E5E7EB"/>
-              <w:bottom w:val="single" w:sz="6" w:space="0" w:color="E5E7EB"/>
-              <w:left w:val="single" w:sz="6" w:space="0" w:color="E5E7EB"/>
-              <w:right w:val="single" w:sz="6" w:space="0" w:color="E5E7EB"/>
+              <w:top w:val="single" w:sz="6" w:space="0" w:color="A8A196"/>
+              <w:bottom w:val="single" w:sz="6" w:space="0" w:color="A8A196"/>
+              <w:left w:val="single" w:sz="6" w:space="0" w:color="A8A196"/>
+              <w:right w:val="single" w:sz="6" w:space="0" w:color="A8A196"/>
             </w:tcBorders>
-            <w:shd w:val="clear" w:color="auto" w:fill="F9FAFB"/>
             <w:tcMar>
-              <w:top w:w="96" w:type="dxa"/>
-              <w:bottom w:w="96" w:type="dxa"/>
-              <w:left w:w="144" w:type="dxa"/>
-              <w:right w:w="144" w:type="dxa"/>
+              <w:top w:w="60" w:type="dxa"/>
+              <w:bottom w:w="60" w:type="dxa"/>
+              <w:left w:w="100" w:type="dxa"/>
+              <w:right w:w="100" w:type="dxa"/>
             </w:tcMar>
           </w:tcPr>
           <w:p>
             <w:pPr>
-              <w:jc w:val="left"/>
-              <w:spacing w:line="240" w:lineRule="auto" w:before="55" w:after="55"/>
+              <w:spacing w:line="240" w:lineRule="auto" w:before="60" w:after="60"/>
+            </w:pPr>
+            <w:r>
+              <w:t xml:space="preserve"> </w:t>
+            </w:r>
+          </w:p>
+          <w:p>
+            <w:pPr>
+              <w:spacing w:line="240" w:lineRule="auto" w:before="60" w:after="60"/>
+            </w:pPr>
+          </w:p>
+        </w:tc>
+      </w:tr>
+    </w:tbl>
+    <w:p>
+      <w:r/>
+    </w:p>
+    <w:p>
+      <w:pPr>
+        <w:pStyle w:val="Heading3"/>
+      </w:pPr>
+      <w:r>
+        <w:rPr>
+          <w:rFonts w:ascii="宋体" w:hAnsi="宋体" w:eastAsia="宋体" w:cs="宋体" w:hint="eastAsia"/>
+          <w:sz w:val="24"/>
+          <w:lang w:eastAsia="zh-CN"/>
+        </w:rPr>
+        <w:t>5.4 任务三（第 3 课时）· 找对照</w:t>
+      </w:r>
+      <w:r/>
+    </w:p>
+    <w:p>
+      <w:pPr>
+        <w:spacing w:before="120" w:after="40"/>
+      </w:pPr>
+      <w:r>
+        <w:rPr>
+          <w:rFonts w:ascii="宋体" w:eastAsia="宋体" w:hAnsi="宋体" w:cs="宋体" w:hint="eastAsia"/>
+          <w:color w:val="9C2E22"/>
+          <w:lang w:eastAsia="zh-CN"/>
+        </w:rPr>
+        <w:t>读第三段，想一想：作者把好的和坏的放在一起说，这些对照分别是什么？</w:t>
+      </w:r>
+      <w:r/>
+    </w:p>
+    <w:tbl>
+      <w:tblPr>
+        <w:tblW w:type="pct" w:w="5000"/>
+        <w:tblLayout w:type="autofit"/>
+        <w:tblLook w:firstColumn="1" w:firstRow="1" w:lastColumn="0" w:lastRow="0" w:noHBand="0" w:noVBand="1" w:val="04A0"/>
+      </w:tblPr>
+      <w:tblGrid>
+        <w:gridCol w:w="2246"/>
+        <w:gridCol w:w="2246"/>
+        <w:gridCol w:w="4147"/>
+      </w:tblGrid>
+      <w:tr>
+        <w:tc>
+          <w:tcPr>
+            <w:tcW w:type="pct" w:w="1300"/>
+            <w:vAlign w:val="center"/>
+            <w:tcBorders>
+              <w:top w:val="single" w:sz="6" w:space="0" w:color="A8A196"/>
+              <w:bottom w:val="single" w:sz="6" w:space="0" w:color="A8A196"/>
+              <w:left w:val="single" w:sz="6" w:space="0" w:color="A8A196"/>
+              <w:right w:val="single" w:sz="6" w:space="0" w:color="A8A196"/>
+            </w:tcBorders>
+            <w:shd w:val="clear" w:color="auto" w:fill="F2EFE6"/>
+            <w:tcMar>
+              <w:top w:w="60" w:type="dxa"/>
+              <w:bottom w:w="60" w:type="dxa"/>
+              <w:left w:w="100" w:type="dxa"/>
+              <w:right w:w="100" w:type="dxa"/>
+            </w:tcMar>
+          </w:tcPr>
+          <w:p>
+            <w:pPr>
+              <w:spacing w:line="240" w:lineRule="auto" w:before="60" w:after="60"/>
+            </w:pPr>
+            <w:r>
+              <w:rPr>
+                <w:rFonts w:ascii="黑体" w:hAnsi="黑体" w:eastAsia="黑体" w:hint="eastAsia"/>
+                <w:b/>
+              </w:rPr>
+              <w:t>正面（填原句词）</w:t>
+            </w:r>
+          </w:p>
+        </w:tc>
+        <w:tc>
+          <w:tcPr>
+            <w:tcW w:type="pct" w:w="1300"/>
+            <w:vAlign w:val="center"/>
+            <w:tcBorders>
+              <w:top w:val="single" w:sz="6" w:space="0" w:color="A8A196"/>
+              <w:bottom w:val="single" w:sz="6" w:space="0" w:color="A8A196"/>
+              <w:left w:val="single" w:sz="6" w:space="0" w:color="A8A196"/>
+              <w:right w:val="single" w:sz="6" w:space="0" w:color="A8A196"/>
+            </w:tcBorders>
+            <w:shd w:val="clear" w:color="auto" w:fill="F2EFE6"/>
+            <w:tcMar>
+              <w:top w:w="60" w:type="dxa"/>
+              <w:bottom w:w="60" w:type="dxa"/>
+              <w:left w:w="100" w:type="dxa"/>
+              <w:right w:w="100" w:type="dxa"/>
+            </w:tcMar>
+          </w:tcPr>
+          <w:p>
+            <w:pPr>
+              <w:spacing w:line="240" w:lineRule="auto" w:before="60" w:after="60"/>
+            </w:pPr>
+            <w:r>
+              <w:rPr>
+                <w:rFonts w:ascii="黑体" w:hAnsi="黑体" w:eastAsia="黑体" w:hint="eastAsia"/>
+                <w:b/>
+              </w:rPr>
+              <w:t>反面（填原句词）</w:t>
+            </w:r>
+          </w:p>
+        </w:tc>
+        <w:tc>
+          <w:tcPr>
+            <w:tcW w:type="pct" w:w="2400"/>
+            <w:vAlign w:val="center"/>
+            <w:tcBorders>
+              <w:top w:val="single" w:sz="6" w:space="0" w:color="A8A196"/>
+              <w:bottom w:val="single" w:sz="6" w:space="0" w:color="A8A196"/>
+              <w:left w:val="single" w:sz="6" w:space="0" w:color="A8A196"/>
+              <w:right w:val="single" w:sz="6" w:space="0" w:color="A8A196"/>
+            </w:tcBorders>
+            <w:shd w:val="clear" w:color="auto" w:fill="F2EFE6"/>
+            <w:tcMar>
+              <w:top w:w="60" w:type="dxa"/>
+              <w:bottom w:w="60" w:type="dxa"/>
+              <w:left w:w="100" w:type="dxa"/>
+              <w:right w:w="100" w:type="dxa"/>
+            </w:tcMar>
+          </w:tcPr>
+          <w:p>
+            <w:pPr>
+              <w:spacing w:line="240" w:lineRule="auto" w:before="60" w:after="60"/>
+            </w:pPr>
+            <w:r>
+              <w:rPr>
+                <w:rFonts w:ascii="黑体" w:hAnsi="黑体" w:eastAsia="黑体" w:hint="eastAsia"/>
+                <w:b/>
+              </w:rPr>
+              <w:t>两者对立的焦点，是一个什么字／什么态度？</w:t>
+            </w:r>
+          </w:p>
+        </w:tc>
+      </w:tr>
+      <w:tr>
+        <w:tc>
+          <w:tcPr>
+            <w:tcW w:type="pct" w:w="1300"/>
+            <w:vAlign w:val="center"/>
+            <w:tcBorders>
+              <w:top w:val="single" w:sz="6" w:space="0" w:color="A8A196"/>
+              <w:bottom w:val="single" w:sz="6" w:space="0" w:color="A8A196"/>
+              <w:left w:val="single" w:sz="6" w:space="0" w:color="A8A196"/>
+              <w:right w:val="single" w:sz="6" w:space="0" w:color="A8A196"/>
+            </w:tcBorders>
+            <w:tcMar>
+              <w:top w:w="60" w:type="dxa"/>
+              <w:bottom w:w="60" w:type="dxa"/>
+              <w:left w:w="100" w:type="dxa"/>
+              <w:right w:w="100" w:type="dxa"/>
+            </w:tcMar>
+          </w:tcPr>
+          <w:p>
+            <w:pPr>
+              <w:spacing w:line="240" w:lineRule="auto" w:before="60" w:after="60"/>
+            </w:pPr>
+          </w:p>
+        </w:tc>
+        <w:tc>
+          <w:tcPr>
+            <w:tcW w:type="pct" w:w="1300"/>
+            <w:vAlign w:val="center"/>
+            <w:tcBorders>
+              <w:top w:val="single" w:sz="6" w:space="0" w:color="A8A196"/>
+              <w:bottom w:val="single" w:sz="6" w:space="0" w:color="A8A196"/>
+              <w:left w:val="single" w:sz="6" w:space="0" w:color="A8A196"/>
+              <w:right w:val="single" w:sz="6" w:space="0" w:color="A8A196"/>
+            </w:tcBorders>
+            <w:tcMar>
+              <w:top w:w="60" w:type="dxa"/>
+              <w:bottom w:w="60" w:type="dxa"/>
+              <w:left w:w="100" w:type="dxa"/>
+              <w:right w:w="100" w:type="dxa"/>
+            </w:tcMar>
+          </w:tcPr>
+          <w:p>
+            <w:pPr>
+              <w:spacing w:line="240" w:lineRule="auto" w:before="60" w:after="60"/>
+            </w:pPr>
+          </w:p>
+        </w:tc>
+        <w:tc>
+          <w:tcPr>
+            <w:tcW w:type="pct" w:w="2400"/>
+            <w:vAlign w:val="center"/>
+            <w:tcBorders>
+              <w:top w:val="single" w:sz="6" w:space="0" w:color="A8A196"/>
+              <w:bottom w:val="single" w:sz="6" w:space="0" w:color="A8A196"/>
+              <w:left w:val="single" w:sz="6" w:space="0" w:color="A8A196"/>
+              <w:right w:val="single" w:sz="6" w:space="0" w:color="A8A196"/>
+            </w:tcBorders>
+            <w:tcMar>
+              <w:top w:w="60" w:type="dxa"/>
+              <w:bottom w:w="60" w:type="dxa"/>
+              <w:left w:w="100" w:type="dxa"/>
+              <w:right w:w="100" w:type="dxa"/>
+            </w:tcMar>
+          </w:tcPr>
+          <w:p>
+            <w:pPr>
+              <w:spacing w:line="240" w:lineRule="auto" w:before="60" w:after="60"/>
             </w:pPr>
           </w:p>
         </w:tc>
@@ -3071,25 +3319,70 @@
       <w:tr>
         <w:tc>
           <w:tcPr>
-            <w:tcW w:type="dxa" w:w="8640"/>
+            <w:tcW w:type="pct" w:w="1300"/>
             <w:vAlign w:val="center"/>
             <w:tcBorders>
-              <w:top w:val="single" w:sz="6" w:space="0" w:color="E5E7EB"/>
-              <w:bottom w:val="single" w:sz="6" w:space="0" w:color="E5E7EB"/>
-              <w:left w:val="single" w:sz="6" w:space="0" w:color="E5E7EB"/>
-              <w:right w:val="single" w:sz="6" w:space="0" w:color="E5E7EB"/>
+              <w:top w:val="single" w:sz="6" w:space="0" w:color="A8A196"/>
+              <w:bottom w:val="single" w:sz="6" w:space="0" w:color="A8A196"/>
+              <w:left w:val="single" w:sz="6" w:space="0" w:color="A8A196"/>
+              <w:right w:val="single" w:sz="6" w:space="0" w:color="A8A196"/>
             </w:tcBorders>
             <w:tcMar>
-              <w:top w:w="96" w:type="dxa"/>
-              <w:bottom w:w="96" w:type="dxa"/>
-              <w:left w:w="144" w:type="dxa"/>
-              <w:right w:w="144" w:type="dxa"/>
+              <w:top w:w="60" w:type="dxa"/>
+              <w:bottom w:w="60" w:type="dxa"/>
+              <w:left w:w="100" w:type="dxa"/>
+              <w:right w:w="100" w:type="dxa"/>
             </w:tcMar>
           </w:tcPr>
           <w:p>
             <w:pPr>
-              <w:jc w:val="left"/>
-              <w:spacing w:line="240" w:lineRule="auto" w:before="55" w:after="55"/>
+              <w:spacing w:line="240" w:lineRule="auto" w:before="60" w:after="60"/>
+            </w:pPr>
+          </w:p>
+        </w:tc>
+        <w:tc>
+          <w:tcPr>
+            <w:tcW w:type="pct" w:w="1300"/>
+            <w:vAlign w:val="center"/>
+            <w:tcBorders>
+              <w:top w:val="single" w:sz="6" w:space="0" w:color="A8A196"/>
+              <w:bottom w:val="single" w:sz="6" w:space="0" w:color="A8A196"/>
+              <w:left w:val="single" w:sz="6" w:space="0" w:color="A8A196"/>
+              <w:right w:val="single" w:sz="6" w:space="0" w:color="A8A196"/>
+            </w:tcBorders>
+            <w:tcMar>
+              <w:top w:w="60" w:type="dxa"/>
+              <w:bottom w:w="60" w:type="dxa"/>
+              <w:left w:w="100" w:type="dxa"/>
+              <w:right w:w="100" w:type="dxa"/>
+            </w:tcMar>
+          </w:tcPr>
+          <w:p>
+            <w:pPr>
+              <w:spacing w:line="240" w:lineRule="auto" w:before="60" w:after="60"/>
+            </w:pPr>
+          </w:p>
+        </w:tc>
+        <w:tc>
+          <w:tcPr>
+            <w:tcW w:type="pct" w:w="2400"/>
+            <w:vAlign w:val="center"/>
+            <w:tcBorders>
+              <w:top w:val="single" w:sz="6" w:space="0" w:color="A8A196"/>
+              <w:bottom w:val="single" w:sz="6" w:space="0" w:color="A8A196"/>
+              <w:left w:val="single" w:sz="6" w:space="0" w:color="A8A196"/>
+              <w:right w:val="single" w:sz="6" w:space="0" w:color="A8A196"/>
+            </w:tcBorders>
+            <w:tcMar>
+              <w:top w:w="60" w:type="dxa"/>
+              <w:bottom w:w="60" w:type="dxa"/>
+              <w:left w:w="100" w:type="dxa"/>
+              <w:right w:w="100" w:type="dxa"/>
+            </w:tcMar>
+          </w:tcPr>
+          <w:p>
+            <w:pPr>
+              <w:spacing w:line="240" w:lineRule="auto" w:before="60" w:after="60"/>
             </w:pPr>
           </w:p>
         </w:tc>
@@ -3097,46 +3390,108 @@
       <w:tr>
         <w:tc>
           <w:tcPr>
-            <w:tcW w:type="dxa" w:w="8640"/>
+            <w:tcW w:type="pct" w:w="1300"/>
             <w:vAlign w:val="center"/>
             <w:tcBorders>
-              <w:top w:val="single" w:sz="6" w:space="0" w:color="E5E7EB"/>
-              <w:bottom w:val="single" w:sz="6" w:space="0" w:color="E5E7EB"/>
-              <w:left w:val="single" w:sz="6" w:space="0" w:color="E5E7EB"/>
-              <w:right w:val="single" w:sz="6" w:space="0" w:color="E5E7EB"/>
+              <w:top w:val="single" w:sz="6" w:space="0" w:color="A8A196"/>
+              <w:bottom w:val="single" w:sz="6" w:space="0" w:color="A8A196"/>
+              <w:left w:val="single" w:sz="6" w:space="0" w:color="A8A196"/>
+              <w:right w:val="single" w:sz="6" w:space="0" w:color="A8A196"/>
             </w:tcBorders>
             <w:tcMar>
-              <w:top w:w="96" w:type="dxa"/>
-              <w:bottom w:w="96" w:type="dxa"/>
-              <w:left w:w="144" w:type="dxa"/>
-              <w:right w:w="144" w:type="dxa"/>
+              <w:top w:w="60" w:type="dxa"/>
+              <w:bottom w:w="60" w:type="dxa"/>
+              <w:left w:w="100" w:type="dxa"/>
+              <w:right w:w="100" w:type="dxa"/>
             </w:tcMar>
           </w:tcPr>
           <w:p>
             <w:pPr>
-              <w:jc w:val="left"/>
-              <w:spacing w:line="240" w:lineRule="auto" w:before="55" w:after="55"/>
+              <w:spacing w:line="240" w:lineRule="auto" w:before="60" w:after="60"/>
+            </w:pPr>
+          </w:p>
+        </w:tc>
+        <w:tc>
+          <w:tcPr>
+            <w:tcW w:type="pct" w:w="1300"/>
+            <w:vAlign w:val="center"/>
+            <w:tcBorders>
+              <w:top w:val="single" w:sz="6" w:space="0" w:color="A8A196"/>
+              <w:bottom w:val="single" w:sz="6" w:space="0" w:color="A8A196"/>
+              <w:left w:val="single" w:sz="6" w:space="0" w:color="A8A196"/>
+              <w:right w:val="single" w:sz="6" w:space="0" w:color="A8A196"/>
+            </w:tcBorders>
+            <w:tcMar>
+              <w:top w:w="60" w:type="dxa"/>
+              <w:bottom w:w="60" w:type="dxa"/>
+              <w:left w:w="100" w:type="dxa"/>
+              <w:right w:w="100" w:type="dxa"/>
+            </w:tcMar>
+          </w:tcPr>
+          <w:p>
+            <w:pPr>
+              <w:spacing w:line="240" w:lineRule="auto" w:before="60" w:after="60"/>
+            </w:pPr>
+          </w:p>
+        </w:tc>
+        <w:tc>
+          <w:tcPr>
+            <w:tcW w:type="pct" w:w="2400"/>
+            <w:vAlign w:val="center"/>
+            <w:tcBorders>
+              <w:top w:val="single" w:sz="6" w:space="0" w:color="A8A196"/>
+              <w:bottom w:val="single" w:sz="6" w:space="0" w:color="A8A196"/>
+              <w:left w:val="single" w:sz="6" w:space="0" w:color="A8A196"/>
+              <w:right w:val="single" w:sz="6" w:space="0" w:color="A8A196"/>
+            </w:tcBorders>
+            <w:tcMar>
+              <w:top w:w="60" w:type="dxa"/>
+              <w:bottom w:w="60" w:type="dxa"/>
+              <w:left w:w="100" w:type="dxa"/>
+              <w:right w:w="100" w:type="dxa"/>
+            </w:tcMar>
+          </w:tcPr>
+          <w:p>
+            <w:pPr>
+              <w:spacing w:line="240" w:lineRule="auto" w:before="60" w:after="60"/>
             </w:pPr>
           </w:p>
         </w:tc>
       </w:tr>
     </w:tbl>
     <w:p>
+      <w:r/>
+    </w:p>
+    <w:p>
       <w:pPr>
-        <w:pStyle w:val="Heading2"/>
-        <w:spacing w:line="312" w:lineRule="auto"/>
-        <w:jc w:val="left"/>
+        <w:spacing w:before="120" w:after="40"/>
       </w:pPr>
       <w:r>
         <w:rPr>
-          <w:rFonts w:ascii="微软雅黑" w:hAnsi="微软雅黑" w:eastAsia="微软雅黑" w:cs="微软雅黑" w:hint="eastAsia"/>
-          <w:b w:val="0"/>
-          <w:color w:val="111827"/>
-          <w:sz w:val="36"/>
+          <w:rFonts w:ascii="宋体" w:eastAsia="宋体" w:hAnsi="宋体" w:cs="宋体" w:hint="eastAsia"/>
+          <w:color w:val="9C2E22"/>
           <w:lang w:eastAsia="zh-CN"/>
         </w:rPr>
-        <w:t>九、学习反思（课后填）</w:t>
+        <w:t>只说正面、不说反面，会</w:t>
       </w:r>
+      <w:r>
+        <w:rPr>
+          <w:rFonts w:ascii="宋体" w:eastAsia="宋体" w:hAnsi="宋体" w:cs="宋体" w:hint="eastAsia"/>
+          <w:b/>
+          <w:color w:val="9C2E22"/>
+          <w:lang w:eastAsia="zh-CN"/>
+        </w:rPr>
+        <w:t>少掉</w:t>
+      </w:r>
+      <w:r>
+        <w:rPr>
+          <w:rFonts w:ascii="宋体" w:eastAsia="宋体" w:hAnsi="宋体" w:cs="宋体" w:hint="eastAsia"/>
+          <w:color w:val="9C2E22"/>
+          <w:lang w:eastAsia="zh-CN"/>
+        </w:rPr>
+        <w:t>什么？</w:t>
+      </w:r>
+      <w:r/>
     </w:p>
     <w:tbl>
       <w:tblPr>
@@ -3145,71 +3500,1586 @@
         <w:tblLayout w:type="autofit"/>
       </w:tblPr>
       <w:tblGrid>
-        <w:gridCol w:w="4320"/>
-        <w:gridCol w:w="4320"/>
+        <w:gridCol w:w="8640"/>
       </w:tblGrid>
       <w:tr>
         <w:tc>
           <w:tcPr>
-            <w:tcW w:type="dxa" w:w="4320"/>
+            <w:tcW w:type="dxa" w:w="8640"/>
             <w:vAlign w:val="center"/>
             <w:tcBorders>
-              <w:top w:val="single" w:sz="6" w:space="0" w:color="E5E7EB"/>
-              <w:bottom w:val="single" w:sz="6" w:space="0" w:color="E5E7EB"/>
-              <w:left w:val="single" w:sz="6" w:space="0" w:color="E5E7EB"/>
-              <w:right w:val="single" w:sz="6" w:space="0" w:color="E5E7EB"/>
+              <w:top w:val="single" w:sz="6" w:space="0" w:color="A8A196"/>
+              <w:bottom w:val="single" w:sz="6" w:space="0" w:color="A8A196"/>
+              <w:left w:val="single" w:sz="6" w:space="0" w:color="A8A196"/>
+              <w:right w:val="single" w:sz="6" w:space="0" w:color="A8A196"/>
             </w:tcBorders>
-            <w:shd w:val="clear" w:color="auto" w:fill="F9FAFB"/>
             <w:tcMar>
-              <w:top w:w="96" w:type="dxa"/>
-              <w:bottom w:w="96" w:type="dxa"/>
-              <w:left w:w="144" w:type="dxa"/>
-              <w:right w:w="144" w:type="dxa"/>
+              <w:top w:w="60" w:type="dxa"/>
+              <w:bottom w:w="60" w:type="dxa"/>
+              <w:left w:w="100" w:type="dxa"/>
+              <w:right w:w="100" w:type="dxa"/>
             </w:tcMar>
           </w:tcPr>
           <w:p>
             <w:pPr>
-              <w:jc w:val="left"/>
-              <w:spacing w:line="240" w:lineRule="auto" w:before="55" w:after="55"/>
+              <w:spacing w:line="240" w:lineRule="auto" w:before="60" w:after="60"/>
+            </w:pPr>
+          </w:p>
+        </w:tc>
+      </w:tr>
+    </w:tbl>
+    <w:p>
+      <w:r/>
+    </w:p>
+    <w:p>
+      <w:pPr>
+        <w:spacing w:before="120" w:after="40"/>
+      </w:pPr>
+      <w:r>
+        <w:rPr>
+          <w:rFonts w:ascii="宋体" w:eastAsia="宋体" w:hAnsi="宋体" w:cs="宋体" w:hint="eastAsia"/>
+          <w:color w:val="9C2E22"/>
+          <w:lang w:eastAsia="zh-CN"/>
+        </w:rPr>
+        <w:t>第三段末尾从「积土成山」一直说到「积善成德」，这个顺序</w:t>
+      </w:r>
+      <w:r>
+        <w:rPr>
+          <w:rFonts w:ascii="宋体" w:eastAsia="宋体" w:hAnsi="宋体" w:cs="宋体" w:hint="eastAsia"/>
+          <w:b/>
+          <w:color w:val="9C2E22"/>
+          <w:lang w:eastAsia="zh-CN"/>
+        </w:rPr>
+        <w:t>能不能换</w:t>
+      </w:r>
+      <w:r>
+        <w:rPr>
+          <w:rFonts w:ascii="宋体" w:eastAsia="宋体" w:hAnsi="宋体" w:cs="宋体" w:hint="eastAsia"/>
+          <w:color w:val="9C2E22"/>
+          <w:lang w:eastAsia="zh-CN"/>
+        </w:rPr>
+        <w:t>？为什么？</w:t>
+      </w:r>
+      <w:r/>
+    </w:p>
+    <w:tbl>
+      <w:tblPr>
+        <w:tblW w:type="pct" w:w="5000"/>
+        <w:tblLook w:firstColumn="1" w:firstRow="1" w:lastColumn="0" w:lastRow="0" w:noHBand="0" w:noVBand="1" w:val="04A0"/>
+        <w:tblLayout w:type="autofit"/>
+      </w:tblPr>
+      <w:tblGrid>
+        <w:gridCol w:w="8640"/>
+      </w:tblGrid>
+      <w:tr>
+        <w:tc>
+          <w:tcPr>
+            <w:tcW w:type="dxa" w:w="8640"/>
+            <w:vAlign w:val="center"/>
+            <w:tcBorders>
+              <w:top w:val="single" w:sz="6" w:space="0" w:color="A8A196"/>
+              <w:bottom w:val="single" w:sz="6" w:space="0" w:color="A8A196"/>
+              <w:left w:val="single" w:sz="6" w:space="0" w:color="A8A196"/>
+              <w:right w:val="single" w:sz="6" w:space="0" w:color="A8A196"/>
+            </w:tcBorders>
+            <w:tcMar>
+              <w:top w:w="60" w:type="dxa"/>
+              <w:bottom w:w="60" w:type="dxa"/>
+              <w:left w:w="100" w:type="dxa"/>
+              <w:right w:w="100" w:type="dxa"/>
+            </w:tcMar>
+          </w:tcPr>
+          <w:p>
+            <w:pPr>
+              <w:spacing w:line="240" w:lineRule="auto" w:before="60" w:after="60"/>
+            </w:pPr>
+          </w:p>
+        </w:tc>
+      </w:tr>
+    </w:tbl>
+    <w:p>
+      <w:r/>
+    </w:p>
+    <w:p>
+      <w:pPr>
+        <w:pStyle w:val="Heading3"/>
+      </w:pPr>
+      <w:r>
+        <w:rPr>
+          <w:rFonts w:ascii="宋体" w:hAnsi="宋体" w:eastAsia="宋体" w:cs="宋体" w:hint="eastAsia"/>
+          <w:sz w:val="24"/>
+          <w:lang w:eastAsia="zh-CN"/>
+        </w:rPr>
+        <w:t>5.5 归纳小结（自己填，不要抄）</w:t>
+      </w:r>
+      <w:r/>
+    </w:p>
+    <w:p>
+      <w:pPr/>
+      <w:r>
+        <w:rPr>
+          <w:rFonts w:ascii="宋体" w:eastAsia="宋体" w:hAnsi="宋体" w:cs="宋体" w:hint="eastAsia"/>
+          <w:lang w:eastAsia="zh-CN"/>
+        </w:rPr>
+        <w:t>荀子是怎样把「学不可以已」讲成立的？用三句话概括，把空格补上：</w:t>
+      </w:r>
+      <w:r/>
+    </w:p>
+    <w:p>
+      <w:pPr/>
+      <w:r>
+        <w:t xml:space="preserve">① </w:t>
+      </w:r>
+      <w:r>
+        <w:rPr>
+          <w:rFonts w:ascii="宋体" w:eastAsia="宋体" w:hAnsi="宋体" w:cs="宋体" w:hint="eastAsia"/>
+          <w:lang w:eastAsia="zh-CN"/>
+        </w:rPr>
+        <w:t>他先写</w:t>
+      </w:r>
+      <w:r>
+        <w:t xml:space="preserve"> </w:t>
+      </w:r>
+      <w:r>
+        <w:rPr>
+          <w:rFonts w:ascii="宋体" w:eastAsia="宋体" w:hAnsi="宋体" w:cs="宋体" w:hint="eastAsia"/>
+          <w:b/>
+          <w:lang w:eastAsia="zh-CN"/>
+        </w:rPr>
+        <w:t xml:space="preserve">　　　　　　</w:t>
+      </w:r>
+      <w:r>
+        <w:rPr>
+          <w:rFonts w:ascii="宋体" w:eastAsia="宋体" w:hAnsi="宋体" w:cs="宋体" w:hint="eastAsia"/>
+          <w:lang w:eastAsia="zh-CN"/>
+        </w:rPr>
+        <w:t>，从「</w:t>
+      </w:r>
+      <w:r>
+        <w:rPr>
+          <w:rFonts w:ascii="宋体" w:eastAsia="宋体" w:hAnsi="宋体" w:cs="宋体" w:hint="eastAsia"/>
+          <w:b/>
+          <w:lang w:eastAsia="zh-CN"/>
+        </w:rPr>
+        <w:t xml:space="preserve">　　　　</w:t>
+      </w:r>
+      <w:r>
+        <w:rPr>
+          <w:rFonts w:ascii="宋体" w:eastAsia="宋体" w:hAnsi="宋体" w:cs="宋体" w:hint="eastAsia"/>
+          <w:lang w:eastAsia="zh-CN"/>
+        </w:rPr>
+        <w:t>」这个角度说；</w:t>
+      </w:r>
+      <w:r/>
+    </w:p>
+    <w:tbl>
+      <w:tblPr>
+        <w:tblW w:type="pct" w:w="5000"/>
+        <w:tblLook w:firstColumn="1" w:firstRow="1" w:lastColumn="0" w:lastRow="0" w:noHBand="0" w:noVBand="1" w:val="04A0"/>
+        <w:tblLayout w:type="autofit"/>
+      </w:tblPr>
+      <w:tblGrid>
+        <w:gridCol w:w="8640"/>
+      </w:tblGrid>
+      <w:tr>
+        <w:tc>
+          <w:tcPr>
+            <w:tcW w:type="dxa" w:w="8640"/>
+            <w:vAlign w:val="center"/>
+            <w:tcBorders>
+              <w:top w:val="single" w:sz="6" w:space="0" w:color="A8A196"/>
+              <w:bottom w:val="single" w:sz="6" w:space="0" w:color="A8A196"/>
+              <w:left w:val="single" w:sz="6" w:space="0" w:color="A8A196"/>
+              <w:right w:val="single" w:sz="6" w:space="0" w:color="A8A196"/>
+            </w:tcBorders>
+            <w:tcMar>
+              <w:top w:w="60" w:type="dxa"/>
+              <w:bottom w:w="60" w:type="dxa"/>
+              <w:left w:w="100" w:type="dxa"/>
+              <w:right w:w="100" w:type="dxa"/>
+            </w:tcMar>
+          </w:tcPr>
+          <w:p>
+            <w:pPr>
+              <w:spacing w:line="240" w:lineRule="auto" w:before="60" w:after="60"/>
+            </w:pPr>
+          </w:p>
+        </w:tc>
+      </w:tr>
+    </w:tbl>
+    <w:p>
+      <w:r/>
+    </w:p>
+    <w:p>
+      <w:pPr/>
+      <w:r>
+        <w:t xml:space="preserve">② </w:t>
+      </w:r>
+      <w:r>
+        <w:rPr>
+          <w:rFonts w:ascii="宋体" w:eastAsia="宋体" w:hAnsi="宋体" w:cs="宋体" w:hint="eastAsia"/>
+          <w:lang w:eastAsia="zh-CN"/>
+        </w:rPr>
+        <w:t>再写</w:t>
+      </w:r>
+      <w:r>
+        <w:t xml:space="preserve"> </w:t>
+      </w:r>
+      <w:r>
+        <w:rPr>
+          <w:rFonts w:ascii="宋体" w:eastAsia="宋体" w:hAnsi="宋体" w:cs="宋体" w:hint="eastAsia"/>
+          <w:b/>
+          <w:lang w:eastAsia="zh-CN"/>
+        </w:rPr>
+        <w:t xml:space="preserve">　　　　　　</w:t>
+      </w:r>
+      <w:r>
+        <w:rPr>
+          <w:rFonts w:ascii="宋体" w:eastAsia="宋体" w:hAnsi="宋体" w:cs="宋体" w:hint="eastAsia"/>
+          <w:lang w:eastAsia="zh-CN"/>
+        </w:rPr>
+        <w:t>，从「</w:t>
+      </w:r>
+      <w:r>
+        <w:rPr>
+          <w:rFonts w:ascii="宋体" w:eastAsia="宋体" w:hAnsi="宋体" w:cs="宋体" w:hint="eastAsia"/>
+          <w:b/>
+          <w:lang w:eastAsia="zh-CN"/>
+        </w:rPr>
+        <w:t xml:space="preserve">　　　　</w:t>
+      </w:r>
+      <w:r>
+        <w:rPr>
+          <w:rFonts w:ascii="宋体" w:eastAsia="宋体" w:hAnsi="宋体" w:cs="宋体" w:hint="eastAsia"/>
+          <w:lang w:eastAsia="zh-CN"/>
+        </w:rPr>
+        <w:t>」这个角度说；</w:t>
+      </w:r>
+      <w:r/>
+    </w:p>
+    <w:tbl>
+      <w:tblPr>
+        <w:tblW w:type="pct" w:w="5000"/>
+        <w:tblLook w:firstColumn="1" w:firstRow="1" w:lastColumn="0" w:lastRow="0" w:noHBand="0" w:noVBand="1" w:val="04A0"/>
+        <w:tblLayout w:type="autofit"/>
+      </w:tblPr>
+      <w:tblGrid>
+        <w:gridCol w:w="8640"/>
+      </w:tblGrid>
+      <w:tr>
+        <w:tc>
+          <w:tcPr>
+            <w:tcW w:type="dxa" w:w="8640"/>
+            <w:vAlign w:val="center"/>
+            <w:tcBorders>
+              <w:top w:val="single" w:sz="6" w:space="0" w:color="A8A196"/>
+              <w:bottom w:val="single" w:sz="6" w:space="0" w:color="A8A196"/>
+              <w:left w:val="single" w:sz="6" w:space="0" w:color="A8A196"/>
+              <w:right w:val="single" w:sz="6" w:space="0" w:color="A8A196"/>
+            </w:tcBorders>
+            <w:tcMar>
+              <w:top w:w="60" w:type="dxa"/>
+              <w:bottom w:w="60" w:type="dxa"/>
+              <w:left w:w="100" w:type="dxa"/>
+              <w:right w:w="100" w:type="dxa"/>
+            </w:tcMar>
+          </w:tcPr>
+          <w:p>
+            <w:pPr>
+              <w:spacing w:line="240" w:lineRule="auto" w:before="60" w:after="60"/>
+            </w:pPr>
+          </w:p>
+        </w:tc>
+      </w:tr>
+    </w:tbl>
+    <w:p>
+      <w:r/>
+    </w:p>
+    <w:p>
+      <w:pPr/>
+      <w:r>
+        <w:t xml:space="preserve">③ </w:t>
+      </w:r>
+      <w:r>
+        <w:rPr>
+          <w:rFonts w:ascii="宋体" w:eastAsia="宋体" w:hAnsi="宋体" w:cs="宋体" w:hint="eastAsia"/>
+          <w:lang w:eastAsia="zh-CN"/>
+        </w:rPr>
+        <w:t>最后落到</w:t>
+      </w:r>
+      <w:r>
+        <w:t xml:space="preserve"> </w:t>
+      </w:r>
+      <w:r>
+        <w:rPr>
+          <w:rFonts w:ascii="宋体" w:eastAsia="宋体" w:hAnsi="宋体" w:cs="宋体" w:hint="eastAsia"/>
+          <w:b/>
+          <w:lang w:eastAsia="zh-CN"/>
+        </w:rPr>
+        <w:t xml:space="preserve">　　　　　　</w:t>
+      </w:r>
+      <w:r>
+        <w:rPr>
+          <w:rFonts w:ascii="宋体" w:eastAsia="宋体" w:hAnsi="宋体" w:cs="宋体" w:hint="eastAsia"/>
+          <w:lang w:eastAsia="zh-CN"/>
+        </w:rPr>
+        <w:t xml:space="preserve"> 上，把话说到了人身上。</w:t>
+      </w:r>
+      <w:r/>
+    </w:p>
+    <w:tbl>
+      <w:tblPr>
+        <w:tblW w:type="pct" w:w="5000"/>
+        <w:tblLook w:firstColumn="1" w:firstRow="1" w:lastColumn="0" w:lastRow="0" w:noHBand="0" w:noVBand="1" w:val="04A0"/>
+        <w:tblLayout w:type="autofit"/>
+      </w:tblPr>
+      <w:tblGrid>
+        <w:gridCol w:w="8640"/>
+      </w:tblGrid>
+      <w:tr>
+        <w:tc>
+          <w:tcPr>
+            <w:tcW w:type="dxa" w:w="8640"/>
+            <w:vAlign w:val="center"/>
+            <w:tcBorders>
+              <w:top w:val="single" w:sz="6" w:space="0" w:color="A8A196"/>
+              <w:bottom w:val="single" w:sz="6" w:space="0" w:color="A8A196"/>
+              <w:left w:val="single" w:sz="6" w:space="0" w:color="A8A196"/>
+              <w:right w:val="single" w:sz="6" w:space="0" w:color="A8A196"/>
+            </w:tcBorders>
+            <w:tcMar>
+              <w:top w:w="60" w:type="dxa"/>
+              <w:bottom w:w="60" w:type="dxa"/>
+              <w:left w:w="100" w:type="dxa"/>
+              <w:right w:w="100" w:type="dxa"/>
+            </w:tcMar>
+          </w:tcPr>
+          <w:p>
+            <w:pPr>
+              <w:spacing w:line="240" w:lineRule="auto" w:before="60" w:after="60"/>
+            </w:pPr>
+          </w:p>
+        </w:tc>
+      </w:tr>
+    </w:tbl>
+    <w:p>
+      <w:r/>
+    </w:p>
+    <w:p>
+      <w:pPr>
+        <w:pStyle w:val="Heading3"/>
+      </w:pPr>
+      <w:r>
+        <w:rPr>
+          <w:rFonts w:ascii="宋体" w:hAnsi="宋体" w:eastAsia="宋体" w:cs="宋体" w:hint="eastAsia"/>
+          <w:sz w:val="24"/>
+          <w:lang w:eastAsia="zh-CN"/>
+        </w:rPr>
+        <w:t>5.6 当堂检测（5—8 分钟）</w:t>
+      </w:r>
+      <w:r/>
+    </w:p>
+    <w:p>
+      <w:pPr>
+        <w:spacing w:before="120" w:after="40"/>
+      </w:pPr>
+      <w:r>
+        <w:rPr>
+          <w:rFonts w:ascii="宋体" w:eastAsia="宋体" w:hAnsi="宋体" w:cs="宋体" w:hint="eastAsia"/>
+          <w:b/>
+          <w:color w:val="9C2E22"/>
+          <w:lang w:eastAsia="zh-CN"/>
+        </w:rPr>
+        <w:t>第 1 题</w:t>
+      </w:r>
+      <w:r>
+        <w:rPr>
+          <w:rFonts w:ascii="宋体" w:eastAsia="宋体" w:hAnsi="宋体" w:cs="宋体" w:hint="eastAsia"/>
+          <w:color w:val="9C2E22"/>
+          <w:lang w:eastAsia="zh-CN"/>
+        </w:rPr>
+        <w:t>（约</w:t>
+      </w:r>
+      <w:r>
+        <w:rPr>
+          <w:color w:val="9C2E22"/>
+        </w:rPr>
+        <w:t xml:space="preserve"> 3 </w:t>
+      </w:r>
+      <w:r>
+        <w:rPr>
+          <w:rFonts w:ascii="宋体" w:eastAsia="宋体" w:hAnsi="宋体" w:cs="宋体" w:hint="eastAsia"/>
+          <w:color w:val="9C2E22"/>
+          <w:lang w:eastAsia="zh-CN"/>
+        </w:rPr>
+        <w:t>分钟）读「青，</w:t>
+      </w:r>
+      <w:r>
+        <w:rPr>
+          <w:rFonts w:ascii="宋体" w:eastAsia="宋体" w:hAnsi="宋体" w:cs="宋体" w:hint="eastAsia"/>
+          <w:b/>
+          <w:color w:val="9C2E22"/>
+          <w:lang w:eastAsia="zh-CN"/>
+        </w:rPr>
+        <w:t>取之于</w:t>
+      </w:r>
+      <w:r>
+        <w:rPr>
+          <w:rFonts w:ascii="宋体" w:eastAsia="宋体" w:hAnsi="宋体" w:cs="宋体" w:hint="eastAsia"/>
+          <w:color w:val="9C2E22"/>
+          <w:lang w:eastAsia="zh-CN"/>
+        </w:rPr>
+        <w:t>蓝，</w:t>
+      </w:r>
+      <w:r>
+        <w:rPr>
+          <w:rFonts w:ascii="宋体" w:eastAsia="宋体" w:hAnsi="宋体" w:cs="宋体" w:hint="eastAsia"/>
+          <w:b/>
+          <w:color w:val="9C2E22"/>
+          <w:lang w:eastAsia="zh-CN"/>
+        </w:rPr>
+        <w:t>而</w:t>
+      </w:r>
+      <w:r>
+        <w:rPr>
+          <w:rFonts w:ascii="宋体" w:eastAsia="宋体" w:hAnsi="宋体" w:cs="宋体" w:hint="eastAsia"/>
+          <w:color w:val="9C2E22"/>
+          <w:lang w:eastAsia="zh-CN"/>
+        </w:rPr>
+        <w:t>青</w:t>
+      </w:r>
+      <w:r>
+        <w:rPr>
+          <w:rFonts w:ascii="宋体" w:eastAsia="宋体" w:hAnsi="宋体" w:cs="宋体" w:hint="eastAsia"/>
+          <w:b/>
+          <w:color w:val="9C2E22"/>
+          <w:lang w:eastAsia="zh-CN"/>
+        </w:rPr>
+        <w:t>于</w:t>
+      </w:r>
+      <w:r>
+        <w:rPr>
+          <w:rFonts w:ascii="宋体" w:eastAsia="宋体" w:hAnsi="宋体" w:cs="宋体" w:hint="eastAsia"/>
+          <w:color w:val="9C2E22"/>
+          <w:lang w:eastAsia="zh-CN"/>
+        </w:rPr>
+        <w:t>蓝」，回答三问：</w:t>
+      </w:r>
+      <w:r/>
+    </w:p>
+    <w:p>
+      <w:pPr/>
+      <w:r>
+        <w:t xml:space="preserve">① </w:t>
+      </w:r>
+      <w:r>
+        <w:rPr>
+          <w:rFonts w:ascii="宋体" w:eastAsia="宋体" w:hAnsi="宋体" w:cs="宋体" w:hint="eastAsia"/>
+          <w:lang w:eastAsia="zh-CN"/>
+        </w:rPr>
+        <w:t>句中「于」出现了两次，意思一样吗？分别写出来。</w:t>
+      </w:r>
+      <w:r/>
+    </w:p>
+    <w:tbl>
+      <w:tblPr>
+        <w:tblW w:type="pct" w:w="5000"/>
+        <w:tblLook w:firstColumn="1" w:firstRow="1" w:lastColumn="0" w:lastRow="0" w:noHBand="0" w:noVBand="1" w:val="04A0"/>
+        <w:tblLayout w:type="autofit"/>
+      </w:tblPr>
+      <w:tblGrid>
+        <w:gridCol w:w="8640"/>
+      </w:tblGrid>
+      <w:tr>
+        <w:tc>
+          <w:tcPr>
+            <w:tcW w:type="dxa" w:w="8640"/>
+            <w:vAlign w:val="center"/>
+            <w:tcBorders>
+              <w:top w:val="single" w:sz="6" w:space="0" w:color="A8A196"/>
+              <w:bottom w:val="single" w:sz="6" w:space="0" w:color="A8A196"/>
+              <w:left w:val="single" w:sz="6" w:space="0" w:color="A8A196"/>
+              <w:right w:val="single" w:sz="6" w:space="0" w:color="A8A196"/>
+            </w:tcBorders>
+            <w:tcMar>
+              <w:top w:w="60" w:type="dxa"/>
+              <w:bottom w:w="60" w:type="dxa"/>
+              <w:left w:w="100" w:type="dxa"/>
+              <w:right w:w="100" w:type="dxa"/>
+            </w:tcMar>
+          </w:tcPr>
+          <w:p>
+            <w:pPr>
+              <w:spacing w:line="240" w:lineRule="auto" w:before="60" w:after="60"/>
+            </w:pPr>
+          </w:p>
+        </w:tc>
+      </w:tr>
+    </w:tbl>
+    <w:p>
+      <w:r/>
+    </w:p>
+    <w:p>
+      <w:pPr/>
+      <w:r>
+        <w:t xml:space="preserve">② </w:t>
+      </w:r>
+      <w:r>
+        <w:rPr>
+          <w:rFonts w:ascii="宋体" w:eastAsia="宋体" w:hAnsi="宋体" w:cs="宋体" w:hint="eastAsia"/>
+          <w:lang w:eastAsia="zh-CN"/>
+        </w:rPr>
+        <w:t>把「而」字删掉，这一句的意思有什么变化？</w:t>
+      </w:r>
+      <w:r/>
+    </w:p>
+    <w:tbl>
+      <w:tblPr>
+        <w:tblW w:type="pct" w:w="5000"/>
+        <w:tblLook w:firstColumn="1" w:firstRow="1" w:lastColumn="0" w:lastRow="0" w:noHBand="0" w:noVBand="1" w:val="04A0"/>
+        <w:tblLayout w:type="autofit"/>
+      </w:tblPr>
+      <w:tblGrid>
+        <w:gridCol w:w="8640"/>
+      </w:tblGrid>
+      <w:tr>
+        <w:tc>
+          <w:tcPr>
+            <w:tcW w:type="dxa" w:w="8640"/>
+            <w:vAlign w:val="center"/>
+            <w:tcBorders>
+              <w:top w:val="single" w:sz="6" w:space="0" w:color="A8A196"/>
+              <w:bottom w:val="single" w:sz="6" w:space="0" w:color="A8A196"/>
+              <w:left w:val="single" w:sz="6" w:space="0" w:color="A8A196"/>
+              <w:right w:val="single" w:sz="6" w:space="0" w:color="A8A196"/>
+            </w:tcBorders>
+            <w:tcMar>
+              <w:top w:w="60" w:type="dxa"/>
+              <w:bottom w:w="60" w:type="dxa"/>
+              <w:left w:w="100" w:type="dxa"/>
+              <w:right w:w="100" w:type="dxa"/>
+            </w:tcMar>
+          </w:tcPr>
+          <w:p>
+            <w:pPr>
+              <w:spacing w:line="240" w:lineRule="auto" w:before="60" w:after="60"/>
+            </w:pPr>
+          </w:p>
+        </w:tc>
+      </w:tr>
+    </w:tbl>
+    <w:p>
+      <w:r/>
+    </w:p>
+    <w:p>
+      <w:pPr/>
+      <w:r>
+        <w:t xml:space="preserve">③ </w:t>
+      </w:r>
+      <w:r>
+        <w:rPr>
+          <w:rFonts w:ascii="宋体" w:eastAsia="宋体" w:hAnsi="宋体" w:cs="宋体" w:hint="eastAsia"/>
+          <w:lang w:eastAsia="zh-CN"/>
+        </w:rPr>
+        <w:t>这一句和「学习能使人进步」相比，</w:t>
+      </w:r>
+      <w:r>
+        <w:rPr>
+          <w:rFonts w:ascii="宋体" w:eastAsia="宋体" w:hAnsi="宋体" w:cs="宋体" w:hint="eastAsia"/>
+          <w:b/>
+          <w:lang w:eastAsia="zh-CN"/>
+        </w:rPr>
+        <w:t>多说了什么</w:t>
+      </w:r>
+      <w:r>
+        <w:rPr>
+          <w:rFonts w:ascii="宋体" w:eastAsia="宋体" w:hAnsi="宋体" w:cs="宋体" w:hint="eastAsia"/>
+          <w:lang w:eastAsia="zh-CN"/>
+        </w:rPr>
+        <w:t>？</w:t>
+      </w:r>
+      <w:r/>
+    </w:p>
+    <w:tbl>
+      <w:tblPr>
+        <w:tblW w:type="pct" w:w="5000"/>
+        <w:tblLook w:firstColumn="1" w:firstRow="1" w:lastColumn="0" w:lastRow="0" w:noHBand="0" w:noVBand="1" w:val="04A0"/>
+        <w:tblLayout w:type="autofit"/>
+      </w:tblPr>
+      <w:tblGrid>
+        <w:gridCol w:w="8640"/>
+      </w:tblGrid>
+      <w:tr>
+        <w:tc>
+          <w:tcPr>
+            <w:tcW w:type="dxa" w:w="8640"/>
+            <w:vAlign w:val="center"/>
+            <w:tcBorders>
+              <w:top w:val="single" w:sz="6" w:space="0" w:color="A8A196"/>
+              <w:bottom w:val="single" w:sz="6" w:space="0" w:color="A8A196"/>
+              <w:left w:val="single" w:sz="6" w:space="0" w:color="A8A196"/>
+              <w:right w:val="single" w:sz="6" w:space="0" w:color="A8A196"/>
+            </w:tcBorders>
+            <w:tcMar>
+              <w:top w:w="60" w:type="dxa"/>
+              <w:bottom w:w="60" w:type="dxa"/>
+              <w:left w:w="100" w:type="dxa"/>
+              <w:right w:w="100" w:type="dxa"/>
+            </w:tcMar>
+          </w:tcPr>
+          <w:p>
+            <w:pPr>
+              <w:spacing w:line="240" w:lineRule="auto" w:before="60" w:after="60"/>
+            </w:pPr>
+          </w:p>
+        </w:tc>
+      </w:tr>
+    </w:tbl>
+    <w:p>
+      <w:r/>
+    </w:p>
+    <w:p>
+      <w:pPr>
+        <w:spacing w:before="120" w:after="40"/>
+      </w:pPr>
+      <w:r>
+        <w:rPr>
+          <w:rFonts w:ascii="宋体" w:eastAsia="宋体" w:hAnsi="宋体" w:cs="宋体" w:hint="eastAsia"/>
+          <w:b/>
+          <w:color w:val="9C2E22"/>
+          <w:lang w:eastAsia="zh-CN"/>
+        </w:rPr>
+        <w:t>第 2 题</w:t>
+      </w:r>
+      <w:r>
+        <w:rPr>
+          <w:rFonts w:ascii="宋体" w:eastAsia="宋体" w:hAnsi="宋体" w:cs="宋体" w:hint="eastAsia"/>
+          <w:color w:val="9C2E22"/>
+          <w:lang w:eastAsia="zh-CN"/>
+        </w:rPr>
+        <w:t xml:space="preserve">　从第二段中找出</w:t>
+      </w:r>
+      <w:r>
+        <w:rPr>
+          <w:rFonts w:ascii="宋体" w:eastAsia="宋体" w:hAnsi="宋体" w:cs="宋体" w:hint="eastAsia"/>
+          <w:b/>
+          <w:color w:val="9C2E22"/>
+          <w:lang w:eastAsia="zh-CN"/>
+        </w:rPr>
+        <w:t>两处</w:t>
+      </w:r>
+      <w:r>
+        <w:rPr>
+          <w:rFonts w:ascii="宋体" w:eastAsia="宋体" w:hAnsi="宋体" w:cs="宋体" w:hint="eastAsia"/>
+          <w:color w:val="9C2E22"/>
+          <w:lang w:eastAsia="zh-CN"/>
+        </w:rPr>
+        <w:t>「假于物」的例子，写一段</w:t>
+      </w:r>
+      <w:r>
+        <w:rPr>
+          <w:color w:val="9C2E22"/>
+        </w:rPr>
+        <w:t xml:space="preserve"> 80 </w:t>
+      </w:r>
+      <w:r>
+        <w:rPr>
+          <w:rFonts w:ascii="宋体" w:eastAsia="宋体" w:hAnsi="宋体" w:cs="宋体" w:hint="eastAsia"/>
+          <w:color w:val="9C2E22"/>
+          <w:lang w:eastAsia="zh-CN"/>
+        </w:rPr>
+        <w:t>字左右的话讲给初一同学听：借的是什么、借来之后得到了什么。要说清「借」与「得到」之间的关系。</w:t>
+      </w:r>
+      <w:r/>
+    </w:p>
+    <w:tbl>
+      <w:tblPr>
+        <w:tblW w:type="pct" w:w="5000"/>
+        <w:tblLook w:firstColumn="1" w:firstRow="1" w:lastColumn="0" w:lastRow="0" w:noHBand="0" w:noVBand="1" w:val="04A0"/>
+        <w:tblLayout w:type="autofit"/>
+      </w:tblPr>
+      <w:tblGrid>
+        <w:gridCol w:w="8640"/>
+      </w:tblGrid>
+      <w:tr>
+        <w:tc>
+          <w:tcPr>
+            <w:tcW w:type="dxa" w:w="8640"/>
+            <w:vAlign w:val="center"/>
+            <w:tcBorders>
+              <w:top w:val="single" w:sz="6" w:space="0" w:color="A8A196"/>
+              <w:bottom w:val="single" w:sz="6" w:space="0" w:color="A8A196"/>
+              <w:left w:val="single" w:sz="6" w:space="0" w:color="A8A196"/>
+              <w:right w:val="single" w:sz="6" w:space="0" w:color="A8A196"/>
+            </w:tcBorders>
+            <w:tcMar>
+              <w:top w:w="60" w:type="dxa"/>
+              <w:bottom w:w="60" w:type="dxa"/>
+              <w:left w:w="100" w:type="dxa"/>
+              <w:right w:w="100" w:type="dxa"/>
+            </w:tcMar>
+          </w:tcPr>
+          <w:p>
+            <w:pPr>
+              <w:spacing w:line="240" w:lineRule="auto" w:before="60" w:after="60"/>
+            </w:pPr>
+            <w:r>
+              <w:t xml:space="preserve"> </w:t>
+            </w:r>
+          </w:p>
+          <w:p>
+            <w:pPr>
+              <w:spacing w:line="240" w:lineRule="auto" w:before="60" w:after="60"/>
+            </w:pPr>
+            <w:r>
+              <w:t xml:space="preserve"> </w:t>
+            </w:r>
+          </w:p>
+          <w:p>
+            <w:pPr>
+              <w:spacing w:line="240" w:lineRule="auto" w:before="60" w:after="60"/>
+            </w:pPr>
+          </w:p>
+        </w:tc>
+      </w:tr>
+    </w:tbl>
+    <w:p>
+      <w:r/>
+    </w:p>
+    <w:p>
+      <w:pPr>
+        <w:spacing w:before="120" w:after="40"/>
+      </w:pPr>
+      <w:r>
+        <w:rPr>
+          <w:rFonts w:ascii="宋体" w:eastAsia="宋体" w:hAnsi="宋体" w:cs="宋体" w:hint="eastAsia"/>
+          <w:b/>
+          <w:color w:val="9C2E22"/>
+          <w:lang w:eastAsia="zh-CN"/>
+        </w:rPr>
+        <w:t>第 3 题</w:t>
+      </w:r>
+      <w:r>
+        <w:rPr>
+          <w:rFonts w:ascii="宋体" w:eastAsia="宋体" w:hAnsi="宋体" w:cs="宋体" w:hint="eastAsia"/>
+          <w:color w:val="9C2E22"/>
+          <w:lang w:eastAsia="zh-CN"/>
+        </w:rPr>
+        <w:t>（当堂完成）</w:t>
+      </w:r>
+      <w:r>
+        <w:rPr>
+          <w:rFonts w:ascii="宋体" w:eastAsia="宋体" w:hAnsi="宋体" w:cs="宋体" w:hint="eastAsia"/>
+          <w:b/>
+          <w:color w:val="9C2E22"/>
+          <w:lang w:eastAsia="zh-CN"/>
+        </w:rPr>
+        <w:t>谈「学」却只写自然物象——这样的「劝」，为什么更有说服力？</w:t>
+      </w:r>
+      <w:r>
+        <w:rPr>
+          <w:rFonts w:ascii="宋体" w:eastAsia="宋体" w:hAnsi="宋体" w:cs="宋体" w:hint="eastAsia"/>
+          <w:color w:val="9C2E22"/>
+          <w:lang w:eastAsia="zh-CN"/>
+        </w:rPr>
+        <w:t>写</w:t>
+      </w:r>
+      <w:r>
+        <w:rPr>
+          <w:color w:val="9C2E22"/>
+        </w:rPr>
+        <w:t xml:space="preserve"> 150 </w:t>
+      </w:r>
+      <w:r>
+        <w:rPr>
+          <w:rFonts w:ascii="宋体" w:eastAsia="宋体" w:hAnsi="宋体" w:cs="宋体" w:hint="eastAsia"/>
+          <w:color w:val="9C2E22"/>
+          <w:lang w:eastAsia="zh-CN"/>
+        </w:rPr>
+        <w:t>字左右。要求：</w:t>
+      </w:r>
+      <w:r>
+        <w:rPr>
+          <w:color w:val="9C2E22"/>
+        </w:rPr>
+        <w:t xml:space="preserve">① </w:t>
+      </w:r>
+      <w:r>
+        <w:rPr>
+          <w:rFonts w:ascii="宋体" w:eastAsia="宋体" w:hAnsi="宋体" w:cs="宋体" w:hint="eastAsia"/>
+          <w:color w:val="9C2E22"/>
+          <w:lang w:eastAsia="zh-CN"/>
+        </w:rPr>
+        <w:t>引用</w:t>
+      </w:r>
+      <w:r>
+        <w:rPr>
+          <w:rFonts w:ascii="宋体" w:eastAsia="宋体" w:hAnsi="宋体" w:cs="宋体" w:hint="eastAsia"/>
+          <w:b/>
+          <w:color w:val="9C2E22"/>
+          <w:lang w:eastAsia="zh-CN"/>
+        </w:rPr>
+        <w:t>至少两处</w:t>
+      </w:r>
+      <w:r>
+        <w:rPr>
+          <w:rFonts w:ascii="宋体" w:eastAsia="宋体" w:hAnsi="宋体" w:cs="宋体" w:hint="eastAsia"/>
+          <w:color w:val="9C2E22"/>
+          <w:lang w:eastAsia="zh-CN"/>
+        </w:rPr>
+        <w:t>原文比喻；</w:t>
+      </w:r>
+      <w:r>
+        <w:rPr>
+          <w:color w:val="9C2E22"/>
+        </w:rPr>
+        <w:t xml:space="preserve">② </w:t>
+      </w:r>
+      <w:r>
+        <w:rPr>
+          <w:rFonts w:ascii="宋体" w:eastAsia="宋体" w:hAnsi="宋体" w:cs="宋体" w:hint="eastAsia"/>
+          <w:color w:val="9C2E22"/>
+          <w:lang w:eastAsia="zh-CN"/>
+        </w:rPr>
+        <w:t>说清这些比喻与「学」</w:t>
+      </w:r>
+      <w:r>
+        <w:rPr>
+          <w:rFonts w:ascii="宋体" w:eastAsia="宋体" w:hAnsi="宋体" w:cs="宋体" w:hint="eastAsia"/>
+          <w:b/>
+          <w:color w:val="9C2E22"/>
+          <w:lang w:eastAsia="zh-CN"/>
+        </w:rPr>
+        <w:t>相似在哪一点</w:t>
+      </w:r>
+      <w:r>
+        <w:rPr>
+          <w:rFonts w:ascii="宋体" w:eastAsia="宋体" w:hAnsi="宋体" w:cs="宋体" w:hint="eastAsia"/>
+          <w:color w:val="9C2E22"/>
+          <w:lang w:eastAsia="zh-CN"/>
+        </w:rPr>
+        <w:t>；</w:t>
+      </w:r>
+      <w:r>
+        <w:rPr>
+          <w:color w:val="9C2E22"/>
+        </w:rPr>
+        <w:t xml:space="preserve">③ </w:t>
+      </w:r>
+      <w:r>
+        <w:rPr>
+          <w:rFonts w:ascii="宋体" w:eastAsia="宋体" w:hAnsi="宋体" w:cs="宋体" w:hint="eastAsia"/>
+          <w:color w:val="9C2E22"/>
+          <w:lang w:eastAsia="zh-CN"/>
+        </w:rPr>
+        <w:t>不能只写「用了比喻，很生动」。</w:t>
+      </w:r>
+      <w:r/>
+    </w:p>
+    <w:tbl>
+      <w:tblPr>
+        <w:tblW w:type="pct" w:w="5000"/>
+        <w:tblLook w:firstColumn="1" w:firstRow="1" w:lastColumn="0" w:lastRow="0" w:noHBand="0" w:noVBand="1" w:val="04A0"/>
+        <w:tblLayout w:type="autofit"/>
+      </w:tblPr>
+      <w:tblGrid>
+        <w:gridCol w:w="8640"/>
+      </w:tblGrid>
+      <w:tr>
+        <w:tc>
+          <w:tcPr>
+            <w:tcW w:type="dxa" w:w="8640"/>
+            <w:vAlign w:val="center"/>
+            <w:tcBorders>
+              <w:top w:val="single" w:sz="6" w:space="0" w:color="A8A196"/>
+              <w:bottom w:val="single" w:sz="6" w:space="0" w:color="A8A196"/>
+              <w:left w:val="single" w:sz="6" w:space="0" w:color="A8A196"/>
+              <w:right w:val="single" w:sz="6" w:space="0" w:color="A8A196"/>
+            </w:tcBorders>
+            <w:tcMar>
+              <w:top w:w="60" w:type="dxa"/>
+              <w:bottom w:w="60" w:type="dxa"/>
+              <w:left w:w="100" w:type="dxa"/>
+              <w:right w:w="100" w:type="dxa"/>
+            </w:tcMar>
+          </w:tcPr>
+          <w:p>
+            <w:pPr>
+              <w:spacing w:line="240" w:lineRule="auto" w:before="60" w:after="60"/>
+            </w:pPr>
+            <w:r>
+              <w:t xml:space="preserve"> </w:t>
+            </w:r>
+          </w:p>
+          <w:p>
+            <w:pPr>
+              <w:spacing w:line="240" w:lineRule="auto" w:before="60" w:after="60"/>
+            </w:pPr>
+            <w:r>
+              <w:t xml:space="preserve"> </w:t>
+            </w:r>
+          </w:p>
+          <w:p>
+            <w:pPr>
+              <w:spacing w:line="240" w:lineRule="auto" w:before="60" w:after="60"/>
+            </w:pPr>
+            <w:r>
+              <w:t xml:space="preserve"> </w:t>
+            </w:r>
+          </w:p>
+          <w:p>
+            <w:pPr>
+              <w:spacing w:line="240" w:lineRule="auto" w:before="60" w:after="60"/>
+            </w:pPr>
+            <w:r>
+              <w:t xml:space="preserve"> </w:t>
+            </w:r>
+          </w:p>
+          <w:p>
+            <w:pPr>
+              <w:spacing w:line="240" w:lineRule="auto" w:before="60" w:after="60"/>
+            </w:pPr>
+          </w:p>
+        </w:tc>
+      </w:tr>
+    </w:tbl>
+    <w:p>
+      <w:r/>
+    </w:p>
+    <w:p>
+      <w:pPr>
+        <w:pStyle w:val="Heading2"/>
+      </w:pPr>
+      <w:r>
+        <w:rPr>
+          <w:rFonts w:ascii="宋体" w:hAnsi="宋体" w:eastAsia="宋体" w:cs="宋体" w:hint="eastAsia"/>
+          <w:sz w:val="28"/>
+          <w:lang w:eastAsia="zh-CN"/>
+        </w:rPr>
+        <w:t>六、课后案</w:t>
+      </w:r>
+      <w:r/>
+    </w:p>
+    <w:p>
+      <w:pPr>
+        <w:pStyle w:val="Heading3"/>
+      </w:pPr>
+      <w:r>
+        <w:rPr>
+          <w:rFonts w:ascii="宋体" w:hAnsi="宋体" w:eastAsia="宋体" w:cs="宋体" w:hint="eastAsia"/>
+          <w:sz w:val="24"/>
+          <w:lang w:eastAsia="zh-CN"/>
+        </w:rPr>
+        <w:t>6.1 分层作业</w:t>
+      </w:r>
+      <w:r/>
+    </w:p>
+    <w:p>
+      <w:pPr/>
+      <w:r>
+        <w:rPr>
+          <w:rFonts w:ascii="宋体" w:eastAsia="宋体" w:hAnsi="宋体" w:cs="宋体" w:hint="eastAsia"/>
+          <w:b/>
+          <w:lang w:eastAsia="zh-CN"/>
+        </w:rPr>
+        <w:t>必做</w:t>
+      </w:r>
+      <w:r>
+        <w:rPr>
+          <w:rFonts w:ascii="宋体" w:eastAsia="宋体" w:hAnsi="宋体" w:cs="宋体" w:hint="eastAsia"/>
+          <w:lang w:eastAsia="zh-CN"/>
+        </w:rPr>
+        <w:t>（约</w:t>
+      </w:r>
+      <w:r>
+        <w:t xml:space="preserve"> 10 </w:t>
+      </w:r>
+      <w:r>
+        <w:rPr>
+          <w:rFonts w:ascii="宋体" w:eastAsia="宋体" w:hAnsi="宋体" w:cs="宋体" w:hint="eastAsia"/>
+          <w:lang w:eastAsia="zh-CN"/>
+        </w:rPr>
+        <w:t>分钟）　找出文中</w:t>
+      </w:r>
+      <w:r>
+        <w:rPr>
+          <w:rFonts w:ascii="宋体" w:eastAsia="宋体" w:hAnsi="宋体" w:cs="宋体" w:hint="eastAsia"/>
+          <w:b/>
+          <w:lang w:eastAsia="zh-CN"/>
+        </w:rPr>
+        <w:t>三处通假字</w:t>
+      </w:r>
+      <w:r>
+        <w:rPr>
+          <w:rFonts w:ascii="宋体" w:eastAsia="宋体" w:hAnsi="宋体" w:cs="宋体" w:hint="eastAsia"/>
+          <w:lang w:eastAsia="zh-CN"/>
+        </w:rPr>
+        <w:t>，连同所在整句抄写一遍，旁注它通哪个字、在本句中是什么意思。</w:t>
+      </w:r>
+      <w:r/>
+    </w:p>
+    <w:tbl>
+      <w:tblPr>
+        <w:tblW w:type="pct" w:w="5000"/>
+        <w:tblLook w:firstColumn="1" w:firstRow="1" w:lastColumn="0" w:lastRow="0" w:noHBand="0" w:noVBand="1" w:val="04A0"/>
+        <w:tblLayout w:type="autofit"/>
+      </w:tblPr>
+      <w:tblGrid>
+        <w:gridCol w:w="8640"/>
+      </w:tblGrid>
+      <w:tr>
+        <w:tc>
+          <w:tcPr>
+            <w:tcW w:type="dxa" w:w="8640"/>
+            <w:vAlign w:val="center"/>
+            <w:tcBorders>
+              <w:top w:val="single" w:sz="6" w:space="0" w:color="A8A196"/>
+              <w:bottom w:val="single" w:sz="6" w:space="0" w:color="A8A196"/>
+              <w:left w:val="single" w:sz="6" w:space="0" w:color="A8A196"/>
+              <w:right w:val="single" w:sz="6" w:space="0" w:color="A8A196"/>
+            </w:tcBorders>
+            <w:tcMar>
+              <w:top w:w="60" w:type="dxa"/>
+              <w:bottom w:w="60" w:type="dxa"/>
+              <w:left w:w="100" w:type="dxa"/>
+              <w:right w:w="100" w:type="dxa"/>
+            </w:tcMar>
+          </w:tcPr>
+          <w:p>
+            <w:pPr>
+              <w:spacing w:line="240" w:lineRule="auto" w:before="60" w:after="60"/>
+            </w:pPr>
+            <w:r>
+              <w:t xml:space="preserve"> </w:t>
+            </w:r>
+          </w:p>
+          <w:p>
+            <w:pPr>
+              <w:spacing w:line="240" w:lineRule="auto" w:before="60" w:after="60"/>
+            </w:pPr>
+          </w:p>
+        </w:tc>
+      </w:tr>
+    </w:tbl>
+    <w:p>
+      <w:r/>
+    </w:p>
+    <w:p>
+      <w:pPr/>
+      <w:r>
+        <w:rPr>
+          <w:rFonts w:ascii="宋体" w:eastAsia="宋体" w:hAnsi="宋体" w:cs="宋体" w:hint="eastAsia"/>
+          <w:b/>
+          <w:lang w:eastAsia="zh-CN"/>
+        </w:rPr>
+        <w:t>选做</w:t>
+      </w:r>
+      <w:r>
+        <w:rPr>
+          <w:rFonts w:ascii="宋体" w:eastAsia="宋体" w:hAnsi="宋体" w:cs="宋体" w:hint="eastAsia"/>
+          <w:lang w:eastAsia="zh-CN"/>
+        </w:rPr>
+        <w:t>（约</w:t>
+      </w:r>
+      <w:r>
+        <w:t xml:space="preserve"> 20 </w:t>
+      </w:r>
+      <w:r>
+        <w:rPr>
+          <w:rFonts w:ascii="宋体" w:eastAsia="宋体" w:hAnsi="宋体" w:cs="宋体" w:hint="eastAsia"/>
+          <w:lang w:eastAsia="zh-CN"/>
+        </w:rPr>
+        <w:t>分钟）　学校「诸子说理」读书角要办一期讲给初一同学的《劝学》分享。写一段</w:t>
+      </w:r>
+      <w:r>
+        <w:t xml:space="preserve"> </w:t>
+      </w:r>
+      <w:r>
+        <w:rPr>
+          <w:rFonts w:ascii="宋体" w:eastAsia="宋体" w:hAnsi="宋体" w:cs="宋体" w:hint="eastAsia"/>
+          <w:b/>
+          <w:lang w:eastAsia="zh-CN"/>
+        </w:rPr>
+        <w:t>150 字左右</w:t>
+      </w:r>
+      <w:r>
+        <w:rPr>
+          <w:rFonts w:ascii="宋体" w:eastAsia="宋体" w:hAnsi="宋体" w:cs="宋体" w:hint="eastAsia"/>
+          <w:lang w:eastAsia="zh-CN"/>
+        </w:rPr>
+        <w:t>的讲稿，说清荀子是怎么把「学不可以已」讲成立的。</w:t>
+      </w:r>
+      <w:r>
+        <w:rPr>
+          <w:rFonts w:ascii="宋体" w:eastAsia="宋体" w:hAnsi="宋体" w:cs="宋体" w:hint="eastAsia"/>
+          <w:b/>
+          <w:lang w:eastAsia="zh-CN"/>
+        </w:rPr>
+        <w:t>必须举出至少两处比喻</w:t>
+      </w:r>
+      <w:r>
+        <w:rPr>
+          <w:rFonts w:ascii="宋体" w:eastAsia="宋体" w:hAnsi="宋体" w:cs="宋体" w:hint="eastAsia"/>
+          <w:lang w:eastAsia="zh-CN"/>
+        </w:rPr>
+        <w:t>，并说明这两处分别在讲「变」还是「借力」；不得只写「用了比喻，很生动」。</w:t>
+      </w:r>
+      <w:r/>
+    </w:p>
+    <w:tbl>
+      <w:tblPr>
+        <w:tblW w:type="pct" w:w="5000"/>
+        <w:tblLook w:firstColumn="1" w:firstRow="1" w:lastColumn="0" w:lastRow="0" w:noHBand="0" w:noVBand="1" w:val="04A0"/>
+        <w:tblLayout w:type="autofit"/>
+      </w:tblPr>
+      <w:tblGrid>
+        <w:gridCol w:w="8640"/>
+      </w:tblGrid>
+      <w:tr>
+        <w:tc>
+          <w:tcPr>
+            <w:tcW w:type="dxa" w:w="8640"/>
+            <w:vAlign w:val="center"/>
+            <w:tcBorders>
+              <w:top w:val="single" w:sz="6" w:space="0" w:color="A8A196"/>
+              <w:bottom w:val="single" w:sz="6" w:space="0" w:color="A8A196"/>
+              <w:left w:val="single" w:sz="6" w:space="0" w:color="A8A196"/>
+              <w:right w:val="single" w:sz="6" w:space="0" w:color="A8A196"/>
+            </w:tcBorders>
+            <w:tcMar>
+              <w:top w:w="60" w:type="dxa"/>
+              <w:bottom w:w="60" w:type="dxa"/>
+              <w:left w:w="100" w:type="dxa"/>
+              <w:right w:w="100" w:type="dxa"/>
+            </w:tcMar>
+          </w:tcPr>
+          <w:p>
+            <w:pPr>
+              <w:spacing w:line="240" w:lineRule="auto" w:before="60" w:after="60"/>
+            </w:pPr>
+            <w:r>
+              <w:t xml:space="preserve"> </w:t>
+            </w:r>
+          </w:p>
+          <w:p>
+            <w:pPr>
+              <w:spacing w:line="240" w:lineRule="auto" w:before="60" w:after="60"/>
+            </w:pPr>
+            <w:r>
+              <w:t xml:space="preserve"> </w:t>
+            </w:r>
+          </w:p>
+          <w:p>
+            <w:pPr>
+              <w:spacing w:line="240" w:lineRule="auto" w:before="60" w:after="60"/>
+            </w:pPr>
+            <w:r>
+              <w:t xml:space="preserve"> </w:t>
+            </w:r>
+          </w:p>
+          <w:p>
+            <w:pPr>
+              <w:spacing w:line="240" w:lineRule="auto" w:before="60" w:after="60"/>
+            </w:pPr>
+          </w:p>
+        </w:tc>
+      </w:tr>
+    </w:tbl>
+    <w:p>
+      <w:r/>
+    </w:p>
+    <w:p>
+      <w:pPr/>
+      <w:r>
+        <w:rPr>
+          <w:rFonts w:ascii="宋体" w:eastAsia="宋体" w:hAnsi="宋体" w:cs="宋体" w:hint="eastAsia"/>
+          <w:b/>
+          <w:lang w:eastAsia="zh-CN"/>
+        </w:rPr>
+        <w:t>挑战</w:t>
+      </w:r>
+      <w:r>
+        <w:rPr>
+          <w:rFonts w:ascii="宋体" w:eastAsia="宋体" w:hAnsi="宋体" w:cs="宋体" w:hint="eastAsia"/>
+          <w:lang w:eastAsia="zh-CN"/>
+        </w:rPr>
+        <w:t>（学有余力）　同单元《师说》开篇是「古之学者必有师」。比较：《劝学》劝的是「学」，韩愈劝的是「师」</w:t>
+      </w:r>
+      <w:r>
+        <w:t>——</w:t>
+      </w:r>
+      <w:r>
+        <w:rPr>
+          <w:rFonts w:ascii="宋体" w:eastAsia="宋体" w:hAnsi="宋体" w:cs="宋体" w:hint="eastAsia"/>
+          <w:lang w:eastAsia="zh-CN"/>
+        </w:rPr>
+        <w:t>两篇文章对「</w:t>
+      </w:r>
+      <w:r>
+        <w:rPr>
+          <w:rFonts w:ascii="宋体" w:eastAsia="宋体" w:hAnsi="宋体" w:cs="宋体" w:hint="eastAsia"/>
+          <w:b/>
+          <w:lang w:eastAsia="zh-CN"/>
+        </w:rPr>
+        <w:t>人怎样才能进步</w:t>
+      </w:r>
+      <w:r>
+        <w:rPr>
+          <w:rFonts w:ascii="宋体" w:eastAsia="宋体" w:hAnsi="宋体" w:cs="宋体" w:hint="eastAsia"/>
+          <w:lang w:eastAsia="zh-CN"/>
+        </w:rPr>
+        <w:t>」的回答有什么不同？各引</w:t>
+      </w:r>
+      <w:r>
+        <w:rPr>
+          <w:rFonts w:ascii="宋体" w:eastAsia="宋体" w:hAnsi="宋体" w:cs="宋体" w:hint="eastAsia"/>
+          <w:b/>
+          <w:lang w:eastAsia="zh-CN"/>
+        </w:rPr>
+        <w:t>两处原文</w:t>
+      </w:r>
+      <w:r>
+        <w:rPr>
+          <w:rFonts w:ascii="宋体" w:eastAsia="宋体" w:hAnsi="宋体" w:cs="宋体" w:hint="eastAsia"/>
+          <w:lang w:eastAsia="zh-CN"/>
+        </w:rPr>
+        <w:t>，写</w:t>
+      </w:r>
+      <w:r>
+        <w:t xml:space="preserve"> 300 </w:t>
+      </w:r>
+      <w:r>
+        <w:rPr>
+          <w:rFonts w:ascii="宋体" w:eastAsia="宋体" w:hAnsi="宋体" w:cs="宋体" w:hint="eastAsia"/>
+          <w:lang w:eastAsia="zh-CN"/>
+        </w:rPr>
+        <w:t>字。</w:t>
+      </w:r>
+      <w:r/>
+    </w:p>
+    <w:tbl>
+      <w:tblPr>
+        <w:tblW w:type="pct" w:w="5000"/>
+        <w:tblLook w:firstColumn="1" w:firstRow="1" w:lastColumn="0" w:lastRow="0" w:noHBand="0" w:noVBand="1" w:val="04A0"/>
+        <w:tblLayout w:type="autofit"/>
+      </w:tblPr>
+      <w:tblGrid>
+        <w:gridCol w:w="8640"/>
+      </w:tblGrid>
+      <w:tr>
+        <w:tc>
+          <w:tcPr>
+            <w:tcW w:type="dxa" w:w="8640"/>
+            <w:vAlign w:val="center"/>
+            <w:tcBorders>
+              <w:top w:val="single" w:sz="6" w:space="0" w:color="A8A196"/>
+              <w:bottom w:val="single" w:sz="6" w:space="0" w:color="A8A196"/>
+              <w:left w:val="single" w:sz="6" w:space="0" w:color="A8A196"/>
+              <w:right w:val="single" w:sz="6" w:space="0" w:color="A8A196"/>
+            </w:tcBorders>
+            <w:tcMar>
+              <w:top w:w="60" w:type="dxa"/>
+              <w:bottom w:w="60" w:type="dxa"/>
+              <w:left w:w="100" w:type="dxa"/>
+              <w:right w:w="100" w:type="dxa"/>
+            </w:tcMar>
+          </w:tcPr>
+          <w:p>
+            <w:pPr>
+              <w:spacing w:line="240" w:lineRule="auto" w:before="60" w:after="60"/>
+            </w:pPr>
+            <w:r>
+              <w:t xml:space="preserve"> </w:t>
+            </w:r>
+          </w:p>
+          <w:p>
+            <w:pPr>
+              <w:spacing w:line="240" w:lineRule="auto" w:before="60" w:after="60"/>
+            </w:pPr>
+            <w:r>
+              <w:t xml:space="preserve"> </w:t>
+            </w:r>
+          </w:p>
+          <w:p>
+            <w:pPr>
+              <w:spacing w:line="240" w:lineRule="auto" w:before="60" w:after="60"/>
+            </w:pPr>
+          </w:p>
+        </w:tc>
+      </w:tr>
+    </w:tbl>
+    <w:p>
+      <w:r/>
+    </w:p>
+    <w:p>
+      <w:pPr>
+        <w:pStyle w:val="Heading2"/>
+      </w:pPr>
+      <w:r>
+        <w:rPr>
+          <w:rFonts w:ascii="宋体" w:hAnsi="宋体" w:eastAsia="宋体" w:cs="宋体" w:hint="eastAsia"/>
+          <w:sz w:val="28"/>
+          <w:lang w:eastAsia="zh-CN"/>
+        </w:rPr>
+        <w:t>七、学习反思</w:t>
+      </w:r>
+      <w:r/>
+    </w:p>
+    <w:p>
+      <w:pPr/>
+      <w:r>
+        <w:rPr>
+          <w:rFonts w:ascii="宋体" w:eastAsia="宋体" w:hAnsi="宋体" w:cs="宋体" w:hint="eastAsia"/>
+          <w:b/>
+          <w:lang w:eastAsia="zh-CN"/>
+        </w:rPr>
+        <w:t>我的收获</w:t>
+      </w:r>
+      <w:r>
+        <w:rPr>
+          <w:rFonts w:ascii="宋体" w:eastAsia="宋体" w:hAnsi="宋体" w:cs="宋体" w:hint="eastAsia"/>
+          <w:lang w:eastAsia="zh-CN"/>
+        </w:rPr>
+        <w:t>（这节课我真正弄懂的一件事）：</w:t>
+      </w:r>
+      <w:r/>
+    </w:p>
+    <w:tbl>
+      <w:tblPr>
+        <w:tblW w:type="pct" w:w="5000"/>
+        <w:tblLook w:firstColumn="1" w:firstRow="1" w:lastColumn="0" w:lastRow="0" w:noHBand="0" w:noVBand="1" w:val="04A0"/>
+        <w:tblLayout w:type="autofit"/>
+      </w:tblPr>
+      <w:tblGrid>
+        <w:gridCol w:w="8640"/>
+      </w:tblGrid>
+      <w:tr>
+        <w:tc>
+          <w:tcPr>
+            <w:tcW w:type="dxa" w:w="8640"/>
+            <w:vAlign w:val="center"/>
+            <w:tcBorders>
+              <w:top w:val="single" w:sz="6" w:space="0" w:color="A8A196"/>
+              <w:bottom w:val="single" w:sz="6" w:space="0" w:color="A8A196"/>
+              <w:left w:val="single" w:sz="6" w:space="0" w:color="A8A196"/>
+              <w:right w:val="single" w:sz="6" w:space="0" w:color="A8A196"/>
+            </w:tcBorders>
+            <w:tcMar>
+              <w:top w:w="60" w:type="dxa"/>
+              <w:bottom w:w="60" w:type="dxa"/>
+              <w:left w:w="100" w:type="dxa"/>
+              <w:right w:w="100" w:type="dxa"/>
+            </w:tcMar>
+          </w:tcPr>
+          <w:p>
+            <w:pPr>
+              <w:spacing w:line="240" w:lineRule="auto" w:before="60" w:after="60"/>
+            </w:pPr>
+            <w:r>
+              <w:t xml:space="preserve"> </w:t>
+            </w:r>
+          </w:p>
+          <w:p>
+            <w:pPr>
+              <w:spacing w:line="240" w:lineRule="auto" w:before="60" w:after="60"/>
+            </w:pPr>
+          </w:p>
+        </w:tc>
+      </w:tr>
+    </w:tbl>
+    <w:p>
+      <w:r/>
+    </w:p>
+    <w:p>
+      <w:pPr/>
+      <w:r>
+        <w:rPr>
+          <w:rFonts w:ascii="宋体" w:eastAsia="宋体" w:hAnsi="宋体" w:cs="宋体" w:hint="eastAsia"/>
+          <w:b/>
+          <w:lang w:eastAsia="zh-CN"/>
+        </w:rPr>
+        <w:t>我还没弄明白的</w:t>
+      </w:r>
+      <w:r>
+        <w:rPr>
+          <w:rFonts w:ascii="宋体" w:eastAsia="宋体" w:hAnsi="宋体" w:cs="宋体" w:hint="eastAsia"/>
+          <w:lang w:eastAsia="zh-CN"/>
+        </w:rPr>
+        <w:t>（写一条，下节课提出来）：</w:t>
+      </w:r>
+      <w:r/>
+    </w:p>
+    <w:tbl>
+      <w:tblPr>
+        <w:tblW w:type="pct" w:w="5000"/>
+        <w:tblLook w:firstColumn="1" w:firstRow="1" w:lastColumn="0" w:lastRow="0" w:noHBand="0" w:noVBand="1" w:val="04A0"/>
+        <w:tblLayout w:type="autofit"/>
+      </w:tblPr>
+      <w:tblGrid>
+        <w:gridCol w:w="8640"/>
+      </w:tblGrid>
+      <w:tr>
+        <w:tc>
+          <w:tcPr>
+            <w:tcW w:type="dxa" w:w="8640"/>
+            <w:vAlign w:val="center"/>
+            <w:tcBorders>
+              <w:top w:val="single" w:sz="6" w:space="0" w:color="A8A196"/>
+              <w:bottom w:val="single" w:sz="6" w:space="0" w:color="A8A196"/>
+              <w:left w:val="single" w:sz="6" w:space="0" w:color="A8A196"/>
+              <w:right w:val="single" w:sz="6" w:space="0" w:color="A8A196"/>
+            </w:tcBorders>
+            <w:tcMar>
+              <w:top w:w="60" w:type="dxa"/>
+              <w:bottom w:w="60" w:type="dxa"/>
+              <w:left w:w="100" w:type="dxa"/>
+              <w:right w:w="100" w:type="dxa"/>
+            </w:tcMar>
+          </w:tcPr>
+          <w:p>
+            <w:pPr>
+              <w:spacing w:line="240" w:lineRule="auto" w:before="60" w:after="60"/>
+            </w:pPr>
+            <w:r>
+              <w:t xml:space="preserve"> </w:t>
+            </w:r>
+          </w:p>
+          <w:p>
+            <w:pPr>
+              <w:spacing w:line="240" w:lineRule="auto" w:before="60" w:after="60"/>
+            </w:pPr>
+          </w:p>
+        </w:tc>
+      </w:tr>
+    </w:tbl>
+    <w:p>
+      <w:r/>
+    </w:p>
+    <w:p>
+      <w:pPr>
+        <w:pStyle w:val="Heading2"/>
+      </w:pPr>
+      <w:r>
+        <w:rPr>
+          <w:rFonts w:ascii="宋体" w:hAnsi="宋体" w:eastAsia="宋体" w:cs="宋体" w:hint="eastAsia"/>
+          <w:sz w:val="28"/>
+          <w:lang w:eastAsia="zh-CN"/>
+        </w:rPr>
+        <w:t>八、评价反馈栏</w:t>
+      </w:r>
+      <w:r/>
+    </w:p>
+    <w:tbl>
+      <w:tblPr>
+        <w:tblW w:type="pct" w:w="5000"/>
+        <w:tblLayout w:type="autofit"/>
+        <w:tblLook w:firstColumn="1" w:firstRow="1" w:lastColumn="0" w:lastRow="0" w:noHBand="0" w:noVBand="1" w:val="04A0"/>
+      </w:tblPr>
+      <w:tblGrid>
+        <w:gridCol w:w="1728"/>
+        <w:gridCol w:w="6912"/>
+      </w:tblGrid>
+      <w:tr>
+        <w:tc>
+          <w:tcPr>
+            <w:tcW w:type="pct" w:w="1000"/>
+            <w:vAlign w:val="center"/>
+            <w:tcBorders>
+              <w:top w:val="single" w:sz="6" w:space="0" w:color="A8A196"/>
+              <w:bottom w:val="single" w:sz="6" w:space="0" w:color="A8A196"/>
+              <w:left w:val="single" w:sz="6" w:space="0" w:color="A8A196"/>
+              <w:right w:val="single" w:sz="6" w:space="0" w:color="A8A196"/>
+            </w:tcBorders>
+            <w:shd w:val="clear" w:color="auto" w:fill="F2EFE6"/>
+            <w:tcMar>
+              <w:top w:w="60" w:type="dxa"/>
+              <w:bottom w:w="60" w:type="dxa"/>
+              <w:left w:w="100" w:type="dxa"/>
+              <w:right w:w="100" w:type="dxa"/>
+            </w:tcMar>
+          </w:tcPr>
+          <w:p>
+            <w:pPr>
+              <w:spacing w:line="240" w:lineRule="auto" w:before="60" w:after="60"/>
             </w:pPr>
             <w:r>
               <w:rPr>
+                <w:rFonts w:ascii="黑体" w:hAnsi="黑体" w:eastAsia="黑体" w:hint="eastAsia"/>
                 <w:b/>
-                <w:sz w:val="22"/>
               </w:rPr>
-              <w:t>反思项</w:t>
+              <w:t>小组互检</w:t>
             </w:r>
           </w:p>
         </w:tc>
         <w:tc>
           <w:tcPr>
-            <w:tcW w:type="dxa" w:w="4320"/>
+            <w:tcW w:type="pct" w:w="4000"/>
             <w:vAlign w:val="center"/>
             <w:tcBorders>
-              <w:top w:val="single" w:sz="6" w:space="0" w:color="E5E7EB"/>
-              <w:bottom w:val="single" w:sz="6" w:space="0" w:color="E5E7EB"/>
-              <w:left w:val="single" w:sz="6" w:space="0" w:color="E5E7EB"/>
-              <w:right w:val="single" w:sz="6" w:space="0" w:color="E5E7EB"/>
+              <w:top w:val="single" w:sz="6" w:space="0" w:color="A8A196"/>
+              <w:bottom w:val="single" w:sz="6" w:space="0" w:color="A8A196"/>
+              <w:left w:val="single" w:sz="6" w:space="0" w:color="A8A196"/>
+              <w:right w:val="single" w:sz="6" w:space="0" w:color="A8A196"/>
             </w:tcBorders>
-            <w:shd w:val="clear" w:color="auto" w:fill="F9FAFB"/>
             <w:tcMar>
-              <w:top w:w="96" w:type="dxa"/>
-              <w:bottom w:w="96" w:type="dxa"/>
-              <w:left w:w="144" w:type="dxa"/>
-              <w:right w:w="144" w:type="dxa"/>
+              <w:top w:w="60" w:type="dxa"/>
+              <w:bottom w:w="60" w:type="dxa"/>
+              <w:left w:w="100" w:type="dxa"/>
+              <w:right w:w="100" w:type="dxa"/>
             </w:tcMar>
           </w:tcPr>
           <w:p>
             <w:pPr>
-              <w:jc w:val="left"/>
-              <w:spacing w:line="240" w:lineRule="auto" w:before="55" w:after="55"/>
+              <w:spacing w:line="240" w:lineRule="auto" w:before="60" w:after="60"/>
             </w:pPr>
+            <w:r>
+              <w:t xml:space="preserve">同桌交换，在「 </w:t>
+            </w:r>
             <w:r>
               <w:rPr>
                 <w:b/>
-                <w:sz w:val="22"/>
               </w:rPr>
-              <w:t>我的情况</w:t>
+              <w:t>当堂检测·第 3 题</w:t>
+            </w:r>
+            <w:r>
+              <w:t xml:space="preserve"> 」上互查： </w:t>
+              <w:br/>
+            </w:r>
+            <w:r>
+              <w:t xml:space="preserve"> </w:t>
+            </w:r>
+            <w:r>
+              <w:t xml:space="preserve">□ </w:t>
+            </w:r>
+            <w:r>
+              <w:t xml:space="preserve"> </w:t>
+            </w:r>
+            <w:r>
+              <w:t xml:space="preserve">引了至少两处原文比喻　</w:t>
+            </w:r>
+            <w:r>
+              <w:t xml:space="preserve"> </w:t>
+            </w:r>
+            <w:r>
+              <w:t xml:space="preserve">□ </w:t>
+            </w:r>
+            <w:r>
+              <w:t xml:space="preserve"> </w:t>
+            </w:r>
+            <w:r>
+              <w:t xml:space="preserve">说清了比喻与「学」相似在哪一点　</w:t>
+            </w:r>
+            <w:r>
+              <w:t xml:space="preserve"> </w:t>
+            </w:r>
+            <w:r>
+              <w:t xml:space="preserve">□ </w:t>
+            </w:r>
+            <w:r>
+              <w:t xml:space="preserve"> </w:t>
+            </w:r>
+            <w:r>
+              <w:t>没有只写「很生动」</w:t>
             </w:r>
           </w:p>
         </w:tc>
@@ -3217,192 +5087,122 @@
       <w:tr>
         <w:tc>
           <w:tcPr>
-            <w:tcW w:type="dxa" w:w="4320"/>
+            <w:tcW w:type="pct" w:w="1000"/>
             <w:vAlign w:val="center"/>
             <w:tcBorders>
-              <w:top w:val="single" w:sz="6" w:space="0" w:color="E5E7EB"/>
-              <w:bottom w:val="single" w:sz="6" w:space="0" w:color="E5E7EB"/>
-              <w:left w:val="single" w:sz="6" w:space="0" w:color="E5E7EB"/>
-              <w:right w:val="single" w:sz="6" w:space="0" w:color="E5E7EB"/>
+              <w:top w:val="single" w:sz="6" w:space="0" w:color="A8A196"/>
+              <w:bottom w:val="single" w:sz="6" w:space="0" w:color="A8A196"/>
+              <w:left w:val="single" w:sz="6" w:space="0" w:color="A8A196"/>
+              <w:right w:val="single" w:sz="6" w:space="0" w:color="A8A196"/>
             </w:tcBorders>
+            <w:shd w:val="clear" w:color="auto" w:fill="F2EFE6"/>
             <w:tcMar>
-              <w:top w:w="96" w:type="dxa"/>
-              <w:bottom w:w="96" w:type="dxa"/>
-              <w:left w:w="144" w:type="dxa"/>
-              <w:right w:w="144" w:type="dxa"/>
+              <w:top w:w="60" w:type="dxa"/>
+              <w:bottom w:w="60" w:type="dxa"/>
+              <w:left w:w="100" w:type="dxa"/>
+              <w:right w:w="100" w:type="dxa"/>
             </w:tcMar>
           </w:tcPr>
           <w:p>
             <w:pPr>
-              <w:jc w:val="left"/>
-              <w:spacing w:line="240" w:lineRule="auto" w:before="55" w:after="55"/>
+              <w:spacing w:line="240" w:lineRule="auto" w:before="60" w:after="60"/>
             </w:pPr>
             <w:r>
               <w:rPr>
-                <w:sz w:val="22"/>
+                <w:rFonts w:ascii="黑体" w:hAnsi="黑体" w:eastAsia="黑体" w:hint="eastAsia"/>
+                <w:b/>
               </w:rPr>
-              <w:t>我能说清「于」「而」的用法了吗</w:t>
+              <w:t>互检签名</w:t>
             </w:r>
           </w:p>
         </w:tc>
         <w:tc>
           <w:tcPr>
-            <w:tcW w:type="dxa" w:w="4320"/>
+            <w:tcW w:type="pct" w:w="4000"/>
             <w:vAlign w:val="center"/>
             <w:tcBorders>
-              <w:top w:val="single" w:sz="6" w:space="0" w:color="E5E7EB"/>
-              <w:bottom w:val="single" w:sz="6" w:space="0" w:color="E5E7EB"/>
-              <w:left w:val="single" w:sz="6" w:space="0" w:color="E5E7EB"/>
-              <w:right w:val="single" w:sz="6" w:space="0" w:color="E5E7EB"/>
+              <w:top w:val="single" w:sz="6" w:space="0" w:color="A8A196"/>
+              <w:bottom w:val="single" w:sz="6" w:space="0" w:color="A8A196"/>
+              <w:left w:val="single" w:sz="6" w:space="0" w:color="A8A196"/>
+              <w:right w:val="single" w:sz="6" w:space="0" w:color="A8A196"/>
             </w:tcBorders>
             <w:tcMar>
-              <w:top w:w="96" w:type="dxa"/>
-              <w:bottom w:w="96" w:type="dxa"/>
-              <w:left w:w="144" w:type="dxa"/>
-              <w:right w:w="144" w:type="dxa"/>
+              <w:top w:w="60" w:type="dxa"/>
+              <w:bottom w:w="60" w:type="dxa"/>
+              <w:left w:w="100" w:type="dxa"/>
+              <w:right w:w="100" w:type="dxa"/>
             </w:tcMar>
           </w:tcPr>
           <w:p>
             <w:pPr>
-              <w:jc w:val="left"/>
-              <w:spacing w:line="240" w:lineRule="auto" w:before="55" w:after="55"/>
+              <w:spacing w:line="240" w:lineRule="auto" w:before="60" w:after="60"/>
             </w:pPr>
-            <w:bookmarkStart w:id="10" w:name="我能说清「于」「而」的用法了吗_01"/>
+            <w:bookmarkStart w:id="4" w:name="互检签名_01"/>
             <w:r>
-              <w:rPr>
-                <w:sz w:val="22"/>
-              </w:rPr>
               <w:t xml:space="preserve"> </w:t>
             </w:r>
-            <w:bookmarkEnd w:id="10"/>
+            <w:bookmarkEnd w:id="4"/>
           </w:p>
         </w:tc>
       </w:tr>
       <w:tr>
         <w:tc>
           <w:tcPr>
-            <w:tcW w:type="dxa" w:w="4320"/>
+            <w:tcW w:type="pct" w:w="1000"/>
             <w:vAlign w:val="center"/>
             <w:tcBorders>
-              <w:top w:val="single" w:sz="6" w:space="0" w:color="E5E7EB"/>
-              <w:bottom w:val="single" w:sz="6" w:space="0" w:color="E5E7EB"/>
-              <w:left w:val="single" w:sz="6" w:space="0" w:color="E5E7EB"/>
-              <w:right w:val="single" w:sz="6" w:space="0" w:color="E5E7EB"/>
+              <w:top w:val="single" w:sz="6" w:space="0" w:color="A8A196"/>
+              <w:bottom w:val="single" w:sz="6" w:space="0" w:color="A8A196"/>
+              <w:left w:val="single" w:sz="6" w:space="0" w:color="A8A196"/>
+              <w:right w:val="single" w:sz="6" w:space="0" w:color="A8A196"/>
             </w:tcBorders>
+            <w:shd w:val="clear" w:color="auto" w:fill="F2EFE6"/>
             <w:tcMar>
-              <w:top w:w="96" w:type="dxa"/>
-              <w:bottom w:w="96" w:type="dxa"/>
-              <w:left w:w="144" w:type="dxa"/>
-              <w:right w:w="144" w:type="dxa"/>
+              <w:top w:w="60" w:type="dxa"/>
+              <w:bottom w:w="60" w:type="dxa"/>
+              <w:left w:w="100" w:type="dxa"/>
+              <w:right w:w="100" w:type="dxa"/>
             </w:tcMar>
           </w:tcPr>
           <w:p>
             <w:pPr>
-              <w:jc w:val="left"/>
-              <w:spacing w:line="240" w:lineRule="auto" w:before="55" w:after="55"/>
+              <w:spacing w:line="240" w:lineRule="auto" w:before="60" w:after="60"/>
             </w:pPr>
             <w:r>
               <w:rPr>
-                <w:sz w:val="22"/>
+                <w:rFonts w:ascii="黑体" w:hAnsi="黑体" w:eastAsia="黑体" w:hint="eastAsia"/>
+                <w:b/>
               </w:rPr>
-              <w:t>我能说出比喻和「学」像在哪一点了吗</w:t>
+              <w:t>教师批阅</w:t>
             </w:r>
           </w:p>
         </w:tc>
         <w:tc>
           <w:tcPr>
-            <w:tcW w:type="dxa" w:w="4320"/>
+            <w:tcW w:type="pct" w:w="4000"/>
             <w:vAlign w:val="center"/>
             <w:tcBorders>
-              <w:top w:val="single" w:sz="6" w:space="0" w:color="E5E7EB"/>
-              <w:bottom w:val="single" w:sz="6" w:space="0" w:color="E5E7EB"/>
-              <w:left w:val="single" w:sz="6" w:space="0" w:color="E5E7EB"/>
-              <w:right w:val="single" w:sz="6" w:space="0" w:color="E5E7EB"/>
+              <w:top w:val="single" w:sz="6" w:space="0" w:color="A8A196"/>
+              <w:bottom w:val="single" w:sz="6" w:space="0" w:color="A8A196"/>
+              <w:left w:val="single" w:sz="6" w:space="0" w:color="A8A196"/>
+              <w:right w:val="single" w:sz="6" w:space="0" w:color="A8A196"/>
             </w:tcBorders>
             <w:tcMar>
-              <w:top w:w="96" w:type="dxa"/>
-              <w:bottom w:w="96" w:type="dxa"/>
-              <w:left w:w="144" w:type="dxa"/>
-              <w:right w:w="144" w:type="dxa"/>
+              <w:top w:w="60" w:type="dxa"/>
+              <w:bottom w:w="60" w:type="dxa"/>
+              <w:left w:w="100" w:type="dxa"/>
+              <w:right w:w="100" w:type="dxa"/>
             </w:tcMar>
           </w:tcPr>
           <w:p>
             <w:pPr>
-              <w:jc w:val="left"/>
-              <w:spacing w:line="240" w:lineRule="auto" w:before="55" w:after="55"/>
+              <w:spacing w:line="240" w:lineRule="auto" w:before="60" w:after="60"/>
             </w:pPr>
-            <w:bookmarkStart w:id="11" w:name="我能说出比喻和「学」像在哪一点了吗_01"/>
+            <w:bookmarkStart w:id="5" w:name="教师批阅_01"/>
             <w:r>
-              <w:rPr>
-                <w:sz w:val="22"/>
-              </w:rPr>
               <w:t xml:space="preserve"> </w:t>
             </w:r>
-            <w:bookmarkEnd w:id="11"/>
-          </w:p>
-        </w:tc>
-      </w:tr>
-      <w:tr>
-        <w:tc>
-          <w:tcPr>
-            <w:tcW w:type="dxa" w:w="4320"/>
-            <w:vAlign w:val="center"/>
-            <w:tcBorders>
-              <w:top w:val="single" w:sz="6" w:space="0" w:color="E5E7EB"/>
-              <w:bottom w:val="single" w:sz="6" w:space="0" w:color="E5E7EB"/>
-              <w:left w:val="single" w:sz="6" w:space="0" w:color="E5E7EB"/>
-              <w:right w:val="single" w:sz="6" w:space="0" w:color="E5E7EB"/>
-            </w:tcBorders>
-            <w:tcMar>
-              <w:top w:w="96" w:type="dxa"/>
-              <w:bottom w:w="96" w:type="dxa"/>
-              <w:left w:w="144" w:type="dxa"/>
-              <w:right w:w="144" w:type="dxa"/>
-            </w:tcMar>
-          </w:tcPr>
-          <w:p>
-            <w:pPr>
-              <w:jc w:val="left"/>
-              <w:spacing w:line="240" w:lineRule="auto" w:before="55" w:after="55"/>
-            </w:pPr>
-            <w:r>
-              <w:rPr>
-                <w:sz w:val="22"/>
-              </w:rPr>
-              <w:t>我还想弄清楚的问题是</w:t>
-            </w:r>
-          </w:p>
-        </w:tc>
-        <w:tc>
-          <w:tcPr>
-            <w:tcW w:type="dxa" w:w="4320"/>
-            <w:vAlign w:val="center"/>
-            <w:tcBorders>
-              <w:top w:val="single" w:sz="6" w:space="0" w:color="E5E7EB"/>
-              <w:bottom w:val="single" w:sz="6" w:space="0" w:color="E5E7EB"/>
-              <w:left w:val="single" w:sz="6" w:space="0" w:color="E5E7EB"/>
-              <w:right w:val="single" w:sz="6" w:space="0" w:color="E5E7EB"/>
-            </w:tcBorders>
-            <w:tcMar>
-              <w:top w:w="96" w:type="dxa"/>
-              <w:bottom w:w="96" w:type="dxa"/>
-              <w:left w:w="144" w:type="dxa"/>
-              <w:right w:w="144" w:type="dxa"/>
-            </w:tcMar>
-          </w:tcPr>
-          <w:p>
-            <w:pPr>
-              <w:jc w:val="left"/>
-              <w:spacing w:line="240" w:lineRule="auto" w:before="55" w:after="55"/>
-            </w:pPr>
-            <w:bookmarkStart w:id="12" w:name="我还想弄清楚的问题是_01"/>
-            <w:r>
-              <w:rPr>
-                <w:sz w:val="22"/>
-              </w:rPr>
-              <w:t xml:space="preserve"> </w:t>
-            </w:r>
-            <w:bookmarkEnd w:id="12"/>
+            <w:bookmarkEnd w:id="5"/>
           </w:p>
         </w:tc>
       </w:tr>
@@ -3410,17 +5210,65 @@
     <w:p>
       <w:r/>
       <w:r/>
-      <w:r/>
     </w:p>
     <w:sectPr>
+      <w:headerReference w:type="default" r:id="rId9"/>
+      <w:footerReference w:type="default" r:id="rId10"/>
       <w:pgSz w:w="11906" w:h="16838"/>
-      <w:pgMar w:top="1440" w:right="1797" w:bottom="1440" w:left="1797" w:header="720" w:footer="720" w:gutter="0"/>
+      <w:pgMar w:top="1134" w:right="1134" w:bottom="1134" w:left="1134" w:header="720" w:footer="720" w:gutter="0"/>
       <w:cols w:space="720"/>
       <w:docGrid w:linePitch="360"/>
-      <w:pgNumType w:start="1"/>
     </w:sectPr>
   </w:body>
 </w:document>
+</file>
+
+<file path=word/footer1.xml><?xml version="1.0" encoding="utf-8"?>
+<w:ftr xmlns:m="http://schemas.openxmlformats.org/officeDocument/2006/math" xmlns:mc="http://schemas.openxmlformats.org/markup-compatibility/2006" xmlns:mo="http://schemas.microsoft.com/office/mac/office/2008/main" xmlns:mv="urn:schemas-microsoft-com:mac:vml" xmlns:o="urn:schemas-microsoft-com:office:office" xmlns:r="http://schemas.openxmlformats.org/officeDocument/2006/relationships" xmlns:v="urn:schemas-microsoft-com:vml" xmlns:w10="urn:schemas-microsoft-com:office:word" xmlns:w14="http://schemas.microsoft.com/office/word/2010/wordml" xmlns:w="http://schemas.openxmlformats.org/wordprocessingml/2006/main" xmlns:wne="http://schemas.microsoft.com/office/word/2006/wordml" xmlns:wp14="http://schemas.microsoft.com/office/word/2010/wordprocessingDrawing" xmlns:wp="http://schemas.openxmlformats.org/drawingml/2006/wordprocessingDrawing" xmlns:wpc="http://schemas.microsoft.com/office/word/2010/wordprocessingCanvas" xmlns:wpg="http://schemas.microsoft.com/office/word/2010/wordprocessingGroup" xmlns:wpi="http://schemas.microsoft.com/office/word/2010/wordprocessingInk" xmlns:wps="http://schemas.microsoft.com/office/word/2010/wordprocessingShape" mc:Ignorable="w14 wp14">
+  <w:p>
+    <w:pPr>
+      <w:pStyle w:val="Footer"/>
+      <w:tabs>
+        <w:tab w:pos="4819" w:val="center"/>
+        <w:tab w:pos="9638" w:val="right"/>
+      </w:tabs>
+    </w:pPr>
+    <w:r>
+      <w:tab/>
+    </w:r>
+    <w:fldSimple w:instr="PAGE">
+      <w:r>
+        <w:t/>
+      </w:r>
+    </w:fldSimple>
+    <w:r>
+      <w:tab/>
+    </w:r>
+  </w:p>
+</w:ftr>
+</file>
+
+<file path=word/header1.xml><?xml version="1.0" encoding="utf-8"?>
+<w:hdr xmlns:m="http://schemas.openxmlformats.org/officeDocument/2006/math" xmlns:mc="http://schemas.openxmlformats.org/markup-compatibility/2006" xmlns:mo="http://schemas.microsoft.com/office/mac/office/2008/main" xmlns:mv="urn:schemas-microsoft-com:mac:vml" xmlns:o="urn:schemas-microsoft-com:office:office" xmlns:r="http://schemas.openxmlformats.org/officeDocument/2006/relationships" xmlns:v="urn:schemas-microsoft-com:vml" xmlns:w10="urn:schemas-microsoft-com:office:word" xmlns:w14="http://schemas.microsoft.com/office/word/2010/wordml" xmlns:w="http://schemas.openxmlformats.org/wordprocessingml/2006/main" xmlns:wne="http://schemas.microsoft.com/office/word/2006/wordml" xmlns:wp14="http://schemas.microsoft.com/office/word/2010/wordprocessingDrawing" xmlns:wp="http://schemas.openxmlformats.org/drawingml/2006/wordprocessingDrawing" xmlns:wpc="http://schemas.microsoft.com/office/word/2010/wordprocessingCanvas" xmlns:wpg="http://schemas.microsoft.com/office/word/2010/wordprocessingGroup" xmlns:wpi="http://schemas.microsoft.com/office/word/2010/wordprocessingInk" xmlns:wps="http://schemas.microsoft.com/office/word/2010/wordprocessingShape" mc:Ignorable="w14 wp14">
+  <w:p>
+    <w:pPr>
+      <w:pStyle w:val="Header"/>
+      <w:tabs>
+        <w:tab w:pos="4819" w:val="center"/>
+        <w:tab w:pos="9638" w:val="right"/>
+      </w:tabs>
+    </w:pPr>
+    <w:r>
+      <w:tab/>
+    </w:r>
+    <w:r>
+      <w:t>《劝学》· 单篇精读 · 3 课时 · 重点校 · 思辨型</w:t>
+    </w:r>
+    <w:r>
+      <w:tab/>
+    </w:r>
+  </w:p>
+</w:hdr>
 </file>
 
 <file path=word/numbering.xml><?xml version="1.0" encoding="utf-8"?>
@@ -3624,6 +5472,18 @@
     <w:abstractNumId w:val="0"/>
   </w:num>
   <w:num w:numId="10">
+    <w:abstractNumId w:val="7"/>
+    <w:lvlOverride w:ilvl="0">
+      <w:startOverride w:val="1"/>
+    </w:lvlOverride>
+  </w:num>
+  <w:num w:numId="11">
+    <w:abstractNumId w:val="7"/>
+    <w:lvlOverride w:ilvl="0">
+      <w:startOverride w:val="1"/>
+    </w:lvlOverride>
+  </w:num>
+  <w:num w:numId="12">
     <w:abstractNumId w:val="7"/>
     <w:lvlOverride w:ilvl="0">
       <w:startOverride w:val="1"/>
@@ -3793,13 +5653,12 @@
     <w:qFormat/>
     <w:rsid w:val="00FC693F"/>
     <w:pPr>
-      <w:spacing w:line="347" w:lineRule="auto"/>
-      <w:jc w:val="left"/>
+      <w:spacing w:line="306" w:lineRule="auto"/>
     </w:pPr>
     <w:rPr>
-      <w:rFonts w:ascii="PingFang SC" w:hAnsi="PingFang SC" w:eastAsia="PingFang SC"/>
-      <w:color w:val="111827"/>
-      <w:sz w:val="22"/>
+      <w:rFonts w:ascii="宋体" w:hAnsi="宋体" w:eastAsia="宋体"/>
+      <w:color w:val="1C1A17"/>
+      <w:sz w:val="24"/>
     </w:rPr>
   </w:style>
   <w:style w:type="paragraph" w:styleId="Header">
@@ -3857,16 +5716,16 @@
     <w:pPr>
       <w:keepNext/>
       <w:keepLines/>
-      <w:spacing w:before="480" w:after="0" w:line="286" w:lineRule="auto"/>
+      <w:spacing w:before="480" w:after="0"/>
       <w:jc w:val="center"/>
       <w:outlineLvl w:val="0"/>
     </w:pPr>
     <w:rPr>
-      <w:rFonts w:ascii="PingFang SC" w:hAnsi="PingFang SC" w:eastAsia="PingFang SC"/>
+      <w:rFonts w:ascii="黑体" w:hAnsi="黑体" w:eastAsia="黑体"/>
       <w:b/>
       <w:bCs/>
-      <w:color w:val="111827"/>
-      <w:sz w:val="48"/>
+      <w:color w:val="365F91" w:themeColor="accent1" w:themeShade="BF"/>
+      <w:sz w:val="44"/>
       <w:szCs w:val="28"/>
     </w:rPr>
   </w:style>
@@ -3882,16 +5741,15 @@
     <w:pPr>
       <w:keepNext/>
       <w:keepLines/>
-      <w:spacing w:before="200" w:after="0" w:line="265" w:lineRule="auto"/>
-      <w:jc w:val="left"/>
+      <w:spacing w:before="200" w:after="0"/>
       <w:outlineLvl w:val="1"/>
     </w:pPr>
     <w:rPr>
-      <w:rFonts w:ascii="PingFang SC" w:hAnsi="PingFang SC" w:eastAsia="PingFang SC"/>
+      <w:rFonts w:ascii="黑体" w:hAnsi="黑体" w:eastAsia="黑体"/>
       <w:b/>
       <w:bCs/>
-      <w:color w:val="111827"/>
-      <w:sz w:val="36"/>
+      <w:color w:val="4F81BD" w:themeColor="accent1"/>
+      <w:sz w:val="28"/>
       <w:szCs w:val="26"/>
     </w:rPr>
   </w:style>
@@ -3907,16 +5765,15 @@
     <w:pPr>
       <w:keepNext/>
       <w:keepLines/>
-      <w:spacing w:before="200" w:after="0" w:line="265" w:lineRule="auto"/>
-      <w:jc w:val="left"/>
+      <w:spacing w:before="200" w:after="0"/>
       <w:outlineLvl w:val="2"/>
     </w:pPr>
     <w:rPr>
-      <w:rFonts w:ascii="PingFang SC" w:hAnsi="PingFang SC" w:eastAsia="PingFang SC"/>
+      <w:rFonts w:ascii="黑体" w:hAnsi="黑体" w:eastAsia="黑体"/>
       <w:b/>
       <w:bCs/>
-      <w:color w:val="111827"/>
-      <w:sz w:val="30"/>
+      <w:color w:val="4F81BD" w:themeColor="accent1"/>
+      <w:sz w:val="24"/>
     </w:rPr>
   </w:style>
   <w:style w:type="paragraph" w:styleId="Heading4">
@@ -3933,17 +5790,15 @@
       <w:keepNext/>
       <w:keepLines/>
       <w:spacing w:before="200" w:after="0"/>
-      <w:jc w:val="left"/>
       <w:outlineLvl w:val="3"/>
     </w:pPr>
     <w:rPr>
-      <w:rFonts w:ascii="PingFang SC" w:hAnsi="PingFang SC" w:eastAsia="PingFang SC"/>
+      <w:rFonts w:asciiTheme="majorHAnsi" w:eastAsiaTheme="majorEastAsia" w:hAnsiTheme="majorHAnsi" w:cstheme="majorBidi"/>
       <w:b/>
       <w:bCs/>
       <w:i/>
       <w:iCs/>
-      <w:color w:val="111827"/>
-      <w:sz w:val="26"/>
+      <w:color w:val="4F81BD" w:themeColor="accent1"/>
     </w:rPr>
   </w:style>
   <w:style w:type="paragraph" w:styleId="Heading5">
